--- a/浦江/c-浦江网联试验室智能化提升项目（三期）详细报价.docx
+++ b/浦江/c-浦江网联试验室智能化提升项目（三期）详细报价.docx
@@ -491,7 +491,7 @@
               <w:szCs w:val="28"/>
               <w:lang w:val="en-US" w:eastAsia="zh-CN" w:bidi="ar-SA"/>
             </w:rPr>
-            <w:t>二、硬件报价</w:t>
+            <w:t>二、费用汇总</w:t>
           </w:r>
           <w:r>
             <w:tab/>
@@ -538,7 +538,7 @@
               <w:szCs w:val="28"/>
               <w:lang w:val="en-US" w:eastAsia="zh-CN" w:bidi="ar-SA"/>
             </w:rPr>
-            <w:t>三、软件报价</w:t>
+            <w:t>三、硬件报价</w:t>
           </w:r>
           <w:r>
             <w:tab/>
@@ -554,6 +554,53 @@
           </w:r>
           <w:r>
             <w:t>4</w:t>
+          </w:r>
+          <w:r>
+            <w:fldChar w:fldCharType="end"/>
+          </w:r>
+          <w:r>
+            <w:fldChar w:fldCharType="end"/>
+          </w:r>
+        </w:p>
+        <w:p>
+          <w:pPr>
+            <w:pStyle w:val="11"/>
+            <w:tabs>
+              <w:tab w:val="right" w:leader="dot" w:pos="8305"/>
+            </w:tabs>
+          </w:pPr>
+          <w:r>
+            <w:fldChar w:fldCharType="begin"/>
+          </w:r>
+          <w:r>
+            <w:instrText xml:space="preserve"> HYPERLINK \l _Toc900103 </w:instrText>
+          </w:r>
+          <w:r>
+            <w:fldChar w:fldCharType="separate"/>
+          </w:r>
+          <w:r>
+            <w:rPr>
+              <w:rFonts w:hint="eastAsia" w:ascii="宋体" w:hAnsi="宋体" w:eastAsia="宋体" w:cs="宋体"/>
+              <w:snapToGrid w:val="0"/>
+              <w:szCs w:val="28"/>
+              <w:lang w:val="en-US" w:eastAsia="zh-CN" w:bidi="ar-SA"/>
+            </w:rPr>
+            <w:t>四、软件报价</w:t>
+          </w:r>
+          <w:r>
+            <w:tab/>
+          </w:r>
+          <w:r>
+            <w:fldChar w:fldCharType="begin"/>
+          </w:r>
+          <w:r>
+            <w:instrText xml:space="preserve"> PAGEREF _Toc900103 \h </w:instrText>
+          </w:r>
+          <w:r>
+            <w:fldChar w:fldCharType="separate"/>
+          </w:r>
+          <w:r>
+            <w:t>5</w:t>
           </w:r>
           <w:r>
             <w:fldChar w:fldCharType="end"/>
@@ -702,7 +749,7 @@
           <w:szCs w:val="28"/>
           <w:lang w:val="en-US" w:eastAsia="zh-CN" w:bidi="ar-SA"/>
         </w:rPr>
-        <w:t>二、硬件报价</w:t>
+        <w:t>二、费用汇总</w:t>
       </w:r>
       <w:bookmarkEnd w:id="101"/>
     </w:p>
@@ -728,15 +775,8 @@
         </w:tblCellMar>
       </w:tblPr>
       <w:tblGrid>
-        <w:gridCol w:w="672"/>
-        <w:gridCol w:w="480"/>
-        <w:gridCol w:w="912"/>
-        <w:gridCol w:w="2400"/>
-        <w:gridCol w:w="432"/>
-        <w:gridCol w:w="528"/>
-        <w:gridCol w:w="960"/>
-        <w:gridCol w:w="1008"/>
-        <w:gridCol w:w="914"/>
+        <w:gridCol w:w="3322"/>
+        <w:gridCol w:w="4984"/>
       </w:tblGrid>
       <w:tr>
         <w:trPr>
@@ -746,7 +786,7 @@
         </w:trPr>
         <w:tc>
           <w:tcPr>
-            <w:tcW w:w="672" w:type="dxa"/>
+            <w:tcW w:w="3322" w:type="dxa"/>
             <w:shd w:val="clear" w:color="auto" w:fill="17365D"/>
             <w:tcMar>
               <w:top w:w="100" w:type="dxa"/>
@@ -778,13 +818,13 @@
                 <w:szCs w:val="18"/>
                 <w:lang w:val="en-US" w:eastAsia="zh-CN"/>
               </w:rPr>
-              <w:t xml:space="preserve">名称</w:t>
-            </w:r>
-          </w:p>
-        </w:tc>
-        <w:tc>
-          <w:tcPr>
-            <w:tcW w:w="480" w:type="dxa"/>
+              <w:t xml:space="preserve">项目</w:t>
+            </w:r>
+          </w:p>
+        </w:tc>
+        <w:tc>
+          <w:tcPr>
+            <w:tcW w:w="4984" w:type="dxa"/>
             <w:shd w:val="clear" w:color="auto" w:fill="17365D"/>
             <w:tcMar>
               <w:top w:w="100" w:type="dxa"/>
@@ -816,273 +856,7 @@
                 <w:szCs w:val="18"/>
                 <w:lang w:val="en-US" w:eastAsia="zh-CN"/>
               </w:rPr>
-              <w:t xml:space="preserve">序号</w:t>
-            </w:r>
-          </w:p>
-        </w:tc>
-        <w:tc>
-          <w:tcPr>
-            <w:tcW w:w="912" w:type="dxa"/>
-            <w:shd w:val="clear" w:color="auto" w:fill="17365D"/>
-            <w:tcMar>
-              <w:top w:w="100" w:type="dxa"/>
-              <w:left w:w="60" w:type="dxa"/>
-              <w:bottom w:w="100" w:type="dxa"/>
-              <w:right w:w="60" w:type="dxa"/>
-            </w:tcMar>
-            <w:vAlign w:val="center"/>
-          </w:tcPr>
-          <w:p>
-            <w:pPr>
-              <w:spacing w:before="0" w:after="0" w:line="269" w:lineRule="auto"/>
-              <w:jc w:val="center"/>
-              <w:rPr>
-                <w:rFonts w:hint="eastAsia" w:ascii="宋体" w:hAnsi="宋体" w:eastAsia="宋体" w:cs="宋体"/>
-                <w:b/>
-                <w:color w:val="FFFFFF"/>
-                <w:sz w:val="18"/>
-                <w:szCs w:val="18"/>
-                <w:lang w:val="en-US" w:eastAsia="zh-CN"/>
-              </w:rPr>
-            </w:pPr>
-            <w:r>
-              <w:rPr>
-                <w:rFonts w:hint="eastAsia" w:ascii="宋体" w:hAnsi="宋体" w:eastAsia="宋体" w:cs="宋体"/>
-                <w:b/>
-                <w:color w:val="FFFFFF"/>
-                <w:sz w:val="18"/>
-                <w:szCs w:val="18"/>
-                <w:lang w:val="en-US" w:eastAsia="zh-CN"/>
-              </w:rPr>
-              <w:t xml:space="preserve">模块名称</w:t>
-            </w:r>
-          </w:p>
-        </w:tc>
-        <w:tc>
-          <w:tcPr>
-            <w:tcW w:w="2400" w:type="dxa"/>
-            <w:shd w:val="clear" w:color="auto" w:fill="17365D"/>
-            <w:tcMar>
-              <w:top w:w="100" w:type="dxa"/>
-              <w:left w:w="60" w:type="dxa"/>
-              <w:bottom w:w="100" w:type="dxa"/>
-              <w:right w:w="60" w:type="dxa"/>
-            </w:tcMar>
-            <w:vAlign w:val="center"/>
-          </w:tcPr>
-          <w:p>
-            <w:pPr>
-              <w:spacing w:before="0" w:after="0" w:line="269" w:lineRule="auto"/>
-              <w:jc w:val="center"/>
-              <w:rPr>
-                <w:rFonts w:hint="eastAsia" w:ascii="宋体" w:hAnsi="宋体" w:eastAsia="宋体" w:cs="宋体"/>
-                <w:b/>
-                <w:color w:val="FFFFFF"/>
-                <w:sz w:val="18"/>
-                <w:szCs w:val="18"/>
-                <w:lang w:val="en-US" w:eastAsia="zh-CN"/>
-              </w:rPr>
-            </w:pPr>
-            <w:r>
-              <w:rPr>
-                <w:rFonts w:hint="eastAsia" w:ascii="宋体" w:hAnsi="宋体" w:eastAsia="宋体" w:cs="宋体"/>
-                <w:b/>
-                <w:color w:val="FFFFFF"/>
-                <w:sz w:val="18"/>
-                <w:szCs w:val="18"/>
-                <w:lang w:val="en-US" w:eastAsia="zh-CN"/>
-              </w:rPr>
-              <w:t xml:space="preserve">项目特征与需求描述</w:t>
-            </w:r>
-          </w:p>
-        </w:tc>
-        <w:tc>
-          <w:tcPr>
-            <w:tcW w:w="432" w:type="dxa"/>
-            <w:shd w:val="clear" w:color="auto" w:fill="17365D"/>
-            <w:tcMar>
-              <w:top w:w="100" w:type="dxa"/>
-              <w:left w:w="60" w:type="dxa"/>
-              <w:bottom w:w="100" w:type="dxa"/>
-              <w:right w:w="60" w:type="dxa"/>
-            </w:tcMar>
-            <w:vAlign w:val="center"/>
-          </w:tcPr>
-          <w:p>
-            <w:pPr>
-              <w:spacing w:before="0" w:after="0" w:line="269" w:lineRule="auto"/>
-              <w:jc w:val="center"/>
-              <w:rPr>
-                <w:rFonts w:hint="eastAsia" w:ascii="宋体" w:hAnsi="宋体" w:eastAsia="宋体" w:cs="宋体"/>
-                <w:b/>
-                <w:color w:val="FFFFFF"/>
-                <w:sz w:val="18"/>
-                <w:szCs w:val="18"/>
-                <w:lang w:val="en-US" w:eastAsia="zh-CN"/>
-              </w:rPr>
-            </w:pPr>
-            <w:r>
-              <w:rPr>
-                <w:rFonts w:hint="eastAsia" w:ascii="宋体" w:hAnsi="宋体" w:eastAsia="宋体" w:cs="宋体"/>
-                <w:b/>
-                <w:color w:val="FFFFFF"/>
-                <w:sz w:val="18"/>
-                <w:szCs w:val="18"/>
-                <w:lang w:val="en-US" w:eastAsia="zh-CN"/>
-              </w:rPr>
-              <w:t xml:space="preserve">单位</w:t>
-            </w:r>
-          </w:p>
-        </w:tc>
-        <w:tc>
-          <w:tcPr>
-            <w:tcW w:w="528" w:type="dxa"/>
-            <w:shd w:val="clear" w:color="auto" w:fill="17365D"/>
-            <w:tcMar>
-              <w:top w:w="100" w:type="dxa"/>
-              <w:left w:w="60" w:type="dxa"/>
-              <w:bottom w:w="100" w:type="dxa"/>
-              <w:right w:w="60" w:type="dxa"/>
-            </w:tcMar>
-            <w:vAlign w:val="center"/>
-          </w:tcPr>
-          <w:p>
-            <w:pPr>
-              <w:spacing w:before="0" w:after="0" w:line="269" w:lineRule="auto"/>
-              <w:jc w:val="center"/>
-              <w:rPr>
-                <w:rFonts w:hint="eastAsia" w:ascii="宋体" w:hAnsi="宋体" w:eastAsia="宋体" w:cs="宋体"/>
-                <w:b/>
-                <w:color w:val="FFFFFF"/>
-                <w:sz w:val="18"/>
-                <w:szCs w:val="18"/>
-                <w:lang w:val="en-US" w:eastAsia="zh-CN"/>
-              </w:rPr>
-            </w:pPr>
-            <w:r>
-              <w:rPr>
-                <w:rFonts w:hint="eastAsia" w:ascii="宋体" w:hAnsi="宋体" w:eastAsia="宋体" w:cs="宋体"/>
-                <w:b/>
-                <w:color w:val="FFFFFF"/>
-                <w:sz w:val="18"/>
-                <w:szCs w:val="18"/>
-                <w:lang w:val="en-US" w:eastAsia="zh-CN"/>
-              </w:rPr>
-              <w:t xml:space="preserve">工程量</w:t>
-            </w:r>
-          </w:p>
-        </w:tc>
-        <w:tc>
-          <w:tcPr>
-            <w:tcW w:w="960" w:type="dxa"/>
-            <w:shd w:val="clear" w:color="auto" w:fill="17365D"/>
-            <w:tcMar>
-              <w:top w:w="100" w:type="dxa"/>
-              <w:left w:w="60" w:type="dxa"/>
-              <w:bottom w:w="100" w:type="dxa"/>
-              <w:right w:w="60" w:type="dxa"/>
-            </w:tcMar>
-            <w:vAlign w:val="center"/>
-          </w:tcPr>
-          <w:p>
-            <w:pPr>
-              <w:spacing w:before="0" w:after="0" w:line="269" w:lineRule="auto"/>
-              <w:jc w:val="center"/>
-              <w:rPr>
-                <w:rFonts w:hint="eastAsia" w:ascii="宋体" w:hAnsi="宋体" w:eastAsia="宋体" w:cs="宋体"/>
-                <w:b/>
-                <w:color w:val="FFFFFF"/>
-                <w:sz w:val="18"/>
-                <w:szCs w:val="18"/>
-                <w:lang w:val="en-US" w:eastAsia="zh-CN"/>
-              </w:rPr>
-            </w:pPr>
-            <w:r>
-              <w:rPr>
-                <w:rFonts w:hint="eastAsia" w:ascii="宋体" w:hAnsi="宋体" w:eastAsia="宋体" w:cs="宋体"/>
-                <w:b/>
-                <w:color w:val="FFFFFF"/>
-                <w:sz w:val="18"/>
-                <w:szCs w:val="18"/>
-                <w:lang w:val="en-US" w:eastAsia="zh-CN"/>
-              </w:rPr>
-              <w:t xml:space="preserve">单价（元）</w:t>
-            </w:r>
-          </w:p>
-        </w:tc>
-        <w:tc>
-          <w:tcPr>
-            <w:tcW w:w="1008" w:type="dxa"/>
-            <w:shd w:val="clear" w:color="auto" w:fill="17365D"/>
-            <w:tcMar>
-              <w:top w:w="100" w:type="dxa"/>
-              <w:left w:w="60" w:type="dxa"/>
-              <w:bottom w:w="100" w:type="dxa"/>
-              <w:right w:w="60" w:type="dxa"/>
-            </w:tcMar>
-            <w:vAlign w:val="center"/>
-          </w:tcPr>
-          <w:p>
-            <w:pPr>
-              <w:spacing w:before="0" w:after="0" w:line="269" w:lineRule="auto"/>
-              <w:jc w:val="center"/>
-              <w:rPr>
-                <w:rFonts w:hint="eastAsia" w:ascii="宋体" w:hAnsi="宋体" w:eastAsia="宋体" w:cs="宋体"/>
-                <w:b/>
-                <w:color w:val="FFFFFF"/>
-                <w:sz w:val="18"/>
-                <w:szCs w:val="18"/>
-                <w:lang w:val="en-US" w:eastAsia="zh-CN"/>
-              </w:rPr>
-            </w:pPr>
-            <w:r>
-              <w:rPr>
-                <w:rFonts w:hint="eastAsia" w:ascii="宋体" w:hAnsi="宋体" w:eastAsia="宋体" w:cs="宋体"/>
-                <w:b/>
-                <w:color w:val="FFFFFF"/>
-                <w:sz w:val="18"/>
-                <w:szCs w:val="18"/>
-                <w:lang w:val="en-US" w:eastAsia="zh-CN"/>
-              </w:rPr>
-              <w:t xml:space="preserve">合价（元）</w:t>
-            </w:r>
-          </w:p>
-        </w:tc>
-        <w:tc>
-          <w:tcPr>
-            <w:tcW w:w="914" w:type="dxa"/>
-            <w:shd w:val="clear" w:color="auto" w:fill="17365D"/>
-            <w:tcMar>
-              <w:top w:w="100" w:type="dxa"/>
-              <w:left w:w="60" w:type="dxa"/>
-              <w:bottom w:w="100" w:type="dxa"/>
-              <w:right w:w="60" w:type="dxa"/>
-            </w:tcMar>
-            <w:vAlign w:val="center"/>
-          </w:tcPr>
-          <w:p>
-            <w:pPr>
-              <w:spacing w:before="0" w:after="0" w:line="269" w:lineRule="auto"/>
-              <w:jc w:val="center"/>
-              <w:rPr>
-                <w:rFonts w:hint="eastAsia" w:ascii="宋体" w:hAnsi="宋体" w:eastAsia="宋体" w:cs="宋体"/>
-                <w:b/>
-                <w:color w:val="FFFFFF"/>
-                <w:sz w:val="18"/>
-                <w:szCs w:val="18"/>
-                <w:lang w:val="en-US" w:eastAsia="zh-CN"/>
-              </w:rPr>
-            </w:pPr>
-            <w:r>
-              <w:rPr>
-                <w:rFonts w:hint="eastAsia" w:ascii="宋体" w:hAnsi="宋体" w:eastAsia="宋体" w:cs="宋体"/>
-                <w:b/>
-                <w:color w:val="FFFFFF"/>
-                <w:sz w:val="18"/>
-                <w:szCs w:val="18"/>
-                <w:lang w:val="en-US" w:eastAsia="zh-CN"/>
-              </w:rPr>
-              <w:t xml:space="preserve">备注</w:t>
+              <w:t xml:space="preserve">金额（元）</w:t>
             </w:r>
           </w:p>
         </w:tc>
@@ -1094,7 +868,7 @@
         </w:trPr>
         <w:tc>
           <w:tcPr>
-            <w:tcW w:w="672" w:type="dxa"/>
+            <w:tcW w:w="3322" w:type="dxa"/>
             <w:tcMar>
               <w:top w:w="100" w:type="dxa"/>
               <w:left w:w="60" w:type="dxa"/>
@@ -1123,287 +897,42 @@
                 <w:szCs w:val="18"/>
                 <w:lang w:val="en-US" w:eastAsia="zh-CN"/>
               </w:rPr>
-              <w:t xml:space="preserve">样品运输设备</w:t>
-            </w:r>
-          </w:p>
-        </w:tc>
-        <w:tc>
-          <w:tcPr>
-            <w:tcW w:w="480" w:type="dxa"/>
-            <w:tcMar>
-              <w:top w:w="100" w:type="dxa"/>
-              <w:left w:w="60" w:type="dxa"/>
-              <w:bottom w:w="100" w:type="dxa"/>
-              <w:right w:w="60" w:type="dxa"/>
-            </w:tcMar>
-            <w:vAlign w:val="center"/>
-          </w:tcPr>
-          <w:p>
-            <w:pPr>
-              <w:spacing w:before="0" w:after="0" w:line="269" w:lineRule="auto"/>
-              <w:jc w:val="left"/>
-              <w:rPr>
-                <w:rFonts w:hint="eastAsia" w:ascii="宋体" w:hAnsi="宋体" w:eastAsia="宋体" w:cs="宋体"/>
-                <w:color w:val="000000"/>
-                <w:sz w:val="18"/>
-                <w:szCs w:val="18"/>
-                <w:lang w:val="en-US" w:eastAsia="zh-CN"/>
-              </w:rPr>
-            </w:pPr>
-            <w:r>
-              <w:rPr>
-                <w:rFonts w:hint="eastAsia" w:ascii="宋体" w:hAnsi="宋体" w:eastAsia="宋体" w:cs="宋体"/>
-                <w:color w:val="000000"/>
-                <w:sz w:val="18"/>
-                <w:szCs w:val="18"/>
-                <w:lang w:val="en-US" w:eastAsia="zh-CN"/>
-              </w:rPr>
-              <w:t xml:space="preserve">1</w:t>
-            </w:r>
-          </w:p>
-        </w:tc>
-        <w:tc>
-          <w:tcPr>
-            <w:tcW w:w="912" w:type="dxa"/>
-            <w:tcMar>
-              <w:top w:w="100" w:type="dxa"/>
-              <w:left w:w="60" w:type="dxa"/>
-              <w:bottom w:w="100" w:type="dxa"/>
-              <w:right w:w="60" w:type="dxa"/>
-            </w:tcMar>
-            <w:vAlign w:val="center"/>
-          </w:tcPr>
-          <w:p>
-            <w:pPr>
-              <w:spacing w:before="0" w:after="0" w:line="269" w:lineRule="auto"/>
-              <w:jc w:val="left"/>
-              <w:rPr>
-                <w:rFonts w:hint="eastAsia" w:ascii="宋体" w:hAnsi="宋体" w:eastAsia="宋体" w:cs="宋体"/>
-                <w:color w:val="000000"/>
-                <w:sz w:val="18"/>
-                <w:szCs w:val="18"/>
-                <w:lang w:val="en-US" w:eastAsia="zh-CN"/>
-              </w:rPr>
-            </w:pPr>
-            <w:r>
-              <w:rPr>
-                <w:rFonts w:hint="eastAsia" w:ascii="宋体" w:hAnsi="宋体" w:eastAsia="宋体" w:cs="宋体"/>
-                <w:color w:val="000000"/>
-                <w:sz w:val="18"/>
-                <w:szCs w:val="18"/>
-                <w:lang w:val="en-US" w:eastAsia="zh-CN"/>
-              </w:rPr>
-              <w:t xml:space="preserve">样品运输机器人</w:t>
-            </w:r>
-          </w:p>
-        </w:tc>
-        <w:tc>
-          <w:tcPr>
-            <w:tcW w:w="2400" w:type="dxa"/>
-            <w:tcMar>
-              <w:top w:w="100" w:type="dxa"/>
-              <w:left w:w="60" w:type="dxa"/>
-              <w:bottom w:w="100" w:type="dxa"/>
-              <w:right w:w="60" w:type="dxa"/>
-            </w:tcMar>
-            <w:vAlign w:val="center"/>
-          </w:tcPr>
-          <w:p>
-            <w:pPr>
-              <w:spacing w:before="0" w:after="0" w:line="269" w:lineRule="auto"/>
-              <w:jc w:val="left"/>
-              <w:rPr>
-                <w:rFonts w:hint="eastAsia" w:ascii="宋体" w:hAnsi="宋体" w:eastAsia="宋体" w:cs="宋体"/>
-                <w:color w:val="000000"/>
-                <w:sz w:val="18"/>
-                <w:szCs w:val="18"/>
-                <w:lang w:val="en-US" w:eastAsia="zh-CN"/>
-              </w:rPr>
-            </w:pPr>
-            <w:r>
-              <w:rPr>
-                <w:rFonts w:hint="eastAsia" w:ascii="宋体" w:hAnsi="宋体" w:eastAsia="宋体" w:cs="宋体"/>
-                <w:color w:val="000000"/>
-                <w:sz w:val="18"/>
-                <w:szCs w:val="18"/>
-                <w:lang w:val="en-US" w:eastAsia="zh-CN"/>
-              </w:rPr>
-              <w:t xml:space="preserve">X300B工业搬运机器人，双轮差速驱动，激光SLAM导航，举升高度60 mm，导航到点精度&lt;±20 mm；含电池、自动回充桩、调度管理系统授权及现场建图调试</w:t>
-            </w:r>
-          </w:p>
-        </w:tc>
-        <w:tc>
-          <w:tcPr>
-            <w:tcW w:w="432" w:type="dxa"/>
-            <w:tcMar>
-              <w:top w:w="100" w:type="dxa"/>
-              <w:left w:w="60" w:type="dxa"/>
-              <w:bottom w:w="100" w:type="dxa"/>
-              <w:right w:w="60" w:type="dxa"/>
-            </w:tcMar>
-            <w:vAlign w:val="center"/>
-          </w:tcPr>
-          <w:p>
-            <w:pPr>
-              <w:spacing w:before="0" w:after="0" w:line="269" w:lineRule="auto"/>
-              <w:jc w:val="left"/>
-              <w:rPr>
-                <w:rFonts w:hint="eastAsia" w:ascii="宋体" w:hAnsi="宋体" w:eastAsia="宋体" w:cs="宋体"/>
-                <w:color w:val="000000"/>
-                <w:sz w:val="18"/>
-                <w:szCs w:val="18"/>
-                <w:lang w:val="en-US" w:eastAsia="zh-CN"/>
-              </w:rPr>
-            </w:pPr>
-            <w:r>
-              <w:rPr>
-                <w:rFonts w:hint="eastAsia" w:ascii="宋体" w:hAnsi="宋体" w:eastAsia="宋体" w:cs="宋体"/>
-                <w:color w:val="000000"/>
-                <w:sz w:val="18"/>
-                <w:szCs w:val="18"/>
-                <w:lang w:val="en-US" w:eastAsia="zh-CN"/>
-              </w:rPr>
-              <w:t xml:space="preserve">台</w:t>
-            </w:r>
-          </w:p>
-        </w:tc>
-        <w:tc>
-          <w:tcPr>
-            <w:tcW w:w="528" w:type="dxa"/>
-            <w:tcMar>
-              <w:top w:w="100" w:type="dxa"/>
-              <w:left w:w="60" w:type="dxa"/>
-              <w:bottom w:w="100" w:type="dxa"/>
-              <w:right w:w="60" w:type="dxa"/>
-            </w:tcMar>
-            <w:vAlign w:val="center"/>
-          </w:tcPr>
-          <w:p>
-            <w:pPr>
-              <w:spacing w:before="0" w:after="0" w:line="269" w:lineRule="auto"/>
-              <w:jc w:val="left"/>
-              <w:rPr>
-                <w:rFonts w:hint="eastAsia" w:ascii="宋体" w:hAnsi="宋体" w:eastAsia="宋体" w:cs="宋体"/>
-                <w:color w:val="000000"/>
-                <w:sz w:val="18"/>
-                <w:szCs w:val="18"/>
-                <w:lang w:val="en-US" w:eastAsia="zh-CN"/>
-              </w:rPr>
-            </w:pPr>
-            <w:r>
-              <w:rPr>
-                <w:rFonts w:hint="eastAsia" w:ascii="宋体" w:hAnsi="宋体" w:eastAsia="宋体" w:cs="宋体"/>
-                <w:color w:val="000000"/>
-                <w:sz w:val="18"/>
-                <w:szCs w:val="18"/>
-                <w:lang w:val="en-US" w:eastAsia="zh-CN"/>
-              </w:rPr>
-              <w:t xml:space="preserve">2</w:t>
-            </w:r>
-          </w:p>
-        </w:tc>
-        <w:tc>
-          <w:tcPr>
-            <w:tcW w:w="960" w:type="dxa"/>
-            <w:tcMar>
-              <w:top w:w="100" w:type="dxa"/>
-              <w:left w:w="60" w:type="dxa"/>
-              <w:bottom w:w="100" w:type="dxa"/>
-              <w:right w:w="60" w:type="dxa"/>
-            </w:tcMar>
-            <w:vAlign w:val="center"/>
-          </w:tcPr>
-          <w:p>
-            <w:pPr>
-              <w:spacing w:before="0" w:after="0" w:line="269" w:lineRule="auto"/>
-              <w:jc w:val="left"/>
-              <w:rPr>
-                <w:rFonts w:hint="eastAsia" w:ascii="宋体" w:hAnsi="宋体" w:eastAsia="宋体" w:cs="宋体"/>
-                <w:color w:val="000000"/>
-                <w:sz w:val="18"/>
-                <w:szCs w:val="18"/>
-                <w:lang w:val="en-US" w:eastAsia="zh-CN"/>
-              </w:rPr>
-            </w:pPr>
-            <w:r>
-              <w:rPr>
-                <w:rFonts w:hint="eastAsia" w:ascii="宋体" w:hAnsi="宋体" w:eastAsia="宋体" w:cs="宋体"/>
-                <w:color w:val="000000"/>
-                <w:sz w:val="18"/>
-                <w:szCs w:val="18"/>
-                <w:lang w:val="en-US" w:eastAsia="zh-CN"/>
-              </w:rPr>
-              <w:t xml:space="preserve">100,000</w:t>
-            </w:r>
-          </w:p>
-        </w:tc>
-        <w:tc>
-          <w:tcPr>
-            <w:tcW w:w="1008" w:type="dxa"/>
-            <w:tcMar>
-              <w:top w:w="100" w:type="dxa"/>
-              <w:left w:w="60" w:type="dxa"/>
-              <w:bottom w:w="100" w:type="dxa"/>
-              <w:right w:w="60" w:type="dxa"/>
-            </w:tcMar>
-            <w:vAlign w:val="center"/>
-          </w:tcPr>
-          <w:p>
-            <w:pPr>
-              <w:spacing w:before="0" w:after="0" w:line="269" w:lineRule="auto"/>
-              <w:jc w:val="left"/>
-              <w:rPr>
-                <w:rFonts w:hint="eastAsia" w:ascii="宋体" w:hAnsi="宋体" w:eastAsia="宋体" w:cs="宋体"/>
-                <w:color w:val="000000"/>
-                <w:sz w:val="18"/>
-                <w:szCs w:val="18"/>
-                <w:lang w:val="en-US" w:eastAsia="zh-CN"/>
-              </w:rPr>
-            </w:pPr>
-            <w:r>
-              <w:rPr>
-                <w:rFonts w:hint="eastAsia" w:ascii="宋体" w:hAnsi="宋体" w:eastAsia="宋体" w:cs="宋体"/>
-                <w:color w:val="000000"/>
-                <w:sz w:val="18"/>
-                <w:szCs w:val="18"/>
-                <w:lang w:val="en-US" w:eastAsia="zh-CN"/>
-              </w:rPr>
-              <w:t xml:space="preserve">200,000</w:t>
-            </w:r>
-          </w:p>
-        </w:tc>
-        <w:tc>
-          <w:tcPr>
-            <w:tcW w:w="914" w:type="dxa"/>
-            <w:tcMar>
-              <w:top w:w="100" w:type="dxa"/>
-              <w:left w:w="60" w:type="dxa"/>
-              <w:bottom w:w="100" w:type="dxa"/>
-              <w:right w:w="60" w:type="dxa"/>
-            </w:tcMar>
-            <w:vAlign w:val="center"/>
-          </w:tcPr>
-          <w:p>
-            <w:pPr>
-              <w:spacing w:before="0" w:after="0" w:line="269" w:lineRule="auto"/>
-              <w:jc w:val="left"/>
-              <w:rPr>
-                <w:rFonts w:hint="eastAsia" w:ascii="宋体" w:hAnsi="宋体" w:eastAsia="宋体" w:cs="宋体"/>
-                <w:color w:val="000000"/>
-                <w:sz w:val="18"/>
-                <w:szCs w:val="18"/>
-                <w:lang w:val="en-US" w:eastAsia="zh-CN"/>
-              </w:rPr>
-            </w:pPr>
-            <w:r>
-              <w:rPr>
-                <w:rFonts w:hint="eastAsia" w:ascii="宋体" w:hAnsi="宋体" w:eastAsia="宋体" w:cs="宋体"/>
-                <w:color w:val="000000"/>
-                <w:sz w:val="18"/>
-                <w:szCs w:val="18"/>
-                <w:lang w:val="en-US" w:eastAsia="zh-CN"/>
-              </w:rPr>
-              <w:t xml:space="preserve">单台10万元</w:t>
+              <w:t xml:space="preserve">硬件总价</w:t>
+            </w:r>
+          </w:p>
+        </w:tc>
+        <w:tc>
+          <w:tcPr>
+            <w:tcW w:w="4984" w:type="dxa"/>
+            <w:tcMar>
+              <w:top w:w="100" w:type="dxa"/>
+              <w:left w:w="60" w:type="dxa"/>
+              <w:bottom w:w="100" w:type="dxa"/>
+              <w:right w:w="60" w:type="dxa"/>
+            </w:tcMar>
+            <w:vAlign w:val="center"/>
+          </w:tcPr>
+          <w:p>
+            <w:pPr>
+              <w:spacing w:before="0" w:after="0" w:line="269" w:lineRule="auto"/>
+              <w:jc w:val="left"/>
+              <w:rPr>
+                <w:rFonts w:hint="eastAsia" w:ascii="宋体" w:hAnsi="宋体" w:eastAsia="宋体" w:cs="宋体"/>
+                <w:color w:val="000000"/>
+                <w:sz w:val="18"/>
+                <w:szCs w:val="18"/>
+                <w:lang w:val="en-US" w:eastAsia="zh-CN"/>
+              </w:rPr>
+            </w:pPr>
+            <w:r>
+              <w:rPr>
+                <w:rFonts w:hint="eastAsia" w:ascii="宋体" w:hAnsi="宋体" w:eastAsia="宋体" w:cs="宋体"/>
+                <w:color w:val="000000"/>
+                <w:sz w:val="18"/>
+                <w:szCs w:val="18"/>
+                <w:lang w:val="en-US" w:eastAsia="zh-CN"/>
+              </w:rPr>
+              <w:t xml:space="preserve">284,000</w:t>
             </w:r>
           </w:p>
         </w:tc>
@@ -1415,7 +944,7 @@
         </w:trPr>
         <w:tc>
           <w:tcPr>
-            <w:tcW w:w="672" w:type="dxa"/>
+            <w:tcW w:w="3322" w:type="dxa"/>
             <w:tcMar>
               <w:top w:w="100" w:type="dxa"/>
               <w:left w:w="60" w:type="dxa"/>
@@ -1444,287 +973,42 @@
                 <w:szCs w:val="18"/>
                 <w:lang w:val="en-US" w:eastAsia="zh-CN"/>
               </w:rPr>
-              <w:t xml:space="preserve">门禁与显示设备</w:t>
-            </w:r>
-          </w:p>
-        </w:tc>
-        <w:tc>
-          <w:tcPr>
-            <w:tcW w:w="480" w:type="dxa"/>
-            <w:tcMar>
-              <w:top w:w="100" w:type="dxa"/>
-              <w:left w:w="60" w:type="dxa"/>
-              <w:bottom w:w="100" w:type="dxa"/>
-              <w:right w:w="60" w:type="dxa"/>
-            </w:tcMar>
-            <w:vAlign w:val="center"/>
-          </w:tcPr>
-          <w:p>
-            <w:pPr>
-              <w:spacing w:before="0" w:after="0" w:line="269" w:lineRule="auto"/>
-              <w:jc w:val="left"/>
-              <w:rPr>
-                <w:rFonts w:hint="eastAsia" w:ascii="宋体" w:hAnsi="宋体" w:eastAsia="宋体" w:cs="宋体"/>
-                <w:color w:val="000000"/>
-                <w:sz w:val="18"/>
-                <w:szCs w:val="18"/>
-                <w:lang w:val="en-US" w:eastAsia="zh-CN"/>
-              </w:rPr>
-            </w:pPr>
-            <w:r>
-              <w:rPr>
-                <w:rFonts w:hint="eastAsia" w:ascii="宋体" w:hAnsi="宋体" w:eastAsia="宋体" w:cs="宋体"/>
-                <w:color w:val="000000"/>
-                <w:sz w:val="18"/>
-                <w:szCs w:val="18"/>
-                <w:lang w:val="en-US" w:eastAsia="zh-CN"/>
-              </w:rPr>
-              <w:t xml:space="preserve">2</w:t>
-            </w:r>
-          </w:p>
-        </w:tc>
-        <w:tc>
-          <w:tcPr>
-            <w:tcW w:w="912" w:type="dxa"/>
-            <w:tcMar>
-              <w:top w:w="100" w:type="dxa"/>
-              <w:left w:w="60" w:type="dxa"/>
-              <w:bottom w:w="100" w:type="dxa"/>
-              <w:right w:w="60" w:type="dxa"/>
-            </w:tcMar>
-            <w:vAlign w:val="center"/>
-          </w:tcPr>
-          <w:p>
-            <w:pPr>
-              <w:spacing w:before="0" w:after="0" w:line="269" w:lineRule="auto"/>
-              <w:jc w:val="left"/>
-              <w:rPr>
-                <w:rFonts w:hint="eastAsia" w:ascii="宋体" w:hAnsi="宋体" w:eastAsia="宋体" w:cs="宋体"/>
-                <w:color w:val="000000"/>
-                <w:sz w:val="18"/>
-                <w:szCs w:val="18"/>
-                <w:lang w:val="en-US" w:eastAsia="zh-CN"/>
-              </w:rPr>
-            </w:pPr>
-            <w:r>
-              <w:rPr>
-                <w:rFonts w:hint="eastAsia" w:ascii="宋体" w:hAnsi="宋体" w:eastAsia="宋体" w:cs="宋体"/>
-                <w:color w:val="000000"/>
-                <w:sz w:val="18"/>
-                <w:szCs w:val="18"/>
-                <w:lang w:val="en-US" w:eastAsia="zh-CN"/>
-              </w:rPr>
-              <w:t xml:space="preserve">运输机器人联动改造</w:t>
-            </w:r>
-          </w:p>
-        </w:tc>
-        <w:tc>
-          <w:tcPr>
-            <w:tcW w:w="2400" w:type="dxa"/>
-            <w:tcMar>
-              <w:top w:w="100" w:type="dxa"/>
-              <w:left w:w="60" w:type="dxa"/>
-              <w:bottom w:w="100" w:type="dxa"/>
-              <w:right w:w="60" w:type="dxa"/>
-            </w:tcMar>
-            <w:vAlign w:val="center"/>
-          </w:tcPr>
-          <w:p>
-            <w:pPr>
-              <w:spacing w:before="0" w:after="0" w:line="269" w:lineRule="auto"/>
-              <w:jc w:val="left"/>
-              <w:rPr>
-                <w:rFonts w:hint="eastAsia" w:ascii="宋体" w:hAnsi="宋体" w:eastAsia="宋体" w:cs="宋体"/>
-                <w:color w:val="000000"/>
-                <w:sz w:val="18"/>
-                <w:szCs w:val="18"/>
-                <w:lang w:val="en-US" w:eastAsia="zh-CN"/>
-              </w:rPr>
-            </w:pPr>
-            <w:r>
-              <w:rPr>
-                <w:rFonts w:hint="eastAsia" w:ascii="宋体" w:hAnsi="宋体" w:eastAsia="宋体" w:cs="宋体"/>
-                <w:color w:val="000000"/>
-                <w:sz w:val="18"/>
-                <w:szCs w:val="18"/>
-                <w:lang w:val="en-US" w:eastAsia="zh-CN"/>
-              </w:rPr>
-              <w:t xml:space="preserve">运输路线上的试验室门体加装联动控制器与电动开门机，具备开门、关门及到位信号输出</w:t>
-            </w:r>
-          </w:p>
-        </w:tc>
-        <w:tc>
-          <w:tcPr>
-            <w:tcW w:w="432" w:type="dxa"/>
-            <w:tcMar>
-              <w:top w:w="100" w:type="dxa"/>
-              <w:left w:w="60" w:type="dxa"/>
-              <w:bottom w:w="100" w:type="dxa"/>
-              <w:right w:w="60" w:type="dxa"/>
-            </w:tcMar>
-            <w:vAlign w:val="center"/>
-          </w:tcPr>
-          <w:p>
-            <w:pPr>
-              <w:spacing w:before="0" w:after="0" w:line="269" w:lineRule="auto"/>
-              <w:jc w:val="left"/>
-              <w:rPr>
-                <w:rFonts w:hint="eastAsia" w:ascii="宋体" w:hAnsi="宋体" w:eastAsia="宋体" w:cs="宋体"/>
-                <w:color w:val="000000"/>
-                <w:sz w:val="18"/>
-                <w:szCs w:val="18"/>
-                <w:lang w:val="en-US" w:eastAsia="zh-CN"/>
-              </w:rPr>
-            </w:pPr>
-            <w:r>
-              <w:rPr>
-                <w:rFonts w:hint="eastAsia" w:ascii="宋体" w:hAnsi="宋体" w:eastAsia="宋体" w:cs="宋体"/>
-                <w:color w:val="000000"/>
-                <w:sz w:val="18"/>
-                <w:szCs w:val="18"/>
-                <w:lang w:val="en-US" w:eastAsia="zh-CN"/>
-              </w:rPr>
-              <w:t xml:space="preserve">扇</w:t>
-            </w:r>
-          </w:p>
-        </w:tc>
-        <w:tc>
-          <w:tcPr>
-            <w:tcW w:w="528" w:type="dxa"/>
-            <w:tcMar>
-              <w:top w:w="100" w:type="dxa"/>
-              <w:left w:w="60" w:type="dxa"/>
-              <w:bottom w:w="100" w:type="dxa"/>
-              <w:right w:w="60" w:type="dxa"/>
-            </w:tcMar>
-            <w:vAlign w:val="center"/>
-          </w:tcPr>
-          <w:p>
-            <w:pPr>
-              <w:spacing w:before="0" w:after="0" w:line="269" w:lineRule="auto"/>
-              <w:jc w:val="left"/>
-              <w:rPr>
-                <w:rFonts w:hint="eastAsia" w:ascii="宋体" w:hAnsi="宋体" w:eastAsia="宋体" w:cs="宋体"/>
-                <w:color w:val="000000"/>
-                <w:sz w:val="18"/>
-                <w:szCs w:val="18"/>
-                <w:lang w:val="en-US" w:eastAsia="zh-CN"/>
-              </w:rPr>
-            </w:pPr>
-            <w:r>
-              <w:rPr>
-                <w:rFonts w:hint="eastAsia" w:ascii="宋体" w:hAnsi="宋体" w:eastAsia="宋体" w:cs="宋体"/>
-                <w:color w:val="000000"/>
-                <w:sz w:val="18"/>
-                <w:szCs w:val="18"/>
-                <w:lang w:val="en-US" w:eastAsia="zh-CN"/>
-              </w:rPr>
-              <w:t xml:space="preserve">4</w:t>
-            </w:r>
-          </w:p>
-        </w:tc>
-        <w:tc>
-          <w:tcPr>
-            <w:tcW w:w="960" w:type="dxa"/>
-            <w:tcMar>
-              <w:top w:w="100" w:type="dxa"/>
-              <w:left w:w="60" w:type="dxa"/>
-              <w:bottom w:w="100" w:type="dxa"/>
-              <w:right w:w="60" w:type="dxa"/>
-            </w:tcMar>
-            <w:vAlign w:val="center"/>
-          </w:tcPr>
-          <w:p>
-            <w:pPr>
-              <w:spacing w:before="0" w:after="0" w:line="269" w:lineRule="auto"/>
-              <w:jc w:val="left"/>
-              <w:rPr>
-                <w:rFonts w:hint="eastAsia" w:ascii="宋体" w:hAnsi="宋体" w:eastAsia="宋体" w:cs="宋体"/>
-                <w:color w:val="000000"/>
-                <w:sz w:val="18"/>
-                <w:szCs w:val="18"/>
-                <w:lang w:val="en-US" w:eastAsia="zh-CN"/>
-              </w:rPr>
-            </w:pPr>
-            <w:r>
-              <w:rPr>
-                <w:rFonts w:hint="eastAsia" w:ascii="宋体" w:hAnsi="宋体" w:eastAsia="宋体" w:cs="宋体"/>
-                <w:color w:val="000000"/>
-                <w:sz w:val="18"/>
-                <w:szCs w:val="18"/>
-                <w:lang w:val="en-US" w:eastAsia="zh-CN"/>
-              </w:rPr>
-              <w:t xml:space="preserve">6,000</w:t>
-            </w:r>
-          </w:p>
-        </w:tc>
-        <w:tc>
-          <w:tcPr>
-            <w:tcW w:w="1008" w:type="dxa"/>
-            <w:tcMar>
-              <w:top w:w="100" w:type="dxa"/>
-              <w:left w:w="60" w:type="dxa"/>
-              <w:bottom w:w="100" w:type="dxa"/>
-              <w:right w:w="60" w:type="dxa"/>
-            </w:tcMar>
-            <w:vAlign w:val="center"/>
-          </w:tcPr>
-          <w:p>
-            <w:pPr>
-              <w:spacing w:before="0" w:after="0" w:line="269" w:lineRule="auto"/>
-              <w:jc w:val="left"/>
-              <w:rPr>
-                <w:rFonts w:hint="eastAsia" w:ascii="宋体" w:hAnsi="宋体" w:eastAsia="宋体" w:cs="宋体"/>
-                <w:color w:val="000000"/>
-                <w:sz w:val="18"/>
-                <w:szCs w:val="18"/>
-                <w:lang w:val="en-US" w:eastAsia="zh-CN"/>
-              </w:rPr>
-            </w:pPr>
-            <w:r>
-              <w:rPr>
-                <w:rFonts w:hint="eastAsia" w:ascii="宋体" w:hAnsi="宋体" w:eastAsia="宋体" w:cs="宋体"/>
-                <w:color w:val="000000"/>
-                <w:sz w:val="18"/>
-                <w:szCs w:val="18"/>
-                <w:lang w:val="en-US" w:eastAsia="zh-CN"/>
-              </w:rPr>
-              <w:t xml:space="preserve">24,000</w:t>
-            </w:r>
-          </w:p>
-        </w:tc>
-        <w:tc>
-          <w:tcPr>
-            <w:tcW w:w="914" w:type="dxa"/>
-            <w:tcMar>
-              <w:top w:w="100" w:type="dxa"/>
-              <w:left w:w="60" w:type="dxa"/>
-              <w:bottom w:w="100" w:type="dxa"/>
-              <w:right w:w="60" w:type="dxa"/>
-            </w:tcMar>
-            <w:vAlign w:val="center"/>
-          </w:tcPr>
-          <w:p>
-            <w:pPr>
-              <w:spacing w:before="0" w:after="0" w:line="269" w:lineRule="auto"/>
-              <w:jc w:val="left"/>
-              <w:rPr>
-                <w:rFonts w:hint="eastAsia" w:ascii="宋体" w:hAnsi="宋体" w:eastAsia="宋体" w:cs="宋体"/>
-                <w:color w:val="000000"/>
-                <w:sz w:val="18"/>
-                <w:szCs w:val="18"/>
-                <w:lang w:val="en-US" w:eastAsia="zh-CN"/>
-              </w:rPr>
-            </w:pPr>
-            <w:r>
-              <w:rPr>
-                <w:rFonts w:hint="eastAsia" w:ascii="宋体" w:hAnsi="宋体" w:eastAsia="宋体" w:cs="宋体"/>
-                <w:color w:val="000000"/>
-                <w:sz w:val="18"/>
-                <w:szCs w:val="18"/>
-                <w:lang w:val="en-US" w:eastAsia="zh-CN"/>
-              </w:rPr>
-              <w:t xml:space="preserve">含安装；数量以现场勘查为准</w:t>
+              <w:t xml:space="preserve">软件总价</w:t>
+            </w:r>
+          </w:p>
+        </w:tc>
+        <w:tc>
+          <w:tcPr>
+            <w:tcW w:w="4984" w:type="dxa"/>
+            <w:tcMar>
+              <w:top w:w="100" w:type="dxa"/>
+              <w:left w:w="60" w:type="dxa"/>
+              <w:bottom w:w="100" w:type="dxa"/>
+              <w:right w:w="60" w:type="dxa"/>
+            </w:tcMar>
+            <w:vAlign w:val="center"/>
+          </w:tcPr>
+          <w:p>
+            <w:pPr>
+              <w:spacing w:before="0" w:after="0" w:line="269" w:lineRule="auto"/>
+              <w:jc w:val="left"/>
+              <w:rPr>
+                <w:rFonts w:hint="eastAsia" w:ascii="宋体" w:hAnsi="宋体" w:eastAsia="宋体" w:cs="宋体"/>
+                <w:color w:val="000000"/>
+                <w:sz w:val="18"/>
+                <w:szCs w:val="18"/>
+                <w:lang w:val="en-US" w:eastAsia="zh-CN"/>
+              </w:rPr>
+            </w:pPr>
+            <w:r>
+              <w:rPr>
+                <w:rFonts w:hint="eastAsia" w:ascii="宋体" w:hAnsi="宋体" w:eastAsia="宋体" w:cs="宋体"/>
+                <w:color w:val="000000"/>
+                <w:sz w:val="18"/>
+                <w:szCs w:val="18"/>
+                <w:lang w:val="en-US" w:eastAsia="zh-CN"/>
+              </w:rPr>
+              <w:t xml:space="preserve">516,000</w:t>
             </w:r>
           </w:p>
         </w:tc>
@@ -1736,7 +1020,7 @@
         </w:trPr>
         <w:tc>
           <w:tcPr>
-            <w:tcW w:w="672" w:type="dxa"/>
+            <w:tcW w:w="3322" w:type="dxa"/>
             <w:tcMar>
               <w:top w:w="100" w:type="dxa"/>
               <w:left w:w="60" w:type="dxa"/>
@@ -1765,929 +1049,42 @@
                 <w:szCs w:val="18"/>
                 <w:lang w:val="en-US" w:eastAsia="zh-CN"/>
               </w:rPr>
-              <w:t xml:space="preserve">门禁与显示设备</w:t>
-            </w:r>
-          </w:p>
-        </w:tc>
-        <w:tc>
-          <w:tcPr>
-            <w:tcW w:w="480" w:type="dxa"/>
-            <w:tcMar>
-              <w:top w:w="100" w:type="dxa"/>
-              <w:left w:w="60" w:type="dxa"/>
-              <w:bottom w:w="100" w:type="dxa"/>
-              <w:right w:w="60" w:type="dxa"/>
-            </w:tcMar>
-            <w:vAlign w:val="center"/>
-          </w:tcPr>
-          <w:p>
-            <w:pPr>
-              <w:spacing w:before="0" w:after="0" w:line="269" w:lineRule="auto"/>
-              <w:jc w:val="left"/>
-              <w:rPr>
-                <w:rFonts w:hint="eastAsia" w:ascii="宋体" w:hAnsi="宋体" w:eastAsia="宋体" w:cs="宋体"/>
-                <w:color w:val="000000"/>
-                <w:sz w:val="18"/>
-                <w:szCs w:val="18"/>
-                <w:lang w:val="en-US" w:eastAsia="zh-CN"/>
-              </w:rPr>
-            </w:pPr>
-            <w:r>
-              <w:rPr>
-                <w:rFonts w:hint="eastAsia" w:ascii="宋体" w:hAnsi="宋体" w:eastAsia="宋体" w:cs="宋体"/>
-                <w:color w:val="000000"/>
-                <w:sz w:val="18"/>
-                <w:szCs w:val="18"/>
-                <w:lang w:val="en-US" w:eastAsia="zh-CN"/>
-              </w:rPr>
-              <w:t xml:space="preserve">3</w:t>
-            </w:r>
-          </w:p>
-        </w:tc>
-        <w:tc>
-          <w:tcPr>
-            <w:tcW w:w="912" w:type="dxa"/>
-            <w:tcMar>
-              <w:top w:w="100" w:type="dxa"/>
-              <w:left w:w="60" w:type="dxa"/>
-              <w:bottom w:w="100" w:type="dxa"/>
-              <w:right w:w="60" w:type="dxa"/>
-            </w:tcMar>
-            <w:vAlign w:val="center"/>
-          </w:tcPr>
-          <w:p>
-            <w:pPr>
-              <w:spacing w:before="0" w:after="0" w:line="269" w:lineRule="auto"/>
-              <w:jc w:val="left"/>
-              <w:rPr>
-                <w:rFonts w:hint="eastAsia" w:ascii="宋体" w:hAnsi="宋体" w:eastAsia="宋体" w:cs="宋体"/>
-                <w:color w:val="000000"/>
-                <w:sz w:val="18"/>
-                <w:szCs w:val="18"/>
-                <w:lang w:val="en-US" w:eastAsia="zh-CN"/>
-              </w:rPr>
-            </w:pPr>
-            <w:r>
-              <w:rPr>
-                <w:rFonts w:hint="eastAsia" w:ascii="宋体" w:hAnsi="宋体" w:eastAsia="宋体" w:cs="宋体"/>
-                <w:color w:val="000000"/>
-                <w:sz w:val="18"/>
-                <w:szCs w:val="18"/>
-                <w:lang w:val="en-US" w:eastAsia="zh-CN"/>
-              </w:rPr>
-              <w:t xml:space="preserve">委托前台引导屏</w:t>
-            </w:r>
-          </w:p>
-        </w:tc>
-        <w:tc>
-          <w:tcPr>
-            <w:tcW w:w="2400" w:type="dxa"/>
-            <w:tcMar>
-              <w:top w:w="100" w:type="dxa"/>
-              <w:left w:w="60" w:type="dxa"/>
-              <w:bottom w:w="100" w:type="dxa"/>
-              <w:right w:w="60" w:type="dxa"/>
-            </w:tcMar>
-            <w:vAlign w:val="center"/>
-          </w:tcPr>
-          <w:p>
-            <w:pPr>
-              <w:spacing w:before="0" w:after="0" w:line="269" w:lineRule="auto"/>
-              <w:jc w:val="left"/>
-              <w:rPr>
-                <w:rFonts w:hint="eastAsia" w:ascii="宋体" w:hAnsi="宋体" w:eastAsia="宋体" w:cs="宋体"/>
-                <w:color w:val="000000"/>
-                <w:sz w:val="18"/>
-                <w:szCs w:val="18"/>
-                <w:lang w:val="en-US" w:eastAsia="zh-CN"/>
-              </w:rPr>
-            </w:pPr>
-            <w:r>
-              <w:rPr>
-                <w:rFonts w:hint="eastAsia" w:ascii="宋体" w:hAnsi="宋体" w:eastAsia="宋体" w:cs="宋体"/>
-                <w:color w:val="000000"/>
-                <w:sz w:val="18"/>
-                <w:szCs w:val="18"/>
-                <w:lang w:val="en-US" w:eastAsia="zh-CN"/>
-              </w:rPr>
-              <w:t xml:space="preserve">55英寸商用显示屏，用于滚动展示当日及次日试验任务</w:t>
-            </w:r>
-          </w:p>
-        </w:tc>
-        <w:tc>
-          <w:tcPr>
-            <w:tcW w:w="432" w:type="dxa"/>
-            <w:tcMar>
-              <w:top w:w="100" w:type="dxa"/>
-              <w:left w:w="60" w:type="dxa"/>
-              <w:bottom w:w="100" w:type="dxa"/>
-              <w:right w:w="60" w:type="dxa"/>
-            </w:tcMar>
-            <w:vAlign w:val="center"/>
-          </w:tcPr>
-          <w:p>
-            <w:pPr>
-              <w:spacing w:before="0" w:after="0" w:line="269" w:lineRule="auto"/>
-              <w:jc w:val="left"/>
-              <w:rPr>
-                <w:rFonts w:hint="eastAsia" w:ascii="宋体" w:hAnsi="宋体" w:eastAsia="宋体" w:cs="宋体"/>
-                <w:color w:val="000000"/>
-                <w:sz w:val="18"/>
-                <w:szCs w:val="18"/>
-                <w:lang w:val="en-US" w:eastAsia="zh-CN"/>
-              </w:rPr>
-            </w:pPr>
-            <w:r>
-              <w:rPr>
-                <w:rFonts w:hint="eastAsia" w:ascii="宋体" w:hAnsi="宋体" w:eastAsia="宋体" w:cs="宋体"/>
-                <w:color w:val="000000"/>
-                <w:sz w:val="18"/>
-                <w:szCs w:val="18"/>
-                <w:lang w:val="en-US" w:eastAsia="zh-CN"/>
-              </w:rPr>
-              <w:t xml:space="preserve">台</w:t>
-            </w:r>
-          </w:p>
-        </w:tc>
-        <w:tc>
-          <w:tcPr>
-            <w:tcW w:w="528" w:type="dxa"/>
-            <w:tcMar>
-              <w:top w:w="100" w:type="dxa"/>
-              <w:left w:w="60" w:type="dxa"/>
-              <w:bottom w:w="100" w:type="dxa"/>
-              <w:right w:w="60" w:type="dxa"/>
-            </w:tcMar>
-            <w:vAlign w:val="center"/>
-          </w:tcPr>
-          <w:p>
-            <w:pPr>
-              <w:spacing w:before="0" w:after="0" w:line="269" w:lineRule="auto"/>
-              <w:jc w:val="left"/>
-              <w:rPr>
-                <w:rFonts w:hint="eastAsia" w:ascii="宋体" w:hAnsi="宋体" w:eastAsia="宋体" w:cs="宋体"/>
-                <w:color w:val="000000"/>
-                <w:sz w:val="18"/>
-                <w:szCs w:val="18"/>
-                <w:lang w:val="en-US" w:eastAsia="zh-CN"/>
-              </w:rPr>
-            </w:pPr>
-            <w:r>
-              <w:rPr>
-                <w:rFonts w:hint="eastAsia" w:ascii="宋体" w:hAnsi="宋体" w:eastAsia="宋体" w:cs="宋体"/>
-                <w:color w:val="000000"/>
-                <w:sz w:val="18"/>
-                <w:szCs w:val="18"/>
-                <w:lang w:val="en-US" w:eastAsia="zh-CN"/>
-              </w:rPr>
-              <w:t xml:space="preserve">1</w:t>
-            </w:r>
-          </w:p>
-        </w:tc>
-        <w:tc>
-          <w:tcPr>
-            <w:tcW w:w="960" w:type="dxa"/>
-            <w:tcMar>
-              <w:top w:w="100" w:type="dxa"/>
-              <w:left w:w="60" w:type="dxa"/>
-              <w:bottom w:w="100" w:type="dxa"/>
-              <w:right w:w="60" w:type="dxa"/>
-            </w:tcMar>
-            <w:vAlign w:val="center"/>
-          </w:tcPr>
-          <w:p>
-            <w:pPr>
-              <w:spacing w:before="0" w:after="0" w:line="269" w:lineRule="auto"/>
-              <w:jc w:val="left"/>
-              <w:rPr>
-                <w:rFonts w:hint="eastAsia" w:ascii="宋体" w:hAnsi="宋体" w:eastAsia="宋体" w:cs="宋体"/>
-                <w:color w:val="000000"/>
-                <w:sz w:val="18"/>
-                <w:szCs w:val="18"/>
-                <w:lang w:val="en-US" w:eastAsia="zh-CN"/>
-              </w:rPr>
-            </w:pPr>
-            <w:r>
-              <w:rPr>
-                <w:rFonts w:hint="eastAsia" w:ascii="宋体" w:hAnsi="宋体" w:eastAsia="宋体" w:cs="宋体"/>
-                <w:color w:val="000000"/>
-                <w:sz w:val="18"/>
-                <w:szCs w:val="18"/>
-                <w:lang w:val="en-US" w:eastAsia="zh-CN"/>
-              </w:rPr>
-              <w:t xml:space="preserve">8,000</w:t>
-            </w:r>
-          </w:p>
-        </w:tc>
-        <w:tc>
-          <w:tcPr>
-            <w:tcW w:w="1008" w:type="dxa"/>
-            <w:tcMar>
-              <w:top w:w="100" w:type="dxa"/>
-              <w:left w:w="60" w:type="dxa"/>
-              <w:bottom w:w="100" w:type="dxa"/>
-              <w:right w:w="60" w:type="dxa"/>
-            </w:tcMar>
-            <w:vAlign w:val="center"/>
-          </w:tcPr>
-          <w:p>
-            <w:pPr>
-              <w:spacing w:before="0" w:after="0" w:line="269" w:lineRule="auto"/>
-              <w:jc w:val="left"/>
-              <w:rPr>
-                <w:rFonts w:hint="eastAsia" w:ascii="宋体" w:hAnsi="宋体" w:eastAsia="宋体" w:cs="宋体"/>
-                <w:color w:val="000000"/>
-                <w:sz w:val="18"/>
-                <w:szCs w:val="18"/>
-                <w:lang w:val="en-US" w:eastAsia="zh-CN"/>
-              </w:rPr>
-            </w:pPr>
-            <w:r>
-              <w:rPr>
-                <w:rFonts w:hint="eastAsia" w:ascii="宋体" w:hAnsi="宋体" w:eastAsia="宋体" w:cs="宋体"/>
-                <w:color w:val="000000"/>
-                <w:sz w:val="18"/>
-                <w:szCs w:val="18"/>
-                <w:lang w:val="en-US" w:eastAsia="zh-CN"/>
-              </w:rPr>
-              <w:t xml:space="preserve">8,000</w:t>
-            </w:r>
-          </w:p>
-        </w:tc>
-        <w:tc>
-          <w:tcPr>
-            <w:tcW w:w="914" w:type="dxa"/>
-            <w:tcMar>
-              <w:top w:w="100" w:type="dxa"/>
-              <w:left w:w="60" w:type="dxa"/>
-              <w:bottom w:w="100" w:type="dxa"/>
-              <w:right w:w="60" w:type="dxa"/>
-            </w:tcMar>
-            <w:vAlign w:val="center"/>
-          </w:tcPr>
-          <w:p>
-            <w:pPr>
-              <w:spacing w:before="0" w:after="0" w:line="269" w:lineRule="auto"/>
-              <w:jc w:val="left"/>
-              <w:rPr>
-                <w:rFonts w:hint="eastAsia" w:ascii="宋体" w:hAnsi="宋体" w:eastAsia="宋体" w:cs="宋体"/>
-                <w:color w:val="000000"/>
-                <w:sz w:val="18"/>
-                <w:szCs w:val="18"/>
-                <w:lang w:val="en-US" w:eastAsia="zh-CN"/>
-              </w:rPr>
-            </w:pPr>
-            <w:r>
-              <w:rPr>
-                <w:rFonts w:hint="eastAsia" w:ascii="宋体" w:hAnsi="宋体" w:eastAsia="宋体" w:cs="宋体"/>
-                <w:color w:val="000000"/>
-                <w:sz w:val="18"/>
-                <w:szCs w:val="18"/>
-                <w:lang w:val="en-US" w:eastAsia="zh-CN"/>
-              </w:rPr>
-              <w:t xml:space="preserve">含支架与安装</w:t>
-            </w:r>
-          </w:p>
-        </w:tc>
-      </w:tr>
-      <w:tr>
-        <w:trPr>
-          <w:cantSplit/>
-          <w:jc w:val="center"/>
-        </w:trPr>
-        <w:tc>
-          <w:tcPr>
-            <w:tcW w:w="672" w:type="dxa"/>
-            <w:tcMar>
-              <w:top w:w="100" w:type="dxa"/>
-              <w:left w:w="60" w:type="dxa"/>
-              <w:bottom w:w="100" w:type="dxa"/>
-              <w:right w:w="60" w:type="dxa"/>
-            </w:tcMar>
-            <w:vAlign w:val="center"/>
-          </w:tcPr>
-          <w:p>
-            <w:pPr>
-              <w:spacing w:before="0" w:after="0" w:line="269" w:lineRule="auto"/>
-              <w:jc w:val="center"/>
-              <w:rPr>
-                <w:rFonts w:hint="eastAsia" w:ascii="宋体" w:hAnsi="宋体" w:eastAsia="宋体" w:cs="宋体"/>
-                <w:color w:val="000000"/>
-                <w:sz w:val="18"/>
-                <w:szCs w:val="18"/>
-                <w:lang w:val="en-US" w:eastAsia="zh-CN"/>
-              </w:rPr>
-            </w:pPr>
-            <w:r>
-              <w:rPr>
-                <w:rFonts w:hint="eastAsia" w:ascii="宋体" w:hAnsi="宋体" w:eastAsia="宋体" w:cs="宋体"/>
-                <w:color w:val="000000"/>
-                <w:sz w:val="18"/>
-                <w:szCs w:val="18"/>
-                <w:lang w:val="en-US" w:eastAsia="zh-CN"/>
-              </w:rPr>
-              <w:t xml:space="preserve">数据采集设备</w:t>
-            </w:r>
-          </w:p>
-        </w:tc>
-        <w:tc>
-          <w:tcPr>
-            <w:tcW w:w="480" w:type="dxa"/>
-            <w:tcMar>
-              <w:top w:w="100" w:type="dxa"/>
-              <w:left w:w="60" w:type="dxa"/>
-              <w:bottom w:w="100" w:type="dxa"/>
-              <w:right w:w="60" w:type="dxa"/>
-            </w:tcMar>
-            <w:vAlign w:val="center"/>
-          </w:tcPr>
-          <w:p>
-            <w:pPr>
-              <w:spacing w:before="0" w:after="0" w:line="269" w:lineRule="auto"/>
-              <w:jc w:val="left"/>
-              <w:rPr>
-                <w:rFonts w:hint="eastAsia" w:ascii="宋体" w:hAnsi="宋体" w:eastAsia="宋体" w:cs="宋体"/>
-                <w:color w:val="000000"/>
-                <w:sz w:val="18"/>
-                <w:szCs w:val="18"/>
-                <w:lang w:val="en-US" w:eastAsia="zh-CN"/>
-              </w:rPr>
-            </w:pPr>
-            <w:r>
-              <w:rPr>
-                <w:rFonts w:hint="eastAsia" w:ascii="宋体" w:hAnsi="宋体" w:eastAsia="宋体" w:cs="宋体"/>
-                <w:color w:val="000000"/>
-                <w:sz w:val="18"/>
-                <w:szCs w:val="18"/>
-                <w:lang w:val="en-US" w:eastAsia="zh-CN"/>
-              </w:rPr>
-              <w:t xml:space="preserve">4</w:t>
-            </w:r>
-          </w:p>
-        </w:tc>
-        <w:tc>
-          <w:tcPr>
-            <w:tcW w:w="912" w:type="dxa"/>
-            <w:tcMar>
-              <w:top w:w="100" w:type="dxa"/>
-              <w:left w:w="60" w:type="dxa"/>
-              <w:bottom w:w="100" w:type="dxa"/>
-              <w:right w:w="60" w:type="dxa"/>
-            </w:tcMar>
-            <w:vAlign w:val="center"/>
-          </w:tcPr>
-          <w:p>
-            <w:pPr>
-              <w:spacing w:before="0" w:after="0" w:line="269" w:lineRule="auto"/>
-              <w:jc w:val="left"/>
-              <w:rPr>
-                <w:rFonts w:hint="eastAsia" w:ascii="宋体" w:hAnsi="宋体" w:eastAsia="宋体" w:cs="宋体"/>
-                <w:color w:val="000000"/>
-                <w:sz w:val="18"/>
-                <w:szCs w:val="18"/>
-                <w:lang w:val="en-US" w:eastAsia="zh-CN"/>
-              </w:rPr>
-            </w:pPr>
-            <w:r>
-              <w:rPr>
-                <w:rFonts w:hint="eastAsia" w:ascii="宋体" w:hAnsi="宋体" w:eastAsia="宋体" w:cs="宋体"/>
-                <w:color w:val="000000"/>
-                <w:sz w:val="18"/>
-                <w:szCs w:val="18"/>
-                <w:lang w:val="en-US" w:eastAsia="zh-CN"/>
-              </w:rPr>
-              <w:t xml:space="preserve">边缘采集网关</w:t>
-            </w:r>
-          </w:p>
-        </w:tc>
-        <w:tc>
-          <w:tcPr>
-            <w:tcW w:w="2400" w:type="dxa"/>
-            <w:tcMar>
-              <w:top w:w="100" w:type="dxa"/>
-              <w:left w:w="60" w:type="dxa"/>
-              <w:bottom w:w="100" w:type="dxa"/>
-              <w:right w:w="60" w:type="dxa"/>
-            </w:tcMar>
-            <w:vAlign w:val="center"/>
-          </w:tcPr>
-          <w:p>
-            <w:pPr>
-              <w:spacing w:before="0" w:after="0" w:line="269" w:lineRule="auto"/>
-              <w:jc w:val="left"/>
-              <w:rPr>
-                <w:rFonts w:hint="eastAsia" w:ascii="宋体" w:hAnsi="宋体" w:eastAsia="宋体" w:cs="宋体"/>
-                <w:color w:val="000000"/>
-                <w:sz w:val="18"/>
-                <w:szCs w:val="18"/>
-                <w:lang w:val="en-US" w:eastAsia="zh-CN"/>
-              </w:rPr>
-            </w:pPr>
-            <w:r>
-              <w:rPr>
-                <w:rFonts w:hint="eastAsia" w:ascii="宋体" w:hAnsi="宋体" w:eastAsia="宋体" w:cs="宋体"/>
-                <w:color w:val="000000"/>
-                <w:sz w:val="18"/>
-                <w:szCs w:val="18"/>
-                <w:lang w:val="en-US" w:eastAsia="zh-CN"/>
-              </w:rPr>
-              <w:t xml:space="preserve">支持RS232/RS485串口与以太网接口，用于采集试验设备通信数据</w:t>
-            </w:r>
-          </w:p>
-        </w:tc>
-        <w:tc>
-          <w:tcPr>
-            <w:tcW w:w="432" w:type="dxa"/>
-            <w:tcMar>
-              <w:top w:w="100" w:type="dxa"/>
-              <w:left w:w="60" w:type="dxa"/>
-              <w:bottom w:w="100" w:type="dxa"/>
-              <w:right w:w="60" w:type="dxa"/>
-            </w:tcMar>
-            <w:vAlign w:val="center"/>
-          </w:tcPr>
-          <w:p>
-            <w:pPr>
-              <w:spacing w:before="0" w:after="0" w:line="269" w:lineRule="auto"/>
-              <w:jc w:val="left"/>
-              <w:rPr>
-                <w:rFonts w:hint="eastAsia" w:ascii="宋体" w:hAnsi="宋体" w:eastAsia="宋体" w:cs="宋体"/>
-                <w:color w:val="000000"/>
-                <w:sz w:val="18"/>
-                <w:szCs w:val="18"/>
-                <w:lang w:val="en-US" w:eastAsia="zh-CN"/>
-              </w:rPr>
-            </w:pPr>
-            <w:r>
-              <w:rPr>
-                <w:rFonts w:hint="eastAsia" w:ascii="宋体" w:hAnsi="宋体" w:eastAsia="宋体" w:cs="宋体"/>
-                <w:color w:val="000000"/>
-                <w:sz w:val="18"/>
-                <w:szCs w:val="18"/>
-                <w:lang w:val="en-US" w:eastAsia="zh-CN"/>
-              </w:rPr>
-              <w:t xml:space="preserve">台</w:t>
-            </w:r>
-          </w:p>
-        </w:tc>
-        <w:tc>
-          <w:tcPr>
-            <w:tcW w:w="528" w:type="dxa"/>
-            <w:tcMar>
-              <w:top w:w="100" w:type="dxa"/>
-              <w:left w:w="60" w:type="dxa"/>
-              <w:bottom w:w="100" w:type="dxa"/>
-              <w:right w:w="60" w:type="dxa"/>
-            </w:tcMar>
-            <w:vAlign w:val="center"/>
-          </w:tcPr>
-          <w:p>
-            <w:pPr>
-              <w:spacing w:before="0" w:after="0" w:line="269" w:lineRule="auto"/>
-              <w:jc w:val="left"/>
-              <w:rPr>
-                <w:rFonts w:hint="eastAsia" w:ascii="宋体" w:hAnsi="宋体" w:eastAsia="宋体" w:cs="宋体"/>
-                <w:color w:val="000000"/>
-                <w:sz w:val="18"/>
-                <w:szCs w:val="18"/>
-                <w:lang w:val="en-US" w:eastAsia="zh-CN"/>
-              </w:rPr>
-            </w:pPr>
-            <w:r>
-              <w:rPr>
-                <w:rFonts w:hint="eastAsia" w:ascii="宋体" w:hAnsi="宋体" w:eastAsia="宋体" w:cs="宋体"/>
-                <w:color w:val="000000"/>
-                <w:sz w:val="18"/>
-                <w:szCs w:val="18"/>
-                <w:lang w:val="en-US" w:eastAsia="zh-CN"/>
-              </w:rPr>
-              <w:t xml:space="preserve">4</w:t>
-            </w:r>
-          </w:p>
-        </w:tc>
-        <w:tc>
-          <w:tcPr>
-            <w:tcW w:w="960" w:type="dxa"/>
-            <w:tcMar>
-              <w:top w:w="100" w:type="dxa"/>
-              <w:left w:w="60" w:type="dxa"/>
-              <w:bottom w:w="100" w:type="dxa"/>
-              <w:right w:w="60" w:type="dxa"/>
-            </w:tcMar>
-            <w:vAlign w:val="center"/>
-          </w:tcPr>
-          <w:p>
-            <w:pPr>
-              <w:spacing w:before="0" w:after="0" w:line="269" w:lineRule="auto"/>
-              <w:jc w:val="left"/>
-              <w:rPr>
-                <w:rFonts w:hint="eastAsia" w:ascii="宋体" w:hAnsi="宋体" w:eastAsia="宋体" w:cs="宋体"/>
-                <w:color w:val="000000"/>
-                <w:sz w:val="18"/>
-                <w:szCs w:val="18"/>
-                <w:lang w:val="en-US" w:eastAsia="zh-CN"/>
-              </w:rPr>
-            </w:pPr>
-            <w:r>
-              <w:rPr>
-                <w:rFonts w:hint="eastAsia" w:ascii="宋体" w:hAnsi="宋体" w:eastAsia="宋体" w:cs="宋体"/>
-                <w:color w:val="000000"/>
-                <w:sz w:val="18"/>
-                <w:szCs w:val="18"/>
-                <w:lang w:val="en-US" w:eastAsia="zh-CN"/>
-              </w:rPr>
-              <w:t xml:space="preserve">3,000</w:t>
-            </w:r>
-          </w:p>
-        </w:tc>
-        <w:tc>
-          <w:tcPr>
-            <w:tcW w:w="1008" w:type="dxa"/>
-            <w:tcMar>
-              <w:top w:w="100" w:type="dxa"/>
-              <w:left w:w="60" w:type="dxa"/>
-              <w:bottom w:w="100" w:type="dxa"/>
-              <w:right w:w="60" w:type="dxa"/>
-            </w:tcMar>
-            <w:vAlign w:val="center"/>
-          </w:tcPr>
-          <w:p>
-            <w:pPr>
-              <w:spacing w:before="0" w:after="0" w:line="269" w:lineRule="auto"/>
-              <w:jc w:val="left"/>
-              <w:rPr>
-                <w:rFonts w:hint="eastAsia" w:ascii="宋体" w:hAnsi="宋体" w:eastAsia="宋体" w:cs="宋体"/>
-                <w:color w:val="000000"/>
-                <w:sz w:val="18"/>
-                <w:szCs w:val="18"/>
-                <w:lang w:val="en-US" w:eastAsia="zh-CN"/>
-              </w:rPr>
-            </w:pPr>
-            <w:r>
-              <w:rPr>
-                <w:rFonts w:hint="eastAsia" w:ascii="宋体" w:hAnsi="宋体" w:eastAsia="宋体" w:cs="宋体"/>
-                <w:color w:val="000000"/>
-                <w:sz w:val="18"/>
-                <w:szCs w:val="18"/>
-                <w:lang w:val="en-US" w:eastAsia="zh-CN"/>
-              </w:rPr>
-              <w:t xml:space="preserve">12,000</w:t>
-            </w:r>
-          </w:p>
-        </w:tc>
-        <w:tc>
-          <w:tcPr>
-            <w:tcW w:w="914" w:type="dxa"/>
-            <w:tcMar>
-              <w:top w:w="100" w:type="dxa"/>
-              <w:left w:w="60" w:type="dxa"/>
-              <w:bottom w:w="100" w:type="dxa"/>
-              <w:right w:w="60" w:type="dxa"/>
-            </w:tcMar>
-            <w:vAlign w:val="center"/>
-          </w:tcPr>
-          <w:p>
-            <w:pPr>
-              <w:spacing w:before="0" w:after="0" w:line="269" w:lineRule="auto"/>
-              <w:jc w:val="left"/>
-              <w:rPr>
-                <w:rFonts w:hint="eastAsia" w:ascii="宋体" w:hAnsi="宋体" w:eastAsia="宋体" w:cs="宋体"/>
-                <w:color w:val="000000"/>
-                <w:sz w:val="18"/>
-                <w:szCs w:val="18"/>
-                <w:lang w:val="en-US" w:eastAsia="zh-CN"/>
-              </w:rPr>
-            </w:pPr>
-            <w:r>
-              <w:rPr>
-                <w:rFonts w:hint="eastAsia" w:ascii="宋体" w:hAnsi="宋体" w:eastAsia="宋体" w:cs="宋体"/>
-                <w:color w:val="000000"/>
-                <w:sz w:val="18"/>
-                <w:szCs w:val="18"/>
-                <w:lang w:val="en-US" w:eastAsia="zh-CN"/>
-              </w:rPr>
-              <w:t xml:space="preserve">数量以接入设备为准</w:t>
-            </w:r>
-          </w:p>
-        </w:tc>
-      </w:tr>
-      <w:tr>
-        <w:trPr>
-          <w:cantSplit/>
-          <w:jc w:val="center"/>
-        </w:trPr>
-        <w:tc>
-          <w:tcPr>
-            <w:tcW w:w="672" w:type="dxa"/>
-            <w:tcMar>
-              <w:top w:w="100" w:type="dxa"/>
-              <w:left w:w="60" w:type="dxa"/>
-              <w:bottom w:w="100" w:type="dxa"/>
-              <w:right w:w="60" w:type="dxa"/>
-            </w:tcMar>
-            <w:vAlign w:val="center"/>
-          </w:tcPr>
-          <w:p>
-            <w:pPr>
-              <w:spacing w:before="0" w:after="0" w:line="269" w:lineRule="auto"/>
-              <w:jc w:val="center"/>
-              <w:rPr>
-                <w:rFonts w:hint="eastAsia" w:ascii="宋体" w:hAnsi="宋体" w:eastAsia="宋体" w:cs="宋体"/>
-                <w:color w:val="000000"/>
-                <w:sz w:val="18"/>
-                <w:szCs w:val="18"/>
-                <w:lang w:val="en-US" w:eastAsia="zh-CN"/>
-              </w:rPr>
-            </w:pPr>
-            <w:r>
-              <w:rPr>
-                <w:rFonts w:hint="eastAsia" w:ascii="宋体" w:hAnsi="宋体" w:eastAsia="宋体" w:cs="宋体"/>
-                <w:color w:val="000000"/>
-                <w:sz w:val="18"/>
-                <w:szCs w:val="18"/>
-                <w:lang w:val="en-US" w:eastAsia="zh-CN"/>
-              </w:rPr>
-              <w:t xml:space="preserve">硬件小计</w:t>
-            </w:r>
-          </w:p>
-        </w:tc>
-        <w:tc>
-          <w:tcPr>
-            <w:tcW w:w="480" w:type="dxa"/>
-            <w:tcMar>
-              <w:top w:w="100" w:type="dxa"/>
-              <w:left w:w="60" w:type="dxa"/>
-              <w:bottom w:w="100" w:type="dxa"/>
-              <w:right w:w="60" w:type="dxa"/>
-            </w:tcMar>
-            <w:vAlign w:val="center"/>
-          </w:tcPr>
-          <w:p>
-            <w:pPr>
-              <w:spacing w:before="0" w:after="0" w:line="269" w:lineRule="auto"/>
-              <w:jc w:val="left"/>
-              <w:rPr>
-                <w:rFonts w:hint="eastAsia" w:ascii="宋体" w:hAnsi="宋体" w:eastAsia="宋体" w:cs="宋体"/>
-                <w:color w:val="000000"/>
-                <w:sz w:val="18"/>
-                <w:szCs w:val="18"/>
-                <w:lang w:val="en-US" w:eastAsia="zh-CN"/>
-              </w:rPr>
-            </w:pPr>
-            <w:r>
-              <w:rPr>
-                <w:rFonts w:hint="eastAsia" w:ascii="宋体" w:hAnsi="宋体" w:eastAsia="宋体" w:cs="宋体"/>
-                <w:color w:val="000000"/>
-                <w:sz w:val="18"/>
-                <w:szCs w:val="18"/>
-                <w:lang w:val="en-US" w:eastAsia="zh-CN"/>
-              </w:rPr>
-              <w:t xml:space="preserve"/>
-            </w:r>
-          </w:p>
-        </w:tc>
-        <w:tc>
-          <w:tcPr>
-            <w:tcW w:w="912" w:type="dxa"/>
-            <w:tcMar>
-              <w:top w:w="100" w:type="dxa"/>
-              <w:left w:w="60" w:type="dxa"/>
-              <w:bottom w:w="100" w:type="dxa"/>
-              <w:right w:w="60" w:type="dxa"/>
-            </w:tcMar>
-            <w:vAlign w:val="center"/>
-          </w:tcPr>
-          <w:p>
-            <w:pPr>
-              <w:spacing w:before="0" w:after="0" w:line="269" w:lineRule="auto"/>
-              <w:jc w:val="left"/>
-              <w:rPr>
-                <w:rFonts w:hint="eastAsia" w:ascii="宋体" w:hAnsi="宋体" w:eastAsia="宋体" w:cs="宋体"/>
-                <w:color w:val="000000"/>
-                <w:sz w:val="18"/>
-                <w:szCs w:val="18"/>
-                <w:lang w:val="en-US" w:eastAsia="zh-CN"/>
-              </w:rPr>
-            </w:pPr>
-            <w:r>
-              <w:rPr>
-                <w:rFonts w:hint="eastAsia" w:ascii="宋体" w:hAnsi="宋体" w:eastAsia="宋体" w:cs="宋体"/>
-                <w:color w:val="000000"/>
-                <w:sz w:val="18"/>
-                <w:szCs w:val="18"/>
-                <w:lang w:val="en-US" w:eastAsia="zh-CN"/>
-              </w:rPr>
-              <w:t xml:space="preserve"/>
-            </w:r>
-          </w:p>
-        </w:tc>
-        <w:tc>
-          <w:tcPr>
-            <w:tcW w:w="2400" w:type="dxa"/>
-            <w:tcMar>
-              <w:top w:w="100" w:type="dxa"/>
-              <w:left w:w="60" w:type="dxa"/>
-              <w:bottom w:w="100" w:type="dxa"/>
-              <w:right w:w="60" w:type="dxa"/>
-            </w:tcMar>
-            <w:vAlign w:val="center"/>
-          </w:tcPr>
-          <w:p>
-            <w:pPr>
-              <w:spacing w:before="0" w:after="0" w:line="269" w:lineRule="auto"/>
-              <w:jc w:val="left"/>
-              <w:rPr>
-                <w:rFonts w:hint="eastAsia" w:ascii="宋体" w:hAnsi="宋体" w:eastAsia="宋体" w:cs="宋体"/>
-                <w:color w:val="000000"/>
-                <w:sz w:val="18"/>
-                <w:szCs w:val="18"/>
-                <w:lang w:val="en-US" w:eastAsia="zh-CN"/>
-              </w:rPr>
-            </w:pPr>
-            <w:r>
-              <w:rPr>
-                <w:rFonts w:hint="eastAsia" w:ascii="宋体" w:hAnsi="宋体" w:eastAsia="宋体" w:cs="宋体"/>
-                <w:color w:val="000000"/>
-                <w:sz w:val="18"/>
-                <w:szCs w:val="18"/>
-                <w:lang w:val="en-US" w:eastAsia="zh-CN"/>
-              </w:rPr>
-              <w:t xml:space="preserve"/>
-            </w:r>
-          </w:p>
-        </w:tc>
-        <w:tc>
-          <w:tcPr>
-            <w:tcW w:w="432" w:type="dxa"/>
-            <w:tcMar>
-              <w:top w:w="100" w:type="dxa"/>
-              <w:left w:w="60" w:type="dxa"/>
-              <w:bottom w:w="100" w:type="dxa"/>
-              <w:right w:w="60" w:type="dxa"/>
-            </w:tcMar>
-            <w:vAlign w:val="center"/>
-          </w:tcPr>
-          <w:p>
-            <w:pPr>
-              <w:spacing w:before="0" w:after="0" w:line="269" w:lineRule="auto"/>
-              <w:jc w:val="left"/>
-              <w:rPr>
-                <w:rFonts w:hint="eastAsia" w:ascii="宋体" w:hAnsi="宋体" w:eastAsia="宋体" w:cs="宋体"/>
-                <w:color w:val="000000"/>
-                <w:sz w:val="18"/>
-                <w:szCs w:val="18"/>
-                <w:lang w:val="en-US" w:eastAsia="zh-CN"/>
-              </w:rPr>
-            </w:pPr>
-            <w:r>
-              <w:rPr>
-                <w:rFonts w:hint="eastAsia" w:ascii="宋体" w:hAnsi="宋体" w:eastAsia="宋体" w:cs="宋体"/>
-                <w:color w:val="000000"/>
-                <w:sz w:val="18"/>
-                <w:szCs w:val="18"/>
-                <w:lang w:val="en-US" w:eastAsia="zh-CN"/>
-              </w:rPr>
-              <w:t xml:space="preserve"/>
-            </w:r>
-          </w:p>
-        </w:tc>
-        <w:tc>
-          <w:tcPr>
-            <w:tcW w:w="528" w:type="dxa"/>
-            <w:tcMar>
-              <w:top w:w="100" w:type="dxa"/>
-              <w:left w:w="60" w:type="dxa"/>
-              <w:bottom w:w="100" w:type="dxa"/>
-              <w:right w:w="60" w:type="dxa"/>
-            </w:tcMar>
-            <w:vAlign w:val="center"/>
-          </w:tcPr>
-          <w:p>
-            <w:pPr>
-              <w:spacing w:before="0" w:after="0" w:line="269" w:lineRule="auto"/>
-              <w:jc w:val="left"/>
-              <w:rPr>
-                <w:rFonts w:hint="eastAsia" w:ascii="宋体" w:hAnsi="宋体" w:eastAsia="宋体" w:cs="宋体"/>
-                <w:color w:val="000000"/>
-                <w:sz w:val="18"/>
-                <w:szCs w:val="18"/>
-                <w:lang w:val="en-US" w:eastAsia="zh-CN"/>
-              </w:rPr>
-            </w:pPr>
-            <w:r>
-              <w:rPr>
-                <w:rFonts w:hint="eastAsia" w:ascii="宋体" w:hAnsi="宋体" w:eastAsia="宋体" w:cs="宋体"/>
-                <w:color w:val="000000"/>
-                <w:sz w:val="18"/>
-                <w:szCs w:val="18"/>
-                <w:lang w:val="en-US" w:eastAsia="zh-CN"/>
-              </w:rPr>
-              <w:t xml:space="preserve"/>
-            </w:r>
-          </w:p>
-        </w:tc>
-        <w:tc>
-          <w:tcPr>
-            <w:tcW w:w="960" w:type="dxa"/>
-            <w:tcMar>
-              <w:top w:w="100" w:type="dxa"/>
-              <w:left w:w="60" w:type="dxa"/>
-              <w:bottom w:w="100" w:type="dxa"/>
-              <w:right w:w="60" w:type="dxa"/>
-            </w:tcMar>
-            <w:vAlign w:val="center"/>
-          </w:tcPr>
-          <w:p>
-            <w:pPr>
-              <w:spacing w:before="0" w:after="0" w:line="269" w:lineRule="auto"/>
-              <w:jc w:val="left"/>
-              <w:rPr>
-                <w:rFonts w:hint="eastAsia" w:ascii="宋体" w:hAnsi="宋体" w:eastAsia="宋体" w:cs="宋体"/>
-                <w:color w:val="000000"/>
-                <w:sz w:val="18"/>
-                <w:szCs w:val="18"/>
-                <w:lang w:val="en-US" w:eastAsia="zh-CN"/>
-              </w:rPr>
-            </w:pPr>
-            <w:r>
-              <w:rPr>
-                <w:rFonts w:hint="eastAsia" w:ascii="宋体" w:hAnsi="宋体" w:eastAsia="宋体" w:cs="宋体"/>
-                <w:color w:val="000000"/>
-                <w:sz w:val="18"/>
-                <w:szCs w:val="18"/>
-                <w:lang w:val="en-US" w:eastAsia="zh-CN"/>
-              </w:rPr>
-              <w:t xml:space="preserve"/>
-            </w:r>
-          </w:p>
-        </w:tc>
-        <w:tc>
-          <w:tcPr>
-            <w:tcW w:w="1008" w:type="dxa"/>
-            <w:tcMar>
-              <w:top w:w="100" w:type="dxa"/>
-              <w:left w:w="60" w:type="dxa"/>
-              <w:bottom w:w="100" w:type="dxa"/>
-              <w:right w:w="60" w:type="dxa"/>
-            </w:tcMar>
-            <w:vAlign w:val="center"/>
-          </w:tcPr>
-          <w:p>
-            <w:pPr>
-              <w:spacing w:before="0" w:after="0" w:line="269" w:lineRule="auto"/>
-              <w:jc w:val="left"/>
-              <w:rPr>
-                <w:rFonts w:hint="eastAsia" w:ascii="宋体" w:hAnsi="宋体" w:eastAsia="宋体" w:cs="宋体"/>
-                <w:color w:val="000000"/>
-                <w:sz w:val="18"/>
-                <w:szCs w:val="18"/>
-                <w:lang w:val="en-US" w:eastAsia="zh-CN"/>
-              </w:rPr>
-            </w:pPr>
-            <w:r>
-              <w:rPr>
-                <w:rFonts w:hint="eastAsia" w:ascii="宋体" w:hAnsi="宋体" w:eastAsia="宋体" w:cs="宋体"/>
-                <w:color w:val="000000"/>
-                <w:sz w:val="18"/>
-                <w:szCs w:val="18"/>
-                <w:lang w:val="en-US" w:eastAsia="zh-CN"/>
-              </w:rPr>
-              <w:t xml:space="preserve">244,000</w:t>
-            </w:r>
-          </w:p>
-        </w:tc>
-        <w:tc>
-          <w:tcPr>
-            <w:tcW w:w="914" w:type="dxa"/>
-            <w:tcMar>
-              <w:top w:w="100" w:type="dxa"/>
-              <w:left w:w="60" w:type="dxa"/>
-              <w:bottom w:w="100" w:type="dxa"/>
-              <w:right w:w="60" w:type="dxa"/>
-            </w:tcMar>
-            <w:vAlign w:val="center"/>
-          </w:tcPr>
-          <w:p>
-            <w:pPr>
-              <w:spacing w:before="0" w:after="0" w:line="269" w:lineRule="auto"/>
-              <w:jc w:val="left"/>
-              <w:rPr>
-                <w:rFonts w:hint="eastAsia" w:ascii="宋体" w:hAnsi="宋体" w:eastAsia="宋体" w:cs="宋体"/>
-                <w:color w:val="000000"/>
-                <w:sz w:val="18"/>
-                <w:szCs w:val="18"/>
-                <w:lang w:val="en-US" w:eastAsia="zh-CN"/>
-              </w:rPr>
-            </w:pPr>
-            <w:r>
-              <w:rPr>
-                <w:rFonts w:hint="eastAsia" w:ascii="宋体" w:hAnsi="宋体" w:eastAsia="宋体" w:cs="宋体"/>
-                <w:color w:val="000000"/>
-                <w:sz w:val="18"/>
-                <w:szCs w:val="18"/>
-                <w:lang w:val="en-US" w:eastAsia="zh-CN"/>
-              </w:rPr>
-              <w:t xml:space="preserve"/>
+              <w:t xml:space="preserve">合计</w:t>
+            </w:r>
+          </w:p>
+        </w:tc>
+        <w:tc>
+          <w:tcPr>
+            <w:tcW w:w="4984" w:type="dxa"/>
+            <w:tcMar>
+              <w:top w:w="100" w:type="dxa"/>
+              <w:left w:w="60" w:type="dxa"/>
+              <w:bottom w:w="100" w:type="dxa"/>
+              <w:right w:w="60" w:type="dxa"/>
+            </w:tcMar>
+            <w:vAlign w:val="center"/>
+          </w:tcPr>
+          <w:p>
+            <w:pPr>
+              <w:spacing w:before="0" w:after="0" w:line="269" w:lineRule="auto"/>
+              <w:jc w:val="left"/>
+              <w:rPr>
+                <w:rFonts w:hint="eastAsia" w:ascii="宋体" w:hAnsi="宋体" w:eastAsia="宋体" w:cs="宋体"/>
+                <w:color w:val="000000"/>
+                <w:sz w:val="18"/>
+                <w:szCs w:val="18"/>
+                <w:lang w:val="en-US" w:eastAsia="zh-CN"/>
+              </w:rPr>
+            </w:pPr>
+            <w:r>
+              <w:rPr>
+                <w:rFonts w:hint="eastAsia" w:ascii="宋体" w:hAnsi="宋体" w:eastAsia="宋体" w:cs="宋体"/>
+                <w:color w:val="000000"/>
+                <w:sz w:val="18"/>
+                <w:szCs w:val="18"/>
+                <w:lang w:val="en-US" w:eastAsia="zh-CN"/>
+              </w:rPr>
+              <w:t xml:space="preserve">800,000</w:t>
             </w:r>
           </w:p>
         </w:tc>
@@ -2742,7 +1139,7 @@
           <w:szCs w:val="28"/>
           <w:lang w:val="en-US" w:eastAsia="zh-CN" w:bidi="ar-SA"/>
         </w:rPr>
-        <w:t>三、软件报价</w:t>
+        <w:t>三、硬件报价</w:t>
       </w:r>
       <w:bookmarkEnd w:id="102"/>
     </w:p>
@@ -3163,7 +1560,7 @@
                 <w:szCs w:val="18"/>
                 <w:lang w:val="en-US" w:eastAsia="zh-CN"/>
               </w:rPr>
-              <w:t xml:space="preserve">委托受理</w:t>
+              <w:t xml:space="preserve">样品运输设备</w:t>
             </w:r>
           </w:p>
         </w:tc>
@@ -3233,7 +1630,7 @@
                 <w:szCs w:val="18"/>
                 <w:lang w:val="en-US" w:eastAsia="zh-CN"/>
               </w:rPr>
-              <w:t xml:space="preserve">扫码预委托App</w:t>
+              <w:t xml:space="preserve">样品运输机器人</w:t>
             </w:r>
           </w:p>
         </w:tc>
@@ -3268,7 +1665,7 @@
                 <w:szCs w:val="18"/>
                 <w:lang w:val="en-US" w:eastAsia="zh-CN"/>
               </w:rPr>
-              <w:t xml:space="preserve">App端委托填报，支持历史信息自动带出、纸质委托单拍照上传与委托记录查询</w:t>
+              <w:t xml:space="preserve">X300B工业搬运机器人，双轮差速驱动，激光SLAM导航，举升高度60 mm，导航到点精度&lt;±20 mm；含电池、自动回充桩、调度管理系统授权及现场建图调试</w:t>
             </w:r>
           </w:p>
         </w:tc>
@@ -3303,7 +1700,7 @@
                 <w:szCs w:val="18"/>
                 <w:lang w:val="en-US" w:eastAsia="zh-CN"/>
               </w:rPr>
-              <w:t xml:space="preserve">项</w:t>
+              <w:t xml:space="preserve">台</w:t>
             </w:r>
           </w:p>
         </w:tc>
@@ -3338,7 +1735,7 @@
                 <w:szCs w:val="18"/>
                 <w:lang w:val="en-US" w:eastAsia="zh-CN"/>
               </w:rPr>
-              <w:t xml:space="preserve">1</w:t>
+              <w:t xml:space="preserve">2</w:t>
             </w:r>
           </w:p>
         </w:tc>
@@ -3373,7 +1770,7 @@
                 <w:szCs w:val="18"/>
                 <w:lang w:val="en-US" w:eastAsia="zh-CN"/>
               </w:rPr>
-              <w:t xml:space="preserve">55,000</w:t>
+              <w:t xml:space="preserve">100,000</w:t>
             </w:r>
           </w:p>
         </w:tc>
@@ -3408,7 +1805,7 @@
                 <w:szCs w:val="18"/>
                 <w:lang w:val="en-US" w:eastAsia="zh-CN"/>
               </w:rPr>
-              <w:t xml:space="preserve">55,000</w:t>
+              <w:t xml:space="preserve">200,000</w:t>
             </w:r>
           </w:p>
         </w:tc>
@@ -3443,7 +1840,7 @@
                 <w:szCs w:val="18"/>
                 <w:lang w:val="en-US" w:eastAsia="zh-CN"/>
               </w:rPr>
-              <w:t xml:space="preserve"/>
+              <w:t xml:space="preserve">单台10万元</w:t>
             </w:r>
           </w:p>
         </w:tc>
@@ -3484,7 +1881,7 @@
                 <w:szCs w:val="18"/>
                 <w:lang w:val="en-US" w:eastAsia="zh-CN"/>
               </w:rPr>
-              <w:t xml:space="preserve">委托受理</w:t>
+              <w:t xml:space="preserve">门禁与显示设备</w:t>
             </w:r>
           </w:p>
         </w:tc>
@@ -3554,7 +1951,7 @@
                 <w:szCs w:val="18"/>
                 <w:lang w:val="en-US" w:eastAsia="zh-CN"/>
               </w:rPr>
-              <w:t xml:space="preserve">委托数据联动接口</w:t>
+              <w:t xml:space="preserve">运输机器人联动开门设备</w:t>
             </w:r>
           </w:p>
         </w:tc>
@@ -3589,7 +1986,7 @@
                 <w:szCs w:val="18"/>
                 <w:lang w:val="en-US" w:eastAsia="zh-CN"/>
               </w:rPr>
-              <w:t xml:space="preserve">与委托系统的数据同步，委托、样品、检测项目的结构化关联</w:t>
+              <w:t xml:space="preserve">运输路线上试验室门体的联网开门设备，含电动开门机、联网门控控制器（以太网接口，接收调度系统开门指令）、开门到位信号反馈及安装调试</w:t>
             </w:r>
           </w:p>
         </w:tc>
@@ -3624,7 +2021,7 @@
                 <w:szCs w:val="18"/>
                 <w:lang w:val="en-US" w:eastAsia="zh-CN"/>
               </w:rPr>
-              <w:t xml:space="preserve">项</w:t>
+              <w:t xml:space="preserve">扇</w:t>
             </w:r>
           </w:p>
         </w:tc>
@@ -3659,7 +2056,7 @@
                 <w:szCs w:val="18"/>
                 <w:lang w:val="en-US" w:eastAsia="zh-CN"/>
               </w:rPr>
-              <w:t xml:space="preserve">1</w:t>
+              <w:t xml:space="preserve">8</w:t>
             </w:r>
           </w:p>
         </w:tc>
@@ -3694,7 +2091,7 @@
                 <w:szCs w:val="18"/>
                 <w:lang w:val="en-US" w:eastAsia="zh-CN"/>
               </w:rPr>
-              <w:t xml:space="preserve">20,000</w:t>
+              <w:t xml:space="preserve">8,000</w:t>
             </w:r>
           </w:p>
         </w:tc>
@@ -3729,7 +2126,7 @@
                 <w:szCs w:val="18"/>
                 <w:lang w:val="en-US" w:eastAsia="zh-CN"/>
               </w:rPr>
-              <w:t xml:space="preserve">20,000</w:t>
+              <w:t xml:space="preserve">64,000</w:t>
             </w:r>
           </w:p>
         </w:tc>
@@ -3764,7 +2161,7 @@
                 <w:szCs w:val="18"/>
                 <w:lang w:val="en-US" w:eastAsia="zh-CN"/>
               </w:rPr>
-              <w:t xml:space="preserve"/>
+              <w:t xml:space="preserve">含安装调试；门型与尺寸以现场勘察为准</w:t>
             </w:r>
           </w:p>
         </w:tc>
@@ -3805,7 +2202,7 @@
                 <w:szCs w:val="18"/>
                 <w:lang w:val="en-US" w:eastAsia="zh-CN"/>
               </w:rPr>
-              <w:t xml:space="preserve">委托受理</w:t>
+              <w:t xml:space="preserve">门禁与显示设备</w:t>
             </w:r>
           </w:p>
         </w:tc>
@@ -3875,7 +2272,7 @@
                 <w:szCs w:val="18"/>
                 <w:lang w:val="en-US" w:eastAsia="zh-CN"/>
               </w:rPr>
-              <w:t xml:space="preserve">委托进度推送</w:t>
+              <w:t xml:space="preserve">委托前台引导屏</w:t>
             </w:r>
           </w:p>
         </w:tc>
@@ -3910,7 +2307,7 @@
                 <w:szCs w:val="18"/>
                 <w:lang w:val="en-US" w:eastAsia="zh-CN"/>
               </w:rPr>
-              <w:t xml:space="preserve">按受理、检测、报告出具等节点通过App或短信推送进度</w:t>
+              <w:t xml:space="preserve">55英寸商用显示屏，用于滚动展示当日及次日试验任务</w:t>
             </w:r>
           </w:p>
         </w:tc>
@@ -3945,7 +2342,7 @@
                 <w:szCs w:val="18"/>
                 <w:lang w:val="en-US" w:eastAsia="zh-CN"/>
               </w:rPr>
-              <w:t xml:space="preserve">项</w:t>
+              <w:t xml:space="preserve">台</w:t>
             </w:r>
           </w:p>
         </w:tc>
@@ -4015,7 +2412,7 @@
                 <w:szCs w:val="18"/>
                 <w:lang w:val="en-US" w:eastAsia="zh-CN"/>
               </w:rPr>
-              <w:t xml:space="preserve">10,000</w:t>
+              <w:t xml:space="preserve">8,000</w:t>
             </w:r>
           </w:p>
         </w:tc>
@@ -4050,7 +2447,7 @@
                 <w:szCs w:val="18"/>
                 <w:lang w:val="en-US" w:eastAsia="zh-CN"/>
               </w:rPr>
-              <w:t xml:space="preserve">10,000</w:t>
+              <w:t xml:space="preserve">8,000</w:t>
             </w:r>
           </w:p>
         </w:tc>
@@ -4085,7 +2482,7 @@
                 <w:szCs w:val="18"/>
                 <w:lang w:val="en-US" w:eastAsia="zh-CN"/>
               </w:rPr>
-              <w:t xml:space="preserve">短信费用按实际发生</w:t>
+              <w:t xml:space="preserve">含支架与安装</w:t>
             </w:r>
           </w:p>
         </w:tc>
@@ -4126,7 +2523,7 @@
                 <w:szCs w:val="18"/>
                 <w:lang w:val="en-US" w:eastAsia="zh-CN"/>
               </w:rPr>
-              <w:t xml:space="preserve">委托受理</w:t>
+              <w:t xml:space="preserve">数据采集设备</w:t>
             </w:r>
           </w:p>
         </w:tc>
@@ -4196,7 +2593,7 @@
                 <w:szCs w:val="18"/>
                 <w:lang w:val="en-US" w:eastAsia="zh-CN"/>
               </w:rPr>
-              <w:t xml:space="preserve">引导屏任务展示</w:t>
+              <w:t xml:space="preserve">边缘采集网关</w:t>
             </w:r>
           </w:p>
         </w:tc>
@@ -4231,7 +2628,7 @@
                 <w:szCs w:val="18"/>
                 <w:lang w:val="en-US" w:eastAsia="zh-CN"/>
               </w:rPr>
-              <w:t xml:space="preserve">委托前台引导屏展示当日及次日试验任务，按试验时间排期滚动显示</w:t>
+              <w:t xml:space="preserve">支持RS232/RS485串口与以太网接口，用于采集试验设备通信数据</w:t>
             </w:r>
           </w:p>
         </w:tc>
@@ -4266,7 +2663,7 @@
                 <w:szCs w:val="18"/>
                 <w:lang w:val="en-US" w:eastAsia="zh-CN"/>
               </w:rPr>
-              <w:t xml:space="preserve">项</w:t>
+              <w:t xml:space="preserve">台</w:t>
             </w:r>
           </w:p>
         </w:tc>
@@ -4301,7 +2698,7 @@
                 <w:szCs w:val="18"/>
                 <w:lang w:val="en-US" w:eastAsia="zh-CN"/>
               </w:rPr>
-              <w:t xml:space="preserve">1</w:t>
+              <w:t xml:space="preserve">4</w:t>
             </w:r>
           </w:p>
         </w:tc>
@@ -4336,7 +2733,7 @@
                 <w:szCs w:val="18"/>
                 <w:lang w:val="en-US" w:eastAsia="zh-CN"/>
               </w:rPr>
-              <w:t xml:space="preserve">10,000</w:t>
+              <w:t xml:space="preserve">3,000</w:t>
             </w:r>
           </w:p>
         </w:tc>
@@ -4371,7 +2768,7 @@
                 <w:szCs w:val="18"/>
                 <w:lang w:val="en-US" w:eastAsia="zh-CN"/>
               </w:rPr>
-              <w:t xml:space="preserve">10,000</w:t>
+              <w:t xml:space="preserve">12,000</w:t>
             </w:r>
           </w:p>
         </w:tc>
@@ -4406,7 +2803,7 @@
                 <w:szCs w:val="18"/>
                 <w:lang w:val="en-US" w:eastAsia="zh-CN"/>
               </w:rPr>
-              <w:t xml:space="preserve"/>
+              <w:t xml:space="preserve">数量以接入设备为准</w:t>
             </w:r>
           </w:p>
         </w:tc>
@@ -4447,7 +2844,7 @@
                 <w:szCs w:val="18"/>
                 <w:lang w:val="en-US" w:eastAsia="zh-CN"/>
               </w:rPr>
-              <w:t xml:space="preserve">任务下发</w:t>
+              <w:t xml:space="preserve">硬件小计</w:t>
             </w:r>
           </w:p>
         </w:tc>
@@ -4482,7 +2879,7 @@
                 <w:szCs w:val="18"/>
                 <w:lang w:val="en-US" w:eastAsia="zh-CN"/>
               </w:rPr>
-              <w:t xml:space="preserve">5</w:t>
+              <w:t xml:space="preserve"/>
             </w:r>
           </w:p>
         </w:tc>
@@ -4517,7 +2914,7 @@
                 <w:szCs w:val="18"/>
                 <w:lang w:val="en-US" w:eastAsia="zh-CN"/>
               </w:rPr>
-              <w:t xml:space="preserve">任务自动派发</w:t>
+              <w:t xml:space="preserve"/>
             </w:r>
           </w:p>
         </w:tc>
@@ -4552,7 +2949,7 @@
                 <w:szCs w:val="18"/>
                 <w:lang w:val="en-US" w:eastAsia="zh-CN"/>
               </w:rPr>
-              <w:t xml:space="preserve">受理完成后自动生成检测任务并分派试验人员，同步生成运输任务</w:t>
+              <w:t xml:space="preserve"/>
             </w:r>
           </w:p>
         </w:tc>
@@ -4587,7 +2984,7 @@
                 <w:szCs w:val="18"/>
                 <w:lang w:val="en-US" w:eastAsia="zh-CN"/>
               </w:rPr>
-              <w:t xml:space="preserve">项</w:t>
+              <w:t xml:space="preserve"/>
             </w:r>
           </w:p>
         </w:tc>
@@ -4622,7 +3019,7 @@
                 <w:szCs w:val="18"/>
                 <w:lang w:val="en-US" w:eastAsia="zh-CN"/>
               </w:rPr>
-              <w:t xml:space="preserve">1</w:t>
+              <w:t xml:space="preserve"/>
             </w:r>
           </w:p>
         </w:tc>
@@ -4657,7 +3054,7 @@
                 <w:szCs w:val="18"/>
                 <w:lang w:val="en-US" w:eastAsia="zh-CN"/>
               </w:rPr>
-              <w:t xml:space="preserve">25,000</w:t>
+              <w:t xml:space="preserve"/>
             </w:r>
           </w:p>
         </w:tc>
@@ -4692,7 +3089,7 @@
                 <w:szCs w:val="18"/>
                 <w:lang w:val="en-US" w:eastAsia="zh-CN"/>
               </w:rPr>
-              <w:t xml:space="preserve">25,000</w:t>
+              <w:t xml:space="preserve">284,000</w:t>
             </w:r>
           </w:p>
         </w:tc>
@@ -4728,6 +3125,441 @@
                 <w:lang w:val="en-US" w:eastAsia="zh-CN"/>
               </w:rPr>
               <w:t xml:space="preserve"/>
+            </w:r>
+          </w:p>
+        </w:tc>
+      </w:tr>
+    </w:tbl>
+    <w:p>
+      <w:pPr>
+        <w:spacing w:after="0" w:line="20" w:lineRule="exact"/>
+        <w:rPr>
+          <w:sz w:val="2"/>
+        </w:rPr>
+      </w:pPr>
+    </w:p>
+    <w:p>
+      <w:pPr>
+        <w:keepNext/>
+        <w:keepLines w:val="0"/>
+        <w:pageBreakBefore w:val="0"/>
+        <w:widowControl/>
+        <w:kinsoku w:val="0"/>
+        <w:wordWrap/>
+        <w:overflowPunct/>
+        <w:topLinePunct w:val="0"/>
+        <w:autoSpaceDE w:val="0"/>
+        <w:autoSpaceDN w:val="0"/>
+        <w:bidi w:val="0"/>
+        <w:adjustRightInd w:val="0"/>
+        <w:snapToGrid w:val="0"/>
+        <w:spacing w:before="120" w:after="0" w:line="360" w:lineRule="auto"/>
+        <w:ind w:left="0" w:firstLine="0"/>
+        <w:jc w:val="left"/>
+        <w:textAlignment w:val="baseline"/>
+        <w:outlineLvl w:val="0"/>
+        <w:rPr>
+          <w:rFonts w:hint="eastAsia" w:ascii="宋体" w:hAnsi="宋体" w:eastAsia="宋体" w:cs="宋体"/>
+          <w:b/>
+          <w:snapToGrid w:val="0"/>
+          <w:color w:val="000000"/>
+          <w:sz w:val="28"/>
+          <w:szCs w:val="28"/>
+          <w:lang w:val="en-US" w:eastAsia="zh-CN" w:bidi="ar-SA"/>
+        </w:rPr>
+      </w:pPr>
+      <w:bookmarkStart w:id="103" w:name="_Toc900103"/>
+      <w:r>
+        <w:rPr>
+          <w:rFonts w:hint="eastAsia" w:ascii="宋体" w:hAnsi="宋体" w:eastAsia="宋体" w:cs="宋体"/>
+          <w:b/>
+          <w:snapToGrid w:val="0"/>
+          <w:color w:val="000000"/>
+          <w:sz w:val="28"/>
+          <w:szCs w:val="28"/>
+          <w:lang w:val="en-US" w:eastAsia="zh-CN" w:bidi="ar-SA"/>
+        </w:rPr>
+        <w:t>四、软件报价</w:t>
+      </w:r>
+      <w:bookmarkEnd w:id="103"/>
+    </w:p>
+    <w:tbl>
+      <w:tblPr>
+        <w:tblStyle w:val="15"/>
+        <w:tblW w:w="8306" w:type="dxa"/>
+        <w:jc w:val="center"/>
+        <w:tblBorders>
+          <w:top w:val="single" w:color="D9D9D9" w:sz="6" w:space="0"/>
+          <w:left w:val="single" w:color="D9D9D9" w:sz="6" w:space="0"/>
+          <w:bottom w:val="single" w:color="D9D9D9" w:sz="6" w:space="0"/>
+          <w:right w:val="single" w:color="D9D9D9" w:sz="6" w:space="0"/>
+          <w:insideH w:val="single" w:color="D9D9D9" w:sz="6" w:space="0"/>
+          <w:insideV w:val="single" w:color="D9D9D9" w:sz="6" w:space="0"/>
+        </w:tblBorders>
+        <w:tblLayout w:type="fixed"/>
+        <w:tblCellMar>
+          <w:top w:w="0" w:type="dxa"/>
+          <w:left w:w="108" w:type="dxa"/>
+          <w:bottom w:w="0" w:type="dxa"/>
+          <w:right w:w="108" w:type="dxa"/>
+        </w:tblCellMar>
+      </w:tblPr>
+      <w:tblGrid>
+        <w:gridCol w:w="672"/>
+        <w:gridCol w:w="480"/>
+        <w:gridCol w:w="912"/>
+        <w:gridCol w:w="2400"/>
+        <w:gridCol w:w="432"/>
+        <w:gridCol w:w="528"/>
+        <w:gridCol w:w="960"/>
+        <w:gridCol w:w="1008"/>
+        <w:gridCol w:w="914"/>
+      </w:tblGrid>
+      <w:tr>
+        <w:trPr>
+          <w:cantSplit/>
+          <w:tblHeader/>
+          <w:jc w:val="center"/>
+        </w:trPr>
+        <w:tc>
+          <w:tcPr>
+            <w:tcW w:w="672" w:type="dxa"/>
+            <w:shd w:val="clear" w:color="auto" w:fill="17365D"/>
+            <w:tcMar>
+              <w:top w:w="100" w:type="dxa"/>
+              <w:left w:w="60" w:type="dxa"/>
+              <w:bottom w:w="100" w:type="dxa"/>
+              <w:right w:w="60" w:type="dxa"/>
+            </w:tcMar>
+            <w:vAlign w:val="center"/>
+          </w:tcPr>
+          <w:p>
+            <w:pPr>
+              <w:spacing w:before="0" w:after="0" w:line="269" w:lineRule="auto"/>
+              <w:jc w:val="center"/>
+              <w:rPr>
+                <w:rFonts w:hint="eastAsia" w:ascii="宋体" w:hAnsi="宋体" w:eastAsia="宋体" w:cs="宋体"/>
+                <w:b/>
+                <w:color w:val="FFFFFF"/>
+                <w:sz w:val="18"/>
+                <w:szCs w:val="18"/>
+                <w:lang w:val="en-US" w:eastAsia="zh-CN"/>
+              </w:rPr>
+            </w:pPr>
+            <w:r>
+              <w:rPr>
+                <w:rFonts w:hint="eastAsia" w:ascii="宋体" w:hAnsi="宋体" w:eastAsia="宋体" w:cs="宋体"/>
+                <w:b/>
+                <w:color w:val="FFFFFF"/>
+                <w:sz w:val="18"/>
+                <w:szCs w:val="18"/>
+                <w:lang w:val="en-US" w:eastAsia="zh-CN"/>
+              </w:rPr>
+              <w:t xml:space="preserve">名称</w:t>
+            </w:r>
+          </w:p>
+        </w:tc>
+        <w:tc>
+          <w:tcPr>
+            <w:tcW w:w="480" w:type="dxa"/>
+            <w:shd w:val="clear" w:color="auto" w:fill="17365D"/>
+            <w:tcMar>
+              <w:top w:w="100" w:type="dxa"/>
+              <w:left w:w="60" w:type="dxa"/>
+              <w:bottom w:w="100" w:type="dxa"/>
+              <w:right w:w="60" w:type="dxa"/>
+            </w:tcMar>
+            <w:vAlign w:val="center"/>
+          </w:tcPr>
+          <w:p>
+            <w:pPr>
+              <w:spacing w:before="0" w:after="0" w:line="269" w:lineRule="auto"/>
+              <w:jc w:val="center"/>
+              <w:rPr>
+                <w:rFonts w:hint="eastAsia" w:ascii="宋体" w:hAnsi="宋体" w:eastAsia="宋体" w:cs="宋体"/>
+                <w:b/>
+                <w:color w:val="FFFFFF"/>
+                <w:sz w:val="18"/>
+                <w:szCs w:val="18"/>
+                <w:lang w:val="en-US" w:eastAsia="zh-CN"/>
+              </w:rPr>
+            </w:pPr>
+            <w:r>
+              <w:rPr>
+                <w:rFonts w:hint="eastAsia" w:ascii="宋体" w:hAnsi="宋体" w:eastAsia="宋体" w:cs="宋体"/>
+                <w:b/>
+                <w:color w:val="FFFFFF"/>
+                <w:sz w:val="18"/>
+                <w:szCs w:val="18"/>
+                <w:lang w:val="en-US" w:eastAsia="zh-CN"/>
+              </w:rPr>
+              <w:t xml:space="preserve">序号</w:t>
+            </w:r>
+          </w:p>
+        </w:tc>
+        <w:tc>
+          <w:tcPr>
+            <w:tcW w:w="912" w:type="dxa"/>
+            <w:shd w:val="clear" w:color="auto" w:fill="17365D"/>
+            <w:tcMar>
+              <w:top w:w="100" w:type="dxa"/>
+              <w:left w:w="60" w:type="dxa"/>
+              <w:bottom w:w="100" w:type="dxa"/>
+              <w:right w:w="60" w:type="dxa"/>
+            </w:tcMar>
+            <w:vAlign w:val="center"/>
+          </w:tcPr>
+          <w:p>
+            <w:pPr>
+              <w:spacing w:before="0" w:after="0" w:line="269" w:lineRule="auto"/>
+              <w:jc w:val="center"/>
+              <w:rPr>
+                <w:rFonts w:hint="eastAsia" w:ascii="宋体" w:hAnsi="宋体" w:eastAsia="宋体" w:cs="宋体"/>
+                <w:b/>
+                <w:color w:val="FFFFFF"/>
+                <w:sz w:val="18"/>
+                <w:szCs w:val="18"/>
+                <w:lang w:val="en-US" w:eastAsia="zh-CN"/>
+              </w:rPr>
+            </w:pPr>
+            <w:r>
+              <w:rPr>
+                <w:rFonts w:hint="eastAsia" w:ascii="宋体" w:hAnsi="宋体" w:eastAsia="宋体" w:cs="宋体"/>
+                <w:b/>
+                <w:color w:val="FFFFFF"/>
+                <w:sz w:val="18"/>
+                <w:szCs w:val="18"/>
+                <w:lang w:val="en-US" w:eastAsia="zh-CN"/>
+              </w:rPr>
+              <w:t xml:space="preserve">模块名称</w:t>
+            </w:r>
+          </w:p>
+        </w:tc>
+        <w:tc>
+          <w:tcPr>
+            <w:tcW w:w="2400" w:type="dxa"/>
+            <w:shd w:val="clear" w:color="auto" w:fill="17365D"/>
+            <w:tcMar>
+              <w:top w:w="100" w:type="dxa"/>
+              <w:left w:w="60" w:type="dxa"/>
+              <w:bottom w:w="100" w:type="dxa"/>
+              <w:right w:w="60" w:type="dxa"/>
+            </w:tcMar>
+            <w:vAlign w:val="center"/>
+          </w:tcPr>
+          <w:p>
+            <w:pPr>
+              <w:spacing w:before="0" w:after="0" w:line="269" w:lineRule="auto"/>
+              <w:jc w:val="center"/>
+              <w:rPr>
+                <w:rFonts w:hint="eastAsia" w:ascii="宋体" w:hAnsi="宋体" w:eastAsia="宋体" w:cs="宋体"/>
+                <w:b/>
+                <w:color w:val="FFFFFF"/>
+                <w:sz w:val="18"/>
+                <w:szCs w:val="18"/>
+                <w:lang w:val="en-US" w:eastAsia="zh-CN"/>
+              </w:rPr>
+            </w:pPr>
+            <w:r>
+              <w:rPr>
+                <w:rFonts w:hint="eastAsia" w:ascii="宋体" w:hAnsi="宋体" w:eastAsia="宋体" w:cs="宋体"/>
+                <w:b/>
+                <w:color w:val="FFFFFF"/>
+                <w:sz w:val="18"/>
+                <w:szCs w:val="18"/>
+                <w:lang w:val="en-US" w:eastAsia="zh-CN"/>
+              </w:rPr>
+              <w:t xml:space="preserve">项目特征与需求描述</w:t>
+            </w:r>
+          </w:p>
+        </w:tc>
+        <w:tc>
+          <w:tcPr>
+            <w:tcW w:w="432" w:type="dxa"/>
+            <w:shd w:val="clear" w:color="auto" w:fill="17365D"/>
+            <w:tcMar>
+              <w:top w:w="100" w:type="dxa"/>
+              <w:left w:w="60" w:type="dxa"/>
+              <w:bottom w:w="100" w:type="dxa"/>
+              <w:right w:w="60" w:type="dxa"/>
+            </w:tcMar>
+            <w:vAlign w:val="center"/>
+          </w:tcPr>
+          <w:p>
+            <w:pPr>
+              <w:spacing w:before="0" w:after="0" w:line="269" w:lineRule="auto"/>
+              <w:jc w:val="center"/>
+              <w:rPr>
+                <w:rFonts w:hint="eastAsia" w:ascii="宋体" w:hAnsi="宋体" w:eastAsia="宋体" w:cs="宋体"/>
+                <w:b/>
+                <w:color w:val="FFFFFF"/>
+                <w:sz w:val="18"/>
+                <w:szCs w:val="18"/>
+                <w:lang w:val="en-US" w:eastAsia="zh-CN"/>
+              </w:rPr>
+            </w:pPr>
+            <w:r>
+              <w:rPr>
+                <w:rFonts w:hint="eastAsia" w:ascii="宋体" w:hAnsi="宋体" w:eastAsia="宋体" w:cs="宋体"/>
+                <w:b/>
+                <w:color w:val="FFFFFF"/>
+                <w:sz w:val="18"/>
+                <w:szCs w:val="18"/>
+                <w:lang w:val="en-US" w:eastAsia="zh-CN"/>
+              </w:rPr>
+              <w:t xml:space="preserve">单位</w:t>
+            </w:r>
+          </w:p>
+        </w:tc>
+        <w:tc>
+          <w:tcPr>
+            <w:tcW w:w="528" w:type="dxa"/>
+            <w:shd w:val="clear" w:color="auto" w:fill="17365D"/>
+            <w:tcMar>
+              <w:top w:w="100" w:type="dxa"/>
+              <w:left w:w="60" w:type="dxa"/>
+              <w:bottom w:w="100" w:type="dxa"/>
+              <w:right w:w="60" w:type="dxa"/>
+            </w:tcMar>
+            <w:vAlign w:val="center"/>
+          </w:tcPr>
+          <w:p>
+            <w:pPr>
+              <w:spacing w:before="0" w:after="0" w:line="269" w:lineRule="auto"/>
+              <w:jc w:val="center"/>
+              <w:rPr>
+                <w:rFonts w:hint="eastAsia" w:ascii="宋体" w:hAnsi="宋体" w:eastAsia="宋体" w:cs="宋体"/>
+                <w:b/>
+                <w:color w:val="FFFFFF"/>
+                <w:sz w:val="18"/>
+                <w:szCs w:val="18"/>
+                <w:lang w:val="en-US" w:eastAsia="zh-CN"/>
+              </w:rPr>
+            </w:pPr>
+            <w:r>
+              <w:rPr>
+                <w:rFonts w:hint="eastAsia" w:ascii="宋体" w:hAnsi="宋体" w:eastAsia="宋体" w:cs="宋体"/>
+                <w:b/>
+                <w:color w:val="FFFFFF"/>
+                <w:sz w:val="18"/>
+                <w:szCs w:val="18"/>
+                <w:lang w:val="en-US" w:eastAsia="zh-CN"/>
+              </w:rPr>
+              <w:t xml:space="preserve">工程量</w:t>
+            </w:r>
+          </w:p>
+        </w:tc>
+        <w:tc>
+          <w:tcPr>
+            <w:tcW w:w="960" w:type="dxa"/>
+            <w:shd w:val="clear" w:color="auto" w:fill="17365D"/>
+            <w:tcMar>
+              <w:top w:w="100" w:type="dxa"/>
+              <w:left w:w="60" w:type="dxa"/>
+              <w:bottom w:w="100" w:type="dxa"/>
+              <w:right w:w="60" w:type="dxa"/>
+            </w:tcMar>
+            <w:vAlign w:val="center"/>
+          </w:tcPr>
+          <w:p>
+            <w:pPr>
+              <w:spacing w:before="0" w:after="0" w:line="269" w:lineRule="auto"/>
+              <w:jc w:val="center"/>
+              <w:rPr>
+                <w:rFonts w:hint="eastAsia" w:ascii="宋体" w:hAnsi="宋体" w:eastAsia="宋体" w:cs="宋体"/>
+                <w:b/>
+                <w:color w:val="FFFFFF"/>
+                <w:sz w:val="18"/>
+                <w:szCs w:val="18"/>
+                <w:lang w:val="en-US" w:eastAsia="zh-CN"/>
+              </w:rPr>
+            </w:pPr>
+            <w:r>
+              <w:rPr>
+                <w:rFonts w:hint="eastAsia" w:ascii="宋体" w:hAnsi="宋体" w:eastAsia="宋体" w:cs="宋体"/>
+                <w:b/>
+                <w:color w:val="FFFFFF"/>
+                <w:sz w:val="18"/>
+                <w:szCs w:val="18"/>
+                <w:lang w:val="en-US" w:eastAsia="zh-CN"/>
+              </w:rPr>
+              <w:t xml:space="preserve">单价（元）</w:t>
+            </w:r>
+          </w:p>
+        </w:tc>
+        <w:tc>
+          <w:tcPr>
+            <w:tcW w:w="1008" w:type="dxa"/>
+            <w:shd w:val="clear" w:color="auto" w:fill="17365D"/>
+            <w:tcMar>
+              <w:top w:w="100" w:type="dxa"/>
+              <w:left w:w="60" w:type="dxa"/>
+              <w:bottom w:w="100" w:type="dxa"/>
+              <w:right w:w="60" w:type="dxa"/>
+            </w:tcMar>
+            <w:vAlign w:val="center"/>
+          </w:tcPr>
+          <w:p>
+            <w:pPr>
+              <w:spacing w:before="0" w:after="0" w:line="269" w:lineRule="auto"/>
+              <w:jc w:val="center"/>
+              <w:rPr>
+                <w:rFonts w:hint="eastAsia" w:ascii="宋体" w:hAnsi="宋体" w:eastAsia="宋体" w:cs="宋体"/>
+                <w:b/>
+                <w:color w:val="FFFFFF"/>
+                <w:sz w:val="18"/>
+                <w:szCs w:val="18"/>
+                <w:lang w:val="en-US" w:eastAsia="zh-CN"/>
+              </w:rPr>
+            </w:pPr>
+            <w:r>
+              <w:rPr>
+                <w:rFonts w:hint="eastAsia" w:ascii="宋体" w:hAnsi="宋体" w:eastAsia="宋体" w:cs="宋体"/>
+                <w:b/>
+                <w:color w:val="FFFFFF"/>
+                <w:sz w:val="18"/>
+                <w:szCs w:val="18"/>
+                <w:lang w:val="en-US" w:eastAsia="zh-CN"/>
+              </w:rPr>
+              <w:t xml:space="preserve">合价（元）</w:t>
+            </w:r>
+          </w:p>
+        </w:tc>
+        <w:tc>
+          <w:tcPr>
+            <w:tcW w:w="914" w:type="dxa"/>
+            <w:shd w:val="clear" w:color="auto" w:fill="17365D"/>
+            <w:tcMar>
+              <w:top w:w="100" w:type="dxa"/>
+              <w:left w:w="60" w:type="dxa"/>
+              <w:bottom w:w="100" w:type="dxa"/>
+              <w:right w:w="60" w:type="dxa"/>
+            </w:tcMar>
+            <w:vAlign w:val="center"/>
+          </w:tcPr>
+          <w:p>
+            <w:pPr>
+              <w:spacing w:before="0" w:after="0" w:line="269" w:lineRule="auto"/>
+              <w:jc w:val="center"/>
+              <w:rPr>
+                <w:rFonts w:hint="eastAsia" w:ascii="宋体" w:hAnsi="宋体" w:eastAsia="宋体" w:cs="宋体"/>
+                <w:b/>
+                <w:color w:val="FFFFFF"/>
+                <w:sz w:val="18"/>
+                <w:szCs w:val="18"/>
+                <w:lang w:val="en-US" w:eastAsia="zh-CN"/>
+              </w:rPr>
+            </w:pPr>
+            <w:r>
+              <w:rPr>
+                <w:rFonts w:hint="eastAsia" w:ascii="宋体" w:hAnsi="宋体" w:eastAsia="宋体" w:cs="宋体"/>
+                <w:b/>
+                <w:color w:val="FFFFFF"/>
+                <w:sz w:val="18"/>
+                <w:szCs w:val="18"/>
+                <w:lang w:val="en-US" w:eastAsia="zh-CN"/>
+              </w:rPr>
+              <w:t xml:space="preserve">备注</w:t>
             </w:r>
           </w:p>
         </w:tc>
@@ -4768,7 +3600,7 @@
                 <w:szCs w:val="18"/>
                 <w:lang w:val="en-US" w:eastAsia="zh-CN"/>
               </w:rPr>
-              <w:t xml:space="preserve">任务下发</w:t>
+              <w:t xml:space="preserve">委托受理</w:t>
             </w:r>
           </w:p>
         </w:tc>
@@ -4803,7 +3635,7 @@
                 <w:szCs w:val="18"/>
                 <w:lang w:val="en-US" w:eastAsia="zh-CN"/>
               </w:rPr>
-              <w:t xml:space="preserve">6</w:t>
+              <w:t xml:space="preserve">1</w:t>
             </w:r>
           </w:p>
         </w:tc>
@@ -4838,7 +3670,7 @@
                 <w:szCs w:val="18"/>
                 <w:lang w:val="en-US" w:eastAsia="zh-CN"/>
               </w:rPr>
-              <w:t xml:space="preserve">移动端任务通知</w:t>
+              <w:t xml:space="preserve">扫码预委托小程序</w:t>
             </w:r>
           </w:p>
         </w:tc>
@@ -4873,7 +3705,7 @@
                 <w:szCs w:val="18"/>
                 <w:lang w:val="en-US" w:eastAsia="zh-CN"/>
               </w:rPr>
-              <w:t xml:space="preserve">试验人员移动端任务推送、样品送达提醒与任务确认</w:t>
+              <w:t xml:space="preserve">小程序端委托填报，支持历史信息自动带出、纸质委托单拍照上传与委托记录查询</w:t>
             </w:r>
           </w:p>
         </w:tc>
@@ -4978,7 +3810,7 @@
                 <w:szCs w:val="18"/>
                 <w:lang w:val="en-US" w:eastAsia="zh-CN"/>
               </w:rPr>
-              <w:t xml:space="preserve">20,000</w:t>
+              <w:t xml:space="preserve">55,000</w:t>
             </w:r>
           </w:p>
         </w:tc>
@@ -5013,7 +3845,7 @@
                 <w:szCs w:val="18"/>
                 <w:lang w:val="en-US" w:eastAsia="zh-CN"/>
               </w:rPr>
-              <w:t xml:space="preserve">20,000</w:t>
+              <w:t xml:space="preserve">55,000</w:t>
             </w:r>
           </w:p>
         </w:tc>
@@ -5089,7 +3921,7 @@
                 <w:szCs w:val="18"/>
                 <w:lang w:val="en-US" w:eastAsia="zh-CN"/>
               </w:rPr>
-              <w:t xml:space="preserve">试验数据采集</w:t>
+              <w:t xml:space="preserve">委托受理</w:t>
             </w:r>
           </w:p>
         </w:tc>
@@ -5124,7 +3956,7 @@
                 <w:szCs w:val="18"/>
                 <w:lang w:val="en-US" w:eastAsia="zh-CN"/>
               </w:rPr>
-              <w:t xml:space="preserve">7</w:t>
+              <w:t xml:space="preserve">2</w:t>
             </w:r>
           </w:p>
         </w:tc>
@@ -5159,7 +3991,7 @@
                 <w:szCs w:val="18"/>
                 <w:lang w:val="en-US" w:eastAsia="zh-CN"/>
               </w:rPr>
-              <w:t xml:space="preserve">人工确认与模型迭代</w:t>
+              <w:t xml:space="preserve">委托数据联动接口</w:t>
             </w:r>
           </w:p>
         </w:tc>
@@ -5194,7 +4026,7 @@
                 <w:szCs w:val="18"/>
                 <w:lang w:val="en-US" w:eastAsia="zh-CN"/>
               </w:rPr>
-              <w:t xml:space="preserve">低置信度数据标红提示与人工确认流程，确认数据纳入训练样本迭代识别模型</w:t>
+              <w:t xml:space="preserve">与委托系统的数据同步，委托、样品、检测项目的结构化关联</w:t>
             </w:r>
           </w:p>
         </w:tc>
@@ -5299,7 +4131,7 @@
                 <w:szCs w:val="18"/>
                 <w:lang w:val="en-US" w:eastAsia="zh-CN"/>
               </w:rPr>
-              <w:t xml:space="preserve">30,000</w:t>
+              <w:t xml:space="preserve">20,000</w:t>
             </w:r>
           </w:p>
         </w:tc>
@@ -5334,7 +4166,7 @@
                 <w:szCs w:val="18"/>
                 <w:lang w:val="en-US" w:eastAsia="zh-CN"/>
               </w:rPr>
-              <w:t xml:space="preserve">30,000</w:t>
+              <w:t xml:space="preserve">20,000</w:t>
             </w:r>
           </w:p>
         </w:tc>
@@ -5410,7 +4242,7 @@
                 <w:szCs w:val="18"/>
                 <w:lang w:val="en-US" w:eastAsia="zh-CN"/>
               </w:rPr>
-              <w:t xml:space="preserve">试验数据采集</w:t>
+              <w:t xml:space="preserve">委托受理</w:t>
             </w:r>
           </w:p>
         </w:tc>
@@ -5445,7 +4277,7 @@
                 <w:szCs w:val="18"/>
                 <w:lang w:val="en-US" w:eastAsia="zh-CN"/>
               </w:rPr>
-              <w:t xml:space="preserve">8</w:t>
+              <w:t xml:space="preserve">3</w:t>
             </w:r>
           </w:p>
         </w:tc>
@@ -5480,7 +4312,7 @@
                 <w:szCs w:val="18"/>
                 <w:lang w:val="en-US" w:eastAsia="zh-CN"/>
               </w:rPr>
-              <w:t xml:space="preserve">设备通信协议适配</w:t>
+              <w:t xml:space="preserve">委托进度推送</w:t>
             </w:r>
           </w:p>
         </w:tc>
@@ -5515,7 +4347,7 @@
                 <w:szCs w:val="18"/>
                 <w:lang w:val="en-US" w:eastAsia="zh-CN"/>
               </w:rPr>
-              <w:t xml:space="preserve">针对万能试验机、压力机等设备开发串口/网口通信协议解析，获取试验曲线与荷载数据</w:t>
+              <w:t xml:space="preserve">按受理、检测、报告出具等节点通过小程序或短信推送进度</w:t>
             </w:r>
           </w:p>
         </w:tc>
@@ -5550,7 +4382,7 @@
                 <w:szCs w:val="18"/>
                 <w:lang w:val="en-US" w:eastAsia="zh-CN"/>
               </w:rPr>
-              <w:t xml:space="preserve">类</w:t>
+              <w:t xml:space="preserve">项</w:t>
             </w:r>
           </w:p>
         </w:tc>
@@ -5585,7 +4417,7 @@
                 <w:szCs w:val="18"/>
                 <w:lang w:val="en-US" w:eastAsia="zh-CN"/>
               </w:rPr>
-              <w:t xml:space="preserve">4</w:t>
+              <w:t xml:space="preserve">1</w:t>
             </w:r>
           </w:p>
         </w:tc>
@@ -5620,7 +4452,7 @@
                 <w:szCs w:val="18"/>
                 <w:lang w:val="en-US" w:eastAsia="zh-CN"/>
               </w:rPr>
-              <w:t xml:space="preserve">12,500</w:t>
+              <w:t xml:space="preserve">10,000</w:t>
             </w:r>
           </w:p>
         </w:tc>
@@ -5655,7 +4487,7 @@
                 <w:szCs w:val="18"/>
                 <w:lang w:val="en-US" w:eastAsia="zh-CN"/>
               </w:rPr>
-              <w:t xml:space="preserve">50,000</w:t>
+              <w:t xml:space="preserve">10,000</w:t>
             </w:r>
           </w:p>
         </w:tc>
@@ -5690,7 +4522,7 @@
                 <w:szCs w:val="18"/>
                 <w:lang w:val="en-US" w:eastAsia="zh-CN"/>
               </w:rPr>
-              <w:t xml:space="preserve">按设备类型计</w:t>
+              <w:t xml:space="preserve">短信费用按实际发生</w:t>
             </w:r>
           </w:p>
         </w:tc>
@@ -5731,7 +4563,7 @@
                 <w:szCs w:val="18"/>
                 <w:lang w:val="en-US" w:eastAsia="zh-CN"/>
               </w:rPr>
-              <w:t xml:space="preserve">试验数据采集</w:t>
+              <w:t xml:space="preserve">委托受理</w:t>
             </w:r>
           </w:p>
         </w:tc>
@@ -5766,7 +4598,7 @@
                 <w:szCs w:val="18"/>
                 <w:lang w:val="en-US" w:eastAsia="zh-CN"/>
               </w:rPr>
-              <w:t xml:space="preserve">9</w:t>
+              <w:t xml:space="preserve">4</w:t>
             </w:r>
           </w:p>
         </w:tc>
@@ -5801,7 +4633,7 @@
                 <w:szCs w:val="18"/>
                 <w:lang w:val="en-US" w:eastAsia="zh-CN"/>
               </w:rPr>
-              <w:t xml:space="preserve">文件解析与API集成</w:t>
+              <w:t xml:space="preserve">引导屏任务展示</w:t>
             </w:r>
           </w:p>
         </w:tc>
@@ -5836,7 +4668,7 @@
                 <w:szCs w:val="18"/>
                 <w:lang w:val="en-US" w:eastAsia="zh-CN"/>
               </w:rPr>
-              <w:t xml:space="preserve">上位机导出文件（Excel/CSV）自动读取与解析；开放API设备通过HTTP/MQTT对接</w:t>
+              <w:t xml:space="preserve">委托前台引导屏展示当日及次日试验任务，按试验时间排期滚动显示</w:t>
             </w:r>
           </w:p>
         </w:tc>
@@ -5941,7 +4773,7 @@
                 <w:szCs w:val="18"/>
                 <w:lang w:val="en-US" w:eastAsia="zh-CN"/>
               </w:rPr>
-              <w:t xml:space="preserve">25,000</w:t>
+              <w:t xml:space="preserve">10,000</w:t>
             </w:r>
           </w:p>
         </w:tc>
@@ -5976,7 +4808,7 @@
                 <w:szCs w:val="18"/>
                 <w:lang w:val="en-US" w:eastAsia="zh-CN"/>
               </w:rPr>
-              <w:t xml:space="preserve">25,000</w:t>
+              <w:t xml:space="preserve">10,000</w:t>
             </w:r>
           </w:p>
         </w:tc>
@@ -6052,7 +4884,7 @@
                 <w:szCs w:val="18"/>
                 <w:lang w:val="en-US" w:eastAsia="zh-CN"/>
               </w:rPr>
-              <w:t xml:space="preserve">试验数据采集</w:t>
+              <w:t xml:space="preserve">任务下发</w:t>
             </w:r>
           </w:p>
         </w:tc>
@@ -6087,7 +4919,7 @@
                 <w:szCs w:val="18"/>
                 <w:lang w:val="en-US" w:eastAsia="zh-CN"/>
               </w:rPr>
-              <w:t xml:space="preserve">10</w:t>
+              <w:t xml:space="preserve">5</w:t>
             </w:r>
           </w:p>
         </w:tc>
@@ -6122,7 +4954,7 @@
                 <w:szCs w:val="18"/>
                 <w:lang w:val="en-US" w:eastAsia="zh-CN"/>
               </w:rPr>
-              <w:t xml:space="preserve">采集数据任务关联与校验</w:t>
+              <w:t xml:space="preserve">任务自动派发</w:t>
             </w:r>
           </w:p>
         </w:tc>
@@ -6157,7 +4989,7 @@
                 <w:szCs w:val="18"/>
                 <w:lang w:val="en-US" w:eastAsia="zh-CN"/>
               </w:rPr>
-              <w:t xml:space="preserve">采集数据与委托、样品、任务自动关联，漏采、重复与单位异常提示</w:t>
+              <w:t xml:space="preserve">受理完成后自动生成检测任务并分派试验人员，同步生成运输任务</w:t>
             </w:r>
           </w:p>
         </w:tc>
@@ -6262,7 +5094,7 @@
                 <w:szCs w:val="18"/>
                 <w:lang w:val="en-US" w:eastAsia="zh-CN"/>
               </w:rPr>
-              <w:t xml:space="preserve">20,000</w:t>
+              <w:t xml:space="preserve">25,000</w:t>
             </w:r>
           </w:p>
         </w:tc>
@@ -6297,7 +5129,7 @@
                 <w:szCs w:val="18"/>
                 <w:lang w:val="en-US" w:eastAsia="zh-CN"/>
               </w:rPr>
-              <w:t xml:space="preserve">20,000</w:t>
+              <w:t xml:space="preserve">25,000</w:t>
             </w:r>
           </w:p>
         </w:tc>
@@ -6373,7 +5205,7 @@
                 <w:szCs w:val="18"/>
                 <w:lang w:val="en-US" w:eastAsia="zh-CN"/>
               </w:rPr>
-              <w:t xml:space="preserve">检测报告生成</w:t>
+              <w:t xml:space="preserve">任务下发</w:t>
             </w:r>
           </w:p>
         </w:tc>
@@ -6408,7 +5240,7 @@
                 <w:szCs w:val="18"/>
                 <w:lang w:val="en-US" w:eastAsia="zh-CN"/>
               </w:rPr>
-              <w:t xml:space="preserve">11</w:t>
+              <w:t xml:space="preserve">6</w:t>
             </w:r>
           </w:p>
         </w:tc>
@@ -6443,7 +5275,7 @@
                 <w:szCs w:val="18"/>
                 <w:lang w:val="en-US" w:eastAsia="zh-CN"/>
               </w:rPr>
-              <w:t xml:space="preserve">计算公式与判定阈值配置</w:t>
+              <w:t xml:space="preserve">移动端任务通知</w:t>
             </w:r>
           </w:p>
         </w:tc>
@@ -6478,7 +5310,7 @@
                 <w:szCs w:val="18"/>
                 <w:lang w:val="en-US" w:eastAsia="zh-CN"/>
               </w:rPr>
-              <w:t xml:space="preserve">常规试验项目计算公式调用与标准限值判定规则配置</w:t>
+              <w:t xml:space="preserve">试验人员移动端任务推送、样品送达提醒与任务确认</w:t>
             </w:r>
           </w:p>
         </w:tc>
@@ -6583,7 +5415,7 @@
                 <w:szCs w:val="18"/>
                 <w:lang w:val="en-US" w:eastAsia="zh-CN"/>
               </w:rPr>
-              <w:t xml:space="preserve">30,000</w:t>
+              <w:t xml:space="preserve">15,000</w:t>
             </w:r>
           </w:p>
         </w:tc>
@@ -6618,7 +5450,7 @@
                 <w:szCs w:val="18"/>
                 <w:lang w:val="en-US" w:eastAsia="zh-CN"/>
               </w:rPr>
-              <w:t xml:space="preserve">30,000</w:t>
+              <w:t xml:space="preserve">15,000</w:t>
             </w:r>
           </w:p>
         </w:tc>
@@ -6694,7 +5526,7 @@
                 <w:szCs w:val="18"/>
                 <w:lang w:val="en-US" w:eastAsia="zh-CN"/>
               </w:rPr>
-              <w:t xml:space="preserve">检测报告生成</w:t>
+              <w:t xml:space="preserve">试验数据采集</w:t>
             </w:r>
           </w:p>
         </w:tc>
@@ -6729,7 +5561,7 @@
                 <w:szCs w:val="18"/>
                 <w:lang w:val="en-US" w:eastAsia="zh-CN"/>
               </w:rPr>
-              <w:t xml:space="preserve">12</w:t>
+              <w:t xml:space="preserve">7</w:t>
             </w:r>
           </w:p>
         </w:tc>
@@ -6764,7 +5596,7 @@
                 <w:szCs w:val="18"/>
                 <w:lang w:val="en-US" w:eastAsia="zh-CN"/>
               </w:rPr>
-              <w:t xml:space="preserve">报告模板引擎</w:t>
+              <w:t xml:space="preserve">人工确认与模型迭代</w:t>
             </w:r>
           </w:p>
         </w:tc>
@@ -6799,7 +5631,7 @@
                 <w:szCs w:val="18"/>
                 <w:lang w:val="en-US" w:eastAsia="zh-CN"/>
               </w:rPr>
-              <w:t xml:space="preserve">Word/PDF报告模板匹配与数据填充，支持数据表格与试验曲线插入</w:t>
+              <w:t xml:space="preserve">低置信度数据标红提示与人工确认流程，确认数据纳入训练样本迭代识别模型</w:t>
             </w:r>
           </w:p>
         </w:tc>
@@ -6904,7 +5736,7 @@
                 <w:szCs w:val="18"/>
                 <w:lang w:val="en-US" w:eastAsia="zh-CN"/>
               </w:rPr>
-              <w:t xml:space="preserve">50,000</w:t>
+              <w:t xml:space="preserve">25,000</w:t>
             </w:r>
           </w:p>
         </w:tc>
@@ -6939,7 +5771,7 @@
                 <w:szCs w:val="18"/>
                 <w:lang w:val="en-US" w:eastAsia="zh-CN"/>
               </w:rPr>
-              <w:t xml:space="preserve">50,000</w:t>
+              <w:t xml:space="preserve">25,000</w:t>
             </w:r>
           </w:p>
         </w:tc>
@@ -7015,7 +5847,7 @@
                 <w:szCs w:val="18"/>
                 <w:lang w:val="en-US" w:eastAsia="zh-CN"/>
               </w:rPr>
-              <w:t xml:space="preserve">检测报告生成</w:t>
+              <w:t xml:space="preserve">试验数据采集</w:t>
             </w:r>
           </w:p>
         </w:tc>
@@ -7050,7 +5882,7 @@
                 <w:szCs w:val="18"/>
                 <w:lang w:val="en-US" w:eastAsia="zh-CN"/>
               </w:rPr>
-              <w:t xml:space="preserve">13</w:t>
+              <w:t xml:space="preserve">8</w:t>
             </w:r>
           </w:p>
         </w:tc>
@@ -7085,7 +5917,7 @@
                 <w:szCs w:val="18"/>
                 <w:lang w:val="en-US" w:eastAsia="zh-CN"/>
               </w:rPr>
-              <w:t xml:space="preserve">常规试验报告模板配置</w:t>
+              <w:t xml:space="preserve">设备通信协议适配</w:t>
             </w:r>
           </w:p>
         </w:tc>
@@ -7120,7 +5952,7 @@
                 <w:szCs w:val="18"/>
                 <w:lang w:val="en-US" w:eastAsia="zh-CN"/>
               </w:rPr>
-              <w:t xml:space="preserve">按试验项目逐项配置报告模板与字段映射</w:t>
+              <w:t xml:space="preserve">针对万能试验机、压力机等设备开发串口/网口通信协议解析，获取试验曲线与荷载数据</w:t>
             </w:r>
           </w:p>
         </w:tc>
@@ -7155,7 +5987,7 @@
                 <w:szCs w:val="18"/>
                 <w:lang w:val="en-US" w:eastAsia="zh-CN"/>
               </w:rPr>
-              <w:t xml:space="preserve">个</w:t>
+              <w:t xml:space="preserve">类</w:t>
             </w:r>
           </w:p>
         </w:tc>
@@ -7190,7 +6022,7 @@
                 <w:szCs w:val="18"/>
                 <w:lang w:val="en-US" w:eastAsia="zh-CN"/>
               </w:rPr>
-              <w:t xml:space="preserve">10</w:t>
+              <w:t xml:space="preserve">4</w:t>
             </w:r>
           </w:p>
         </w:tc>
@@ -7225,7 +6057,7 @@
                 <w:szCs w:val="18"/>
                 <w:lang w:val="en-US" w:eastAsia="zh-CN"/>
               </w:rPr>
-              <w:t xml:space="preserve">4,000</w:t>
+              <w:t xml:space="preserve">10,000</w:t>
             </w:r>
           </w:p>
         </w:tc>
@@ -7295,7 +6127,7 @@
                 <w:szCs w:val="18"/>
                 <w:lang w:val="en-US" w:eastAsia="zh-CN"/>
               </w:rPr>
-              <w:t xml:space="preserve">首批10类常规试验</w:t>
+              <w:t xml:space="preserve">按设备类型计</w:t>
             </w:r>
           </w:p>
         </w:tc>
@@ -7336,7 +6168,7 @@
                 <w:szCs w:val="18"/>
                 <w:lang w:val="en-US" w:eastAsia="zh-CN"/>
               </w:rPr>
-              <w:t xml:space="preserve">检测报告生成</w:t>
+              <w:t xml:space="preserve">试验数据采集</w:t>
             </w:r>
           </w:p>
         </w:tc>
@@ -7371,7 +6203,7 @@
                 <w:szCs w:val="18"/>
                 <w:lang w:val="en-US" w:eastAsia="zh-CN"/>
               </w:rPr>
-              <w:t xml:space="preserve">14</w:t>
+              <w:t xml:space="preserve">9</w:t>
             </w:r>
           </w:p>
         </w:tc>
@@ -7406,7 +6238,7 @@
                 <w:szCs w:val="18"/>
                 <w:lang w:val="en-US" w:eastAsia="zh-CN"/>
               </w:rPr>
-              <w:t xml:space="preserve">桥检报告模块集成</w:t>
+              <w:t xml:space="preserve">文件解析与API集成</w:t>
             </w:r>
           </w:p>
         </w:tc>
@@ -7441,7 +6273,7 @@
                 <w:szCs w:val="18"/>
                 <w:lang w:val="en-US" w:eastAsia="zh-CN"/>
               </w:rPr>
-              <w:t xml:space="preserve">将现有桥检报告编制框架作为独立功能入口集成至平台</w:t>
+              <w:t xml:space="preserve">上位机导出文件（Excel/CSV）自动读取与解析；开放API设备通过HTTP/MQTT对接</w:t>
             </w:r>
           </w:p>
         </w:tc>
@@ -7657,7 +6489,7 @@
                 <w:szCs w:val="18"/>
                 <w:lang w:val="en-US" w:eastAsia="zh-CN"/>
               </w:rPr>
-              <w:t xml:space="preserve">检测报告生成</w:t>
+              <w:t xml:space="preserve">试验数据采集</w:t>
             </w:r>
           </w:p>
         </w:tc>
@@ -7692,7 +6524,7 @@
                 <w:szCs w:val="18"/>
                 <w:lang w:val="en-US" w:eastAsia="zh-CN"/>
               </w:rPr>
-              <w:t xml:space="preserve">15</w:t>
+              <w:t xml:space="preserve">10</w:t>
             </w:r>
           </w:p>
         </w:tc>
@@ -7727,7 +6559,7 @@
                 <w:szCs w:val="18"/>
                 <w:lang w:val="en-US" w:eastAsia="zh-CN"/>
               </w:rPr>
-              <w:t xml:space="preserve">报告一致性比对与辅助校核</w:t>
+              <w:t xml:space="preserve">采集数据任务关联与校验</w:t>
             </w:r>
           </w:p>
         </w:tc>
@@ -7762,7 +6594,7 @@
                 <w:szCs w:val="18"/>
                 <w:lang w:val="en-US" w:eastAsia="zh-CN"/>
               </w:rPr>
-              <w:t xml:space="preserve">原始数据与报告数据一致性比对、标准限值复核与错误提示</w:t>
+              <w:t xml:space="preserve">采集数据与委托、样品、任务自动关联，漏采、重复与单位异常提示</w:t>
             </w:r>
           </w:p>
         </w:tc>
@@ -7867,7 +6699,7 @@
                 <w:szCs w:val="18"/>
                 <w:lang w:val="en-US" w:eastAsia="zh-CN"/>
               </w:rPr>
-              <w:t xml:space="preserve">35,000</w:t>
+              <w:t xml:space="preserve">20,000</w:t>
             </w:r>
           </w:p>
         </w:tc>
@@ -7902,7 +6734,7 @@
                 <w:szCs w:val="18"/>
                 <w:lang w:val="en-US" w:eastAsia="zh-CN"/>
               </w:rPr>
-              <w:t xml:space="preserve">35,000</w:t>
+              <w:t xml:space="preserve">20,000</w:t>
             </w:r>
           </w:p>
         </w:tc>
@@ -7978,7 +6810,7 @@
                 <w:szCs w:val="18"/>
                 <w:lang w:val="en-US" w:eastAsia="zh-CN"/>
               </w:rPr>
-              <w:t xml:space="preserve">智能交互</w:t>
+              <w:t xml:space="preserve">检测报告生成</w:t>
             </w:r>
           </w:p>
         </w:tc>
@@ -8013,7 +6845,7 @@
                 <w:szCs w:val="18"/>
                 <w:lang w:val="en-US" w:eastAsia="zh-CN"/>
               </w:rPr>
-              <w:t xml:space="preserve">16</w:t>
+              <w:t xml:space="preserve">11</w:t>
             </w:r>
           </w:p>
         </w:tc>
@@ -8048,7 +6880,7 @@
                 <w:szCs w:val="18"/>
                 <w:lang w:val="en-US" w:eastAsia="zh-CN"/>
               </w:rPr>
-              <w:t xml:space="preserve">“小浦”业务工具封装</w:t>
+              <w:t xml:space="preserve">计算公式与判定阈值配置</w:t>
             </w:r>
           </w:p>
         </w:tc>
@@ -8083,7 +6915,7 @@
                 <w:szCs w:val="18"/>
                 <w:lang w:val="en-US" w:eastAsia="zh-CN"/>
               </w:rPr>
-              <w:t xml:space="preserve">将预委托填报、报告校核等高频操作封装为大模型可调用的工具</w:t>
+              <w:t xml:space="preserve">常规试验项目计算公式调用与标准限值判定规则配置</w:t>
             </w:r>
           </w:p>
         </w:tc>
@@ -8188,7 +7020,7 @@
                 <w:szCs w:val="18"/>
                 <w:lang w:val="en-US" w:eastAsia="zh-CN"/>
               </w:rPr>
-              <w:t xml:space="preserve">20,000</w:t>
+              <w:t xml:space="preserve">25,000</w:t>
             </w:r>
           </w:p>
         </w:tc>
@@ -8223,7 +7055,7 @@
                 <w:szCs w:val="18"/>
                 <w:lang w:val="en-US" w:eastAsia="zh-CN"/>
               </w:rPr>
-              <w:t xml:space="preserve">20,000</w:t>
+              <w:t xml:space="preserve">25,000</w:t>
             </w:r>
           </w:p>
         </w:tc>
@@ -8299,7 +7131,7 @@
                 <w:szCs w:val="18"/>
                 <w:lang w:val="en-US" w:eastAsia="zh-CN"/>
               </w:rPr>
-              <w:t xml:space="preserve">智能交互</w:t>
+              <w:t xml:space="preserve">检测报告生成</w:t>
             </w:r>
           </w:p>
         </w:tc>
@@ -8334,7 +7166,7 @@
                 <w:szCs w:val="18"/>
                 <w:lang w:val="en-US" w:eastAsia="zh-CN"/>
               </w:rPr>
-              <w:t xml:space="preserve">17</w:t>
+              <w:t xml:space="preserve">12</w:t>
             </w:r>
           </w:p>
         </w:tc>
@@ -8369,7 +7201,7 @@
                 <w:szCs w:val="18"/>
                 <w:lang w:val="en-US" w:eastAsia="zh-CN"/>
               </w:rPr>
-              <w:t xml:space="preserve">委托单信息提取</w:t>
+              <w:t xml:space="preserve">报告模板引擎</w:t>
             </w:r>
           </w:p>
         </w:tc>
@@ -8404,7 +7236,7 @@
                 <w:szCs w:val="18"/>
                 <w:lang w:val="en-US" w:eastAsia="zh-CN"/>
               </w:rPr>
-              <w:t xml:space="preserve">视觉识别模型提取纸质委托单关键信息并映射至标准表单</w:t>
+              <w:t xml:space="preserve">Word/PDF报告模板匹配与数据填充，支持数据表格与试验曲线插入</w:t>
             </w:r>
           </w:p>
         </w:tc>
@@ -8509,7 +7341,7 @@
                 <w:szCs w:val="18"/>
                 <w:lang w:val="en-US" w:eastAsia="zh-CN"/>
               </w:rPr>
-              <w:t xml:space="preserve">10,000</w:t>
+              <w:t xml:space="preserve">45,000</w:t>
             </w:r>
           </w:p>
         </w:tc>
@@ -8544,7 +7376,7 @@
                 <w:szCs w:val="18"/>
                 <w:lang w:val="en-US" w:eastAsia="zh-CN"/>
               </w:rPr>
-              <w:t xml:space="preserve">10,000</w:t>
+              <w:t xml:space="preserve">45,000</w:t>
             </w:r>
           </w:p>
         </w:tc>
@@ -8620,7 +7452,7 @@
                 <w:szCs w:val="18"/>
                 <w:lang w:val="en-US" w:eastAsia="zh-CN"/>
               </w:rPr>
-              <w:t xml:space="preserve">智能交互</w:t>
+              <w:t xml:space="preserve">检测报告生成</w:t>
             </w:r>
           </w:p>
         </w:tc>
@@ -8655,7 +7487,7 @@
                 <w:szCs w:val="18"/>
                 <w:lang w:val="en-US" w:eastAsia="zh-CN"/>
               </w:rPr>
-              <w:t xml:space="preserve">18</w:t>
+              <w:t xml:space="preserve">13</w:t>
             </w:r>
           </w:p>
         </w:tc>
@@ -8690,7 +7522,7 @@
                 <w:szCs w:val="18"/>
                 <w:lang w:val="en-US" w:eastAsia="zh-CN"/>
               </w:rPr>
-              <w:t xml:space="preserve">多角色业务查询</w:t>
+              <w:t xml:space="preserve">常规试验报告模板配置</w:t>
             </w:r>
           </w:p>
         </w:tc>
@@ -8725,7 +7557,7 @@
                 <w:szCs w:val="18"/>
                 <w:lang w:val="en-US" w:eastAsia="zh-CN"/>
               </w:rPr>
-              <w:t xml:space="preserve">面向客户、试验人员、管理人员的自然语言业务查询与汇总答复</w:t>
+              <w:t xml:space="preserve">按试验项目逐项配置报告模板与字段映射</w:t>
             </w:r>
           </w:p>
         </w:tc>
@@ -8760,7 +7592,7 @@
                 <w:szCs w:val="18"/>
                 <w:lang w:val="en-US" w:eastAsia="zh-CN"/>
               </w:rPr>
-              <w:t xml:space="preserve">项</w:t>
+              <w:t xml:space="preserve">个</w:t>
             </w:r>
           </w:p>
         </w:tc>
@@ -8795,7 +7627,7 @@
                 <w:szCs w:val="18"/>
                 <w:lang w:val="en-US" w:eastAsia="zh-CN"/>
               </w:rPr>
-              <w:t xml:space="preserve">1</w:t>
+              <w:t xml:space="preserve">10</w:t>
             </w:r>
           </w:p>
         </w:tc>
@@ -8830,7 +7662,7 @@
                 <w:szCs w:val="18"/>
                 <w:lang w:val="en-US" w:eastAsia="zh-CN"/>
               </w:rPr>
-              <w:t xml:space="preserve">15,000</w:t>
+              <w:t xml:space="preserve">4,000</w:t>
             </w:r>
           </w:p>
         </w:tc>
@@ -8865,7 +7697,7 @@
                 <w:szCs w:val="18"/>
                 <w:lang w:val="en-US" w:eastAsia="zh-CN"/>
               </w:rPr>
-              <w:t xml:space="preserve">15,000</w:t>
+              <w:t xml:space="preserve">40,000</w:t>
             </w:r>
           </w:p>
         </w:tc>
@@ -8900,7 +7732,7 @@
                 <w:szCs w:val="18"/>
                 <w:lang w:val="en-US" w:eastAsia="zh-CN"/>
               </w:rPr>
-              <w:t xml:space="preserve"/>
+              <w:t xml:space="preserve">首批10类常规试验</w:t>
             </w:r>
           </w:p>
         </w:tc>
@@ -8941,7 +7773,7 @@
                 <w:szCs w:val="18"/>
                 <w:lang w:val="en-US" w:eastAsia="zh-CN"/>
               </w:rPr>
-              <w:t xml:space="preserve">智能交互</w:t>
+              <w:t xml:space="preserve">检测报告生成</w:t>
             </w:r>
           </w:p>
         </w:tc>
@@ -8976,7 +7808,7 @@
                 <w:szCs w:val="18"/>
                 <w:lang w:val="en-US" w:eastAsia="zh-CN"/>
               </w:rPr>
-              <w:t xml:space="preserve">19</w:t>
+              <w:t xml:space="preserve">14</w:t>
             </w:r>
           </w:p>
         </w:tc>
@@ -9011,7 +7843,7 @@
                 <w:szCs w:val="18"/>
                 <w:lang w:val="en-US" w:eastAsia="zh-CN"/>
               </w:rPr>
-              <w:t xml:space="preserve">大模型调用服务</w:t>
+              <w:t xml:space="preserve">桥检报告模块集成</w:t>
             </w:r>
           </w:p>
         </w:tc>
@@ -9046,7 +7878,7 @@
                 <w:szCs w:val="18"/>
                 <w:lang w:val="en-US" w:eastAsia="zh-CN"/>
               </w:rPr>
-              <w:t xml:space="preserve">按调用量（token）计费，月均约数百元</w:t>
+              <w:t xml:space="preserve">将现有桥检报告编制框架作为独立功能入口集成至平台</w:t>
             </w:r>
           </w:p>
         </w:tc>
@@ -9081,7 +7913,7 @@
                 <w:szCs w:val="18"/>
                 <w:lang w:val="en-US" w:eastAsia="zh-CN"/>
               </w:rPr>
-              <w:t xml:space="preserve">年</w:t>
+              <w:t xml:space="preserve">项</w:t>
             </w:r>
           </w:p>
         </w:tc>
@@ -9151,7 +7983,7 @@
                 <w:szCs w:val="18"/>
                 <w:lang w:val="en-US" w:eastAsia="zh-CN"/>
               </w:rPr>
-              <w:t xml:space="preserve">6,000</w:t>
+              <w:t xml:space="preserve">25,000</w:t>
             </w:r>
           </w:p>
         </w:tc>
@@ -9186,7 +8018,7 @@
                 <w:szCs w:val="18"/>
                 <w:lang w:val="en-US" w:eastAsia="zh-CN"/>
               </w:rPr>
-              <w:t xml:space="preserve">6,000</w:t>
+              <w:t xml:space="preserve">25,000</w:t>
             </w:r>
           </w:p>
         </w:tc>
@@ -9221,7 +8053,7 @@
                 <w:szCs w:val="18"/>
                 <w:lang w:val="en-US" w:eastAsia="zh-CN"/>
               </w:rPr>
-              <w:t xml:space="preserve">首年</w:t>
+              <w:t xml:space="preserve"/>
             </w:r>
           </w:p>
         </w:tc>
@@ -9262,7 +8094,7 @@
                 <w:szCs w:val="18"/>
                 <w:lang w:val="en-US" w:eastAsia="zh-CN"/>
               </w:rPr>
-              <w:t xml:space="preserve">系统对接</w:t>
+              <w:t xml:space="preserve">检测报告生成</w:t>
             </w:r>
           </w:p>
         </w:tc>
@@ -9297,7 +8129,7 @@
                 <w:szCs w:val="18"/>
                 <w:lang w:val="en-US" w:eastAsia="zh-CN"/>
               </w:rPr>
-              <w:t xml:space="preserve">20</w:t>
+              <w:t xml:space="preserve">15</w:t>
             </w:r>
           </w:p>
         </w:tc>
@@ -9332,7 +8164,7 @@
                 <w:szCs w:val="18"/>
                 <w:lang w:val="en-US" w:eastAsia="zh-CN"/>
               </w:rPr>
-              <w:t xml:space="preserve">机器人调度系统对接</w:t>
+              <w:t xml:space="preserve">报告一致性比对与辅助校核</w:t>
             </w:r>
           </w:p>
         </w:tc>
@@ -9367,7 +8199,7 @@
                 <w:szCs w:val="18"/>
                 <w:lang w:val="en-US" w:eastAsia="zh-CN"/>
               </w:rPr>
-              <w:t xml:space="preserve">运输任务下发、机器人位置与状态回传、运输记录与委托任务关联</w:t>
+              <w:t xml:space="preserve">原始数据与报告数据一致性比对、标准限值复核与错误提示</w:t>
             </w:r>
           </w:p>
         </w:tc>
@@ -9472,7 +8304,7 @@
                 <w:szCs w:val="18"/>
                 <w:lang w:val="en-US" w:eastAsia="zh-CN"/>
               </w:rPr>
-              <w:t xml:space="preserve">20,000</w:t>
+              <w:t xml:space="preserve">30,000</w:t>
             </w:r>
           </w:p>
         </w:tc>
@@ -9507,7 +8339,7 @@
                 <w:szCs w:val="18"/>
                 <w:lang w:val="en-US" w:eastAsia="zh-CN"/>
               </w:rPr>
-              <w:t xml:space="preserve">20,000</w:t>
+              <w:t xml:space="preserve">30,000</w:t>
             </w:r>
           </w:p>
         </w:tc>
@@ -9583,7 +8415,7 @@
                 <w:szCs w:val="18"/>
                 <w:lang w:val="en-US" w:eastAsia="zh-CN"/>
               </w:rPr>
-              <w:t xml:space="preserve">系统对接</w:t>
+              <w:t xml:space="preserve">智能交互</w:t>
             </w:r>
           </w:p>
         </w:tc>
@@ -9618,7 +8450,7 @@
                 <w:szCs w:val="18"/>
                 <w:lang w:val="en-US" w:eastAsia="zh-CN"/>
               </w:rPr>
-              <w:t xml:space="preserve">21</w:t>
+              <w:t xml:space="preserve">16</w:t>
             </w:r>
           </w:p>
         </w:tc>
@@ -9653,7 +8485,7 @@
                 <w:szCs w:val="18"/>
                 <w:lang w:val="en-US" w:eastAsia="zh-CN"/>
               </w:rPr>
-              <w:t xml:space="preserve">门禁联动控制接口</w:t>
+              <w:t xml:space="preserve">“小浦”业务工具封装</w:t>
             </w:r>
           </w:p>
         </w:tc>
@@ -9688,7 +8520,7 @@
                 <w:szCs w:val="18"/>
                 <w:lang w:val="en-US" w:eastAsia="zh-CN"/>
               </w:rPr>
-              <w:t xml:space="preserve">调度指令与智能门禁的开关门联动控制</w:t>
+              <w:t xml:space="preserve">将预委托填报、报告校核等高频操作封装为大模型可调用的工具</w:t>
             </w:r>
           </w:p>
         </w:tc>
@@ -9793,7 +8625,7 @@
                 <w:szCs w:val="18"/>
                 <w:lang w:val="en-US" w:eastAsia="zh-CN"/>
               </w:rPr>
-              <w:t xml:space="preserve">10,000</w:t>
+              <w:t xml:space="preserve">20,000</w:t>
             </w:r>
           </w:p>
         </w:tc>
@@ -9828,7 +8660,7 @@
                 <w:szCs w:val="18"/>
                 <w:lang w:val="en-US" w:eastAsia="zh-CN"/>
               </w:rPr>
-              <w:t xml:space="preserve">10,000</w:t>
+              <w:t xml:space="preserve">20,000</w:t>
             </w:r>
           </w:p>
         </w:tc>
@@ -9904,7 +8736,7 @@
                 <w:szCs w:val="18"/>
                 <w:lang w:val="en-US" w:eastAsia="zh-CN"/>
               </w:rPr>
-              <w:t xml:space="preserve">实施服务</w:t>
+              <w:t xml:space="preserve">智能交互</w:t>
             </w:r>
           </w:p>
         </w:tc>
@@ -9939,7 +8771,7 @@
                 <w:szCs w:val="18"/>
                 <w:lang w:val="en-US" w:eastAsia="zh-CN"/>
               </w:rPr>
-              <w:t xml:space="preserve">22</w:t>
+              <w:t xml:space="preserve">17</w:t>
             </w:r>
           </w:p>
         </w:tc>
@@ -9974,7 +8806,7 @@
                 <w:szCs w:val="18"/>
                 <w:lang w:val="en-US" w:eastAsia="zh-CN"/>
               </w:rPr>
-              <w:t xml:space="preserve">系统部署与联调</w:t>
+              <w:t xml:space="preserve">委托单信息提取</w:t>
             </w:r>
           </w:p>
         </w:tc>
@@ -10009,7 +8841,7 @@
                 <w:szCs w:val="18"/>
                 <w:lang w:val="en-US" w:eastAsia="zh-CN"/>
               </w:rPr>
-              <w:t xml:space="preserve">系统部署、配置、全流程联调与试运行保障</w:t>
+              <w:t xml:space="preserve">视觉识别模型提取纸质委托单关键信息并映射至标准表单</w:t>
             </w:r>
           </w:p>
         </w:tc>
@@ -10114,7 +8946,7 @@
                 <w:szCs w:val="18"/>
                 <w:lang w:val="en-US" w:eastAsia="zh-CN"/>
               </w:rPr>
-              <w:t xml:space="preserve">20,000</w:t>
+              <w:t xml:space="preserve">10,000</w:t>
             </w:r>
           </w:p>
         </w:tc>
@@ -10149,7 +8981,7 @@
                 <w:szCs w:val="18"/>
                 <w:lang w:val="en-US" w:eastAsia="zh-CN"/>
               </w:rPr>
-              <w:t xml:space="preserve">20,000</w:t>
+              <w:t xml:space="preserve">10,000</w:t>
             </w:r>
           </w:p>
         </w:tc>
@@ -10225,7 +9057,7 @@
                 <w:szCs w:val="18"/>
                 <w:lang w:val="en-US" w:eastAsia="zh-CN"/>
               </w:rPr>
-              <w:t xml:space="preserve">实施服务</w:t>
+              <w:t xml:space="preserve">智能交互</w:t>
             </w:r>
           </w:p>
         </w:tc>
@@ -10260,7 +9092,7 @@
                 <w:szCs w:val="18"/>
                 <w:lang w:val="en-US" w:eastAsia="zh-CN"/>
               </w:rPr>
-              <w:t xml:space="preserve">23</w:t>
+              <w:t xml:space="preserve">18</w:t>
             </w:r>
           </w:p>
         </w:tc>
@@ -10295,7 +9127,7 @@
                 <w:szCs w:val="18"/>
                 <w:lang w:val="en-US" w:eastAsia="zh-CN"/>
               </w:rPr>
-              <w:t xml:space="preserve">培训服务</w:t>
+              <w:t xml:space="preserve">多角色业务查询</w:t>
             </w:r>
           </w:p>
         </w:tc>
@@ -10330,7 +9162,7 @@
                 <w:szCs w:val="18"/>
                 <w:lang w:val="en-US" w:eastAsia="zh-CN"/>
               </w:rPr>
-              <w:t xml:space="preserve">面向委托前台人员、试验人员与管理人员的操作培训</w:t>
+              <w:t xml:space="preserve">面向客户、试验人员、管理人员的自然语言业务查询与汇总答复</w:t>
             </w:r>
           </w:p>
         </w:tc>
@@ -10365,7 +9197,7 @@
                 <w:szCs w:val="18"/>
                 <w:lang w:val="en-US" w:eastAsia="zh-CN"/>
               </w:rPr>
-              <w:t xml:space="preserve">次</w:t>
+              <w:t xml:space="preserve">项</w:t>
             </w:r>
           </w:p>
         </w:tc>
@@ -10400,7 +9232,7 @@
                 <w:szCs w:val="18"/>
                 <w:lang w:val="en-US" w:eastAsia="zh-CN"/>
               </w:rPr>
-              <w:t xml:space="preserve">2</w:t>
+              <w:t xml:space="preserve">1</w:t>
             </w:r>
           </w:p>
         </w:tc>
@@ -10435,7 +9267,7 @@
                 <w:szCs w:val="18"/>
                 <w:lang w:val="en-US" w:eastAsia="zh-CN"/>
               </w:rPr>
-              <w:t xml:space="preserve">5,000</w:t>
+              <w:t xml:space="preserve">10,000</w:t>
             </w:r>
           </w:p>
         </w:tc>
@@ -10546,6 +9378,1611 @@
                 <w:szCs w:val="18"/>
                 <w:lang w:val="en-US" w:eastAsia="zh-CN"/>
               </w:rPr>
+              <w:t xml:space="preserve">智能交互</w:t>
+            </w:r>
+          </w:p>
+        </w:tc>
+        <w:tc>
+          <w:tcPr>
+            <w:tcW w:w="480" w:type="dxa"/>
+            <w:tcMar>
+              <w:top w:w="100" w:type="dxa"/>
+              <w:left w:w="60" w:type="dxa"/>
+              <w:bottom w:w="100" w:type="dxa"/>
+              <w:right w:w="60" w:type="dxa"/>
+            </w:tcMar>
+            <w:vAlign w:val="center"/>
+          </w:tcPr>
+          <w:p>
+            <w:pPr>
+              <w:spacing w:before="0" w:after="0" w:line="269" w:lineRule="auto"/>
+              <w:jc w:val="left"/>
+              <w:rPr>
+                <w:rFonts w:hint="eastAsia" w:ascii="宋体" w:hAnsi="宋体" w:eastAsia="宋体" w:cs="宋体"/>
+                <w:color w:val="000000"/>
+                <w:sz w:val="18"/>
+                <w:szCs w:val="18"/>
+                <w:lang w:val="en-US" w:eastAsia="zh-CN"/>
+              </w:rPr>
+            </w:pPr>
+            <w:r>
+              <w:rPr>
+                <w:rFonts w:hint="eastAsia" w:ascii="宋体" w:hAnsi="宋体" w:eastAsia="宋体" w:cs="宋体"/>
+                <w:color w:val="000000"/>
+                <w:sz w:val="18"/>
+                <w:szCs w:val="18"/>
+                <w:lang w:val="en-US" w:eastAsia="zh-CN"/>
+              </w:rPr>
+              <w:t xml:space="preserve">19</w:t>
+            </w:r>
+          </w:p>
+        </w:tc>
+        <w:tc>
+          <w:tcPr>
+            <w:tcW w:w="912" w:type="dxa"/>
+            <w:tcMar>
+              <w:top w:w="100" w:type="dxa"/>
+              <w:left w:w="60" w:type="dxa"/>
+              <w:bottom w:w="100" w:type="dxa"/>
+              <w:right w:w="60" w:type="dxa"/>
+            </w:tcMar>
+            <w:vAlign w:val="center"/>
+          </w:tcPr>
+          <w:p>
+            <w:pPr>
+              <w:spacing w:before="0" w:after="0" w:line="269" w:lineRule="auto"/>
+              <w:jc w:val="left"/>
+              <w:rPr>
+                <w:rFonts w:hint="eastAsia" w:ascii="宋体" w:hAnsi="宋体" w:eastAsia="宋体" w:cs="宋体"/>
+                <w:color w:val="000000"/>
+                <w:sz w:val="18"/>
+                <w:szCs w:val="18"/>
+                <w:lang w:val="en-US" w:eastAsia="zh-CN"/>
+              </w:rPr>
+            </w:pPr>
+            <w:r>
+              <w:rPr>
+                <w:rFonts w:hint="eastAsia" w:ascii="宋体" w:hAnsi="宋体" w:eastAsia="宋体" w:cs="宋体"/>
+                <w:color w:val="000000"/>
+                <w:sz w:val="18"/>
+                <w:szCs w:val="18"/>
+                <w:lang w:val="en-US" w:eastAsia="zh-CN"/>
+              </w:rPr>
+              <w:t xml:space="preserve">大模型调用服务</w:t>
+            </w:r>
+          </w:p>
+        </w:tc>
+        <w:tc>
+          <w:tcPr>
+            <w:tcW w:w="2400" w:type="dxa"/>
+            <w:tcMar>
+              <w:top w:w="100" w:type="dxa"/>
+              <w:left w:w="60" w:type="dxa"/>
+              <w:bottom w:w="100" w:type="dxa"/>
+              <w:right w:w="60" w:type="dxa"/>
+            </w:tcMar>
+            <w:vAlign w:val="center"/>
+          </w:tcPr>
+          <w:p>
+            <w:pPr>
+              <w:spacing w:before="0" w:after="0" w:line="269" w:lineRule="auto"/>
+              <w:jc w:val="left"/>
+              <w:rPr>
+                <w:rFonts w:hint="eastAsia" w:ascii="宋体" w:hAnsi="宋体" w:eastAsia="宋体" w:cs="宋体"/>
+                <w:color w:val="000000"/>
+                <w:sz w:val="18"/>
+                <w:szCs w:val="18"/>
+                <w:lang w:val="en-US" w:eastAsia="zh-CN"/>
+              </w:rPr>
+            </w:pPr>
+            <w:r>
+              <w:rPr>
+                <w:rFonts w:hint="eastAsia" w:ascii="宋体" w:hAnsi="宋体" w:eastAsia="宋体" w:cs="宋体"/>
+                <w:color w:val="000000"/>
+                <w:sz w:val="18"/>
+                <w:szCs w:val="18"/>
+                <w:lang w:val="en-US" w:eastAsia="zh-CN"/>
+              </w:rPr>
+              <w:t xml:space="preserve">按调用量（token）计费，月均约数百元</w:t>
+            </w:r>
+          </w:p>
+        </w:tc>
+        <w:tc>
+          <w:tcPr>
+            <w:tcW w:w="432" w:type="dxa"/>
+            <w:tcMar>
+              <w:top w:w="100" w:type="dxa"/>
+              <w:left w:w="60" w:type="dxa"/>
+              <w:bottom w:w="100" w:type="dxa"/>
+              <w:right w:w="60" w:type="dxa"/>
+            </w:tcMar>
+            <w:vAlign w:val="center"/>
+          </w:tcPr>
+          <w:p>
+            <w:pPr>
+              <w:spacing w:before="0" w:after="0" w:line="269" w:lineRule="auto"/>
+              <w:jc w:val="left"/>
+              <w:rPr>
+                <w:rFonts w:hint="eastAsia" w:ascii="宋体" w:hAnsi="宋体" w:eastAsia="宋体" w:cs="宋体"/>
+                <w:color w:val="000000"/>
+                <w:sz w:val="18"/>
+                <w:szCs w:val="18"/>
+                <w:lang w:val="en-US" w:eastAsia="zh-CN"/>
+              </w:rPr>
+            </w:pPr>
+            <w:r>
+              <w:rPr>
+                <w:rFonts w:hint="eastAsia" w:ascii="宋体" w:hAnsi="宋体" w:eastAsia="宋体" w:cs="宋体"/>
+                <w:color w:val="000000"/>
+                <w:sz w:val="18"/>
+                <w:szCs w:val="18"/>
+                <w:lang w:val="en-US" w:eastAsia="zh-CN"/>
+              </w:rPr>
+              <w:t xml:space="preserve">年</w:t>
+            </w:r>
+          </w:p>
+        </w:tc>
+        <w:tc>
+          <w:tcPr>
+            <w:tcW w:w="528" w:type="dxa"/>
+            <w:tcMar>
+              <w:top w:w="100" w:type="dxa"/>
+              <w:left w:w="60" w:type="dxa"/>
+              <w:bottom w:w="100" w:type="dxa"/>
+              <w:right w:w="60" w:type="dxa"/>
+            </w:tcMar>
+            <w:vAlign w:val="center"/>
+          </w:tcPr>
+          <w:p>
+            <w:pPr>
+              <w:spacing w:before="0" w:after="0" w:line="269" w:lineRule="auto"/>
+              <w:jc w:val="left"/>
+              <w:rPr>
+                <w:rFonts w:hint="eastAsia" w:ascii="宋体" w:hAnsi="宋体" w:eastAsia="宋体" w:cs="宋体"/>
+                <w:color w:val="000000"/>
+                <w:sz w:val="18"/>
+                <w:szCs w:val="18"/>
+                <w:lang w:val="en-US" w:eastAsia="zh-CN"/>
+              </w:rPr>
+            </w:pPr>
+            <w:r>
+              <w:rPr>
+                <w:rFonts w:hint="eastAsia" w:ascii="宋体" w:hAnsi="宋体" w:eastAsia="宋体" w:cs="宋体"/>
+                <w:color w:val="000000"/>
+                <w:sz w:val="18"/>
+                <w:szCs w:val="18"/>
+                <w:lang w:val="en-US" w:eastAsia="zh-CN"/>
+              </w:rPr>
+              <w:t xml:space="preserve">1</w:t>
+            </w:r>
+          </w:p>
+        </w:tc>
+        <w:tc>
+          <w:tcPr>
+            <w:tcW w:w="960" w:type="dxa"/>
+            <w:tcMar>
+              <w:top w:w="100" w:type="dxa"/>
+              <w:left w:w="60" w:type="dxa"/>
+              <w:bottom w:w="100" w:type="dxa"/>
+              <w:right w:w="60" w:type="dxa"/>
+            </w:tcMar>
+            <w:vAlign w:val="center"/>
+          </w:tcPr>
+          <w:p>
+            <w:pPr>
+              <w:spacing w:before="0" w:after="0" w:line="269" w:lineRule="auto"/>
+              <w:jc w:val="left"/>
+              <w:rPr>
+                <w:rFonts w:hint="eastAsia" w:ascii="宋体" w:hAnsi="宋体" w:eastAsia="宋体" w:cs="宋体"/>
+                <w:color w:val="000000"/>
+                <w:sz w:val="18"/>
+                <w:szCs w:val="18"/>
+                <w:lang w:val="en-US" w:eastAsia="zh-CN"/>
+              </w:rPr>
+            </w:pPr>
+            <w:r>
+              <w:rPr>
+                <w:rFonts w:hint="eastAsia" w:ascii="宋体" w:hAnsi="宋体" w:eastAsia="宋体" w:cs="宋体"/>
+                <w:color w:val="000000"/>
+                <w:sz w:val="18"/>
+                <w:szCs w:val="18"/>
+                <w:lang w:val="en-US" w:eastAsia="zh-CN"/>
+              </w:rPr>
+              <w:t xml:space="preserve">6,000</w:t>
+            </w:r>
+          </w:p>
+        </w:tc>
+        <w:tc>
+          <w:tcPr>
+            <w:tcW w:w="1008" w:type="dxa"/>
+            <w:tcMar>
+              <w:top w:w="100" w:type="dxa"/>
+              <w:left w:w="60" w:type="dxa"/>
+              <w:bottom w:w="100" w:type="dxa"/>
+              <w:right w:w="60" w:type="dxa"/>
+            </w:tcMar>
+            <w:vAlign w:val="center"/>
+          </w:tcPr>
+          <w:p>
+            <w:pPr>
+              <w:spacing w:before="0" w:after="0" w:line="269" w:lineRule="auto"/>
+              <w:jc w:val="left"/>
+              <w:rPr>
+                <w:rFonts w:hint="eastAsia" w:ascii="宋体" w:hAnsi="宋体" w:eastAsia="宋体" w:cs="宋体"/>
+                <w:color w:val="000000"/>
+                <w:sz w:val="18"/>
+                <w:szCs w:val="18"/>
+                <w:lang w:val="en-US" w:eastAsia="zh-CN"/>
+              </w:rPr>
+            </w:pPr>
+            <w:r>
+              <w:rPr>
+                <w:rFonts w:hint="eastAsia" w:ascii="宋体" w:hAnsi="宋体" w:eastAsia="宋体" w:cs="宋体"/>
+                <w:color w:val="000000"/>
+                <w:sz w:val="18"/>
+                <w:szCs w:val="18"/>
+                <w:lang w:val="en-US" w:eastAsia="zh-CN"/>
+              </w:rPr>
+              <w:t xml:space="preserve">6,000</w:t>
+            </w:r>
+          </w:p>
+        </w:tc>
+        <w:tc>
+          <w:tcPr>
+            <w:tcW w:w="914" w:type="dxa"/>
+            <w:tcMar>
+              <w:top w:w="100" w:type="dxa"/>
+              <w:left w:w="60" w:type="dxa"/>
+              <w:bottom w:w="100" w:type="dxa"/>
+              <w:right w:w="60" w:type="dxa"/>
+            </w:tcMar>
+            <w:vAlign w:val="center"/>
+          </w:tcPr>
+          <w:p>
+            <w:pPr>
+              <w:spacing w:before="0" w:after="0" w:line="269" w:lineRule="auto"/>
+              <w:jc w:val="left"/>
+              <w:rPr>
+                <w:rFonts w:hint="eastAsia" w:ascii="宋体" w:hAnsi="宋体" w:eastAsia="宋体" w:cs="宋体"/>
+                <w:color w:val="000000"/>
+                <w:sz w:val="18"/>
+                <w:szCs w:val="18"/>
+                <w:lang w:val="en-US" w:eastAsia="zh-CN"/>
+              </w:rPr>
+            </w:pPr>
+            <w:r>
+              <w:rPr>
+                <w:rFonts w:hint="eastAsia" w:ascii="宋体" w:hAnsi="宋体" w:eastAsia="宋体" w:cs="宋体"/>
+                <w:color w:val="000000"/>
+                <w:sz w:val="18"/>
+                <w:szCs w:val="18"/>
+                <w:lang w:val="en-US" w:eastAsia="zh-CN"/>
+              </w:rPr>
+              <w:t xml:space="preserve">首年</w:t>
+            </w:r>
+          </w:p>
+        </w:tc>
+      </w:tr>
+      <w:tr>
+        <w:trPr>
+          <w:cantSplit/>
+          <w:jc w:val="center"/>
+        </w:trPr>
+        <w:tc>
+          <w:tcPr>
+            <w:tcW w:w="672" w:type="dxa"/>
+            <w:tcMar>
+              <w:top w:w="100" w:type="dxa"/>
+              <w:left w:w="60" w:type="dxa"/>
+              <w:bottom w:w="100" w:type="dxa"/>
+              <w:right w:w="60" w:type="dxa"/>
+            </w:tcMar>
+            <w:vAlign w:val="center"/>
+          </w:tcPr>
+          <w:p>
+            <w:pPr>
+              <w:spacing w:before="0" w:after="0" w:line="269" w:lineRule="auto"/>
+              <w:jc w:val="center"/>
+              <w:rPr>
+                <w:rFonts w:hint="eastAsia" w:ascii="宋体" w:hAnsi="宋体" w:eastAsia="宋体" w:cs="宋体"/>
+                <w:color w:val="000000"/>
+                <w:sz w:val="18"/>
+                <w:szCs w:val="18"/>
+                <w:lang w:val="en-US" w:eastAsia="zh-CN"/>
+              </w:rPr>
+            </w:pPr>
+            <w:r>
+              <w:rPr>
+                <w:rFonts w:hint="eastAsia" w:ascii="宋体" w:hAnsi="宋体" w:eastAsia="宋体" w:cs="宋体"/>
+                <w:color w:val="000000"/>
+                <w:sz w:val="18"/>
+                <w:szCs w:val="18"/>
+                <w:lang w:val="en-US" w:eastAsia="zh-CN"/>
+              </w:rPr>
+              <w:t xml:space="preserve">系统对接</w:t>
+            </w:r>
+          </w:p>
+        </w:tc>
+        <w:tc>
+          <w:tcPr>
+            <w:tcW w:w="480" w:type="dxa"/>
+            <w:tcMar>
+              <w:top w:w="100" w:type="dxa"/>
+              <w:left w:w="60" w:type="dxa"/>
+              <w:bottom w:w="100" w:type="dxa"/>
+              <w:right w:w="60" w:type="dxa"/>
+            </w:tcMar>
+            <w:vAlign w:val="center"/>
+          </w:tcPr>
+          <w:p>
+            <w:pPr>
+              <w:spacing w:before="0" w:after="0" w:line="269" w:lineRule="auto"/>
+              <w:jc w:val="left"/>
+              <w:rPr>
+                <w:rFonts w:hint="eastAsia" w:ascii="宋体" w:hAnsi="宋体" w:eastAsia="宋体" w:cs="宋体"/>
+                <w:color w:val="000000"/>
+                <w:sz w:val="18"/>
+                <w:szCs w:val="18"/>
+                <w:lang w:val="en-US" w:eastAsia="zh-CN"/>
+              </w:rPr>
+            </w:pPr>
+            <w:r>
+              <w:rPr>
+                <w:rFonts w:hint="eastAsia" w:ascii="宋体" w:hAnsi="宋体" w:eastAsia="宋体" w:cs="宋体"/>
+                <w:color w:val="000000"/>
+                <w:sz w:val="18"/>
+                <w:szCs w:val="18"/>
+                <w:lang w:val="en-US" w:eastAsia="zh-CN"/>
+              </w:rPr>
+              <w:t xml:space="preserve">20</w:t>
+            </w:r>
+          </w:p>
+        </w:tc>
+        <w:tc>
+          <w:tcPr>
+            <w:tcW w:w="912" w:type="dxa"/>
+            <w:tcMar>
+              <w:top w:w="100" w:type="dxa"/>
+              <w:left w:w="60" w:type="dxa"/>
+              <w:bottom w:w="100" w:type="dxa"/>
+              <w:right w:w="60" w:type="dxa"/>
+            </w:tcMar>
+            <w:vAlign w:val="center"/>
+          </w:tcPr>
+          <w:p>
+            <w:pPr>
+              <w:spacing w:before="0" w:after="0" w:line="269" w:lineRule="auto"/>
+              <w:jc w:val="left"/>
+              <w:rPr>
+                <w:rFonts w:hint="eastAsia" w:ascii="宋体" w:hAnsi="宋体" w:eastAsia="宋体" w:cs="宋体"/>
+                <w:color w:val="000000"/>
+                <w:sz w:val="18"/>
+                <w:szCs w:val="18"/>
+                <w:lang w:val="en-US" w:eastAsia="zh-CN"/>
+              </w:rPr>
+            </w:pPr>
+            <w:r>
+              <w:rPr>
+                <w:rFonts w:hint="eastAsia" w:ascii="宋体" w:hAnsi="宋体" w:eastAsia="宋体" w:cs="宋体"/>
+                <w:color w:val="000000"/>
+                <w:sz w:val="18"/>
+                <w:szCs w:val="18"/>
+                <w:lang w:val="en-US" w:eastAsia="zh-CN"/>
+              </w:rPr>
+              <w:t xml:space="preserve">机器人调度系统对接</w:t>
+            </w:r>
+          </w:p>
+        </w:tc>
+        <w:tc>
+          <w:tcPr>
+            <w:tcW w:w="2400" w:type="dxa"/>
+            <w:tcMar>
+              <w:top w:w="100" w:type="dxa"/>
+              <w:left w:w="60" w:type="dxa"/>
+              <w:bottom w:w="100" w:type="dxa"/>
+              <w:right w:w="60" w:type="dxa"/>
+            </w:tcMar>
+            <w:vAlign w:val="center"/>
+          </w:tcPr>
+          <w:p>
+            <w:pPr>
+              <w:spacing w:before="0" w:after="0" w:line="269" w:lineRule="auto"/>
+              <w:jc w:val="left"/>
+              <w:rPr>
+                <w:rFonts w:hint="eastAsia" w:ascii="宋体" w:hAnsi="宋体" w:eastAsia="宋体" w:cs="宋体"/>
+                <w:color w:val="000000"/>
+                <w:sz w:val="18"/>
+                <w:szCs w:val="18"/>
+                <w:lang w:val="en-US" w:eastAsia="zh-CN"/>
+              </w:rPr>
+            </w:pPr>
+            <w:r>
+              <w:rPr>
+                <w:rFonts w:hint="eastAsia" w:ascii="宋体" w:hAnsi="宋体" w:eastAsia="宋体" w:cs="宋体"/>
+                <w:color w:val="000000"/>
+                <w:sz w:val="18"/>
+                <w:szCs w:val="18"/>
+                <w:lang w:val="en-US" w:eastAsia="zh-CN"/>
+              </w:rPr>
+              <w:t xml:space="preserve">运输任务下发、机器人位置与状态回传、运输记录与委托任务关联</w:t>
+            </w:r>
+          </w:p>
+        </w:tc>
+        <w:tc>
+          <w:tcPr>
+            <w:tcW w:w="432" w:type="dxa"/>
+            <w:tcMar>
+              <w:top w:w="100" w:type="dxa"/>
+              <w:left w:w="60" w:type="dxa"/>
+              <w:bottom w:w="100" w:type="dxa"/>
+              <w:right w:w="60" w:type="dxa"/>
+            </w:tcMar>
+            <w:vAlign w:val="center"/>
+          </w:tcPr>
+          <w:p>
+            <w:pPr>
+              <w:spacing w:before="0" w:after="0" w:line="269" w:lineRule="auto"/>
+              <w:jc w:val="left"/>
+              <w:rPr>
+                <w:rFonts w:hint="eastAsia" w:ascii="宋体" w:hAnsi="宋体" w:eastAsia="宋体" w:cs="宋体"/>
+                <w:color w:val="000000"/>
+                <w:sz w:val="18"/>
+                <w:szCs w:val="18"/>
+                <w:lang w:val="en-US" w:eastAsia="zh-CN"/>
+              </w:rPr>
+            </w:pPr>
+            <w:r>
+              <w:rPr>
+                <w:rFonts w:hint="eastAsia" w:ascii="宋体" w:hAnsi="宋体" w:eastAsia="宋体" w:cs="宋体"/>
+                <w:color w:val="000000"/>
+                <w:sz w:val="18"/>
+                <w:szCs w:val="18"/>
+                <w:lang w:val="en-US" w:eastAsia="zh-CN"/>
+              </w:rPr>
+              <w:t xml:space="preserve">项</w:t>
+            </w:r>
+          </w:p>
+        </w:tc>
+        <w:tc>
+          <w:tcPr>
+            <w:tcW w:w="528" w:type="dxa"/>
+            <w:tcMar>
+              <w:top w:w="100" w:type="dxa"/>
+              <w:left w:w="60" w:type="dxa"/>
+              <w:bottom w:w="100" w:type="dxa"/>
+              <w:right w:w="60" w:type="dxa"/>
+            </w:tcMar>
+            <w:vAlign w:val="center"/>
+          </w:tcPr>
+          <w:p>
+            <w:pPr>
+              <w:spacing w:before="0" w:after="0" w:line="269" w:lineRule="auto"/>
+              <w:jc w:val="left"/>
+              <w:rPr>
+                <w:rFonts w:hint="eastAsia" w:ascii="宋体" w:hAnsi="宋体" w:eastAsia="宋体" w:cs="宋体"/>
+                <w:color w:val="000000"/>
+                <w:sz w:val="18"/>
+                <w:szCs w:val="18"/>
+                <w:lang w:val="en-US" w:eastAsia="zh-CN"/>
+              </w:rPr>
+            </w:pPr>
+            <w:r>
+              <w:rPr>
+                <w:rFonts w:hint="eastAsia" w:ascii="宋体" w:hAnsi="宋体" w:eastAsia="宋体" w:cs="宋体"/>
+                <w:color w:val="000000"/>
+                <w:sz w:val="18"/>
+                <w:szCs w:val="18"/>
+                <w:lang w:val="en-US" w:eastAsia="zh-CN"/>
+              </w:rPr>
+              <w:t xml:space="preserve">1</w:t>
+            </w:r>
+          </w:p>
+        </w:tc>
+        <w:tc>
+          <w:tcPr>
+            <w:tcW w:w="960" w:type="dxa"/>
+            <w:tcMar>
+              <w:top w:w="100" w:type="dxa"/>
+              <w:left w:w="60" w:type="dxa"/>
+              <w:bottom w:w="100" w:type="dxa"/>
+              <w:right w:w="60" w:type="dxa"/>
+            </w:tcMar>
+            <w:vAlign w:val="center"/>
+          </w:tcPr>
+          <w:p>
+            <w:pPr>
+              <w:spacing w:before="0" w:after="0" w:line="269" w:lineRule="auto"/>
+              <w:jc w:val="left"/>
+              <w:rPr>
+                <w:rFonts w:hint="eastAsia" w:ascii="宋体" w:hAnsi="宋体" w:eastAsia="宋体" w:cs="宋体"/>
+                <w:color w:val="000000"/>
+                <w:sz w:val="18"/>
+                <w:szCs w:val="18"/>
+                <w:lang w:val="en-US" w:eastAsia="zh-CN"/>
+              </w:rPr>
+            </w:pPr>
+            <w:r>
+              <w:rPr>
+                <w:rFonts w:hint="eastAsia" w:ascii="宋体" w:hAnsi="宋体" w:eastAsia="宋体" w:cs="宋体"/>
+                <w:color w:val="000000"/>
+                <w:sz w:val="18"/>
+                <w:szCs w:val="18"/>
+                <w:lang w:val="en-US" w:eastAsia="zh-CN"/>
+              </w:rPr>
+              <w:t xml:space="preserve">20,000</w:t>
+            </w:r>
+          </w:p>
+        </w:tc>
+        <w:tc>
+          <w:tcPr>
+            <w:tcW w:w="1008" w:type="dxa"/>
+            <w:tcMar>
+              <w:top w:w="100" w:type="dxa"/>
+              <w:left w:w="60" w:type="dxa"/>
+              <w:bottom w:w="100" w:type="dxa"/>
+              <w:right w:w="60" w:type="dxa"/>
+            </w:tcMar>
+            <w:vAlign w:val="center"/>
+          </w:tcPr>
+          <w:p>
+            <w:pPr>
+              <w:spacing w:before="0" w:after="0" w:line="269" w:lineRule="auto"/>
+              <w:jc w:val="left"/>
+              <w:rPr>
+                <w:rFonts w:hint="eastAsia" w:ascii="宋体" w:hAnsi="宋体" w:eastAsia="宋体" w:cs="宋体"/>
+                <w:color w:val="000000"/>
+                <w:sz w:val="18"/>
+                <w:szCs w:val="18"/>
+                <w:lang w:val="en-US" w:eastAsia="zh-CN"/>
+              </w:rPr>
+            </w:pPr>
+            <w:r>
+              <w:rPr>
+                <w:rFonts w:hint="eastAsia" w:ascii="宋体" w:hAnsi="宋体" w:eastAsia="宋体" w:cs="宋体"/>
+                <w:color w:val="000000"/>
+                <w:sz w:val="18"/>
+                <w:szCs w:val="18"/>
+                <w:lang w:val="en-US" w:eastAsia="zh-CN"/>
+              </w:rPr>
+              <w:t xml:space="preserve">20,000</w:t>
+            </w:r>
+          </w:p>
+        </w:tc>
+        <w:tc>
+          <w:tcPr>
+            <w:tcW w:w="914" w:type="dxa"/>
+            <w:tcMar>
+              <w:top w:w="100" w:type="dxa"/>
+              <w:left w:w="60" w:type="dxa"/>
+              <w:bottom w:w="100" w:type="dxa"/>
+              <w:right w:w="60" w:type="dxa"/>
+            </w:tcMar>
+            <w:vAlign w:val="center"/>
+          </w:tcPr>
+          <w:p>
+            <w:pPr>
+              <w:spacing w:before="0" w:after="0" w:line="269" w:lineRule="auto"/>
+              <w:jc w:val="left"/>
+              <w:rPr>
+                <w:rFonts w:hint="eastAsia" w:ascii="宋体" w:hAnsi="宋体" w:eastAsia="宋体" w:cs="宋体"/>
+                <w:color w:val="000000"/>
+                <w:sz w:val="18"/>
+                <w:szCs w:val="18"/>
+                <w:lang w:val="en-US" w:eastAsia="zh-CN"/>
+              </w:rPr>
+            </w:pPr>
+            <w:r>
+              <w:rPr>
+                <w:rFonts w:hint="eastAsia" w:ascii="宋体" w:hAnsi="宋体" w:eastAsia="宋体" w:cs="宋体"/>
+                <w:color w:val="000000"/>
+                <w:sz w:val="18"/>
+                <w:szCs w:val="18"/>
+                <w:lang w:val="en-US" w:eastAsia="zh-CN"/>
+              </w:rPr>
+              <w:t xml:space="preserve"/>
+            </w:r>
+          </w:p>
+        </w:tc>
+      </w:tr>
+      <w:tr>
+        <w:trPr>
+          <w:cantSplit/>
+          <w:jc w:val="center"/>
+        </w:trPr>
+        <w:tc>
+          <w:tcPr>
+            <w:tcW w:w="672" w:type="dxa"/>
+            <w:tcMar>
+              <w:top w:w="100" w:type="dxa"/>
+              <w:left w:w="60" w:type="dxa"/>
+              <w:bottom w:w="100" w:type="dxa"/>
+              <w:right w:w="60" w:type="dxa"/>
+            </w:tcMar>
+            <w:vAlign w:val="center"/>
+          </w:tcPr>
+          <w:p>
+            <w:pPr>
+              <w:spacing w:before="0" w:after="0" w:line="269" w:lineRule="auto"/>
+              <w:jc w:val="center"/>
+              <w:rPr>
+                <w:rFonts w:hint="eastAsia" w:ascii="宋体" w:hAnsi="宋体" w:eastAsia="宋体" w:cs="宋体"/>
+                <w:color w:val="000000"/>
+                <w:sz w:val="18"/>
+                <w:szCs w:val="18"/>
+                <w:lang w:val="en-US" w:eastAsia="zh-CN"/>
+              </w:rPr>
+            </w:pPr>
+            <w:r>
+              <w:rPr>
+                <w:rFonts w:hint="eastAsia" w:ascii="宋体" w:hAnsi="宋体" w:eastAsia="宋体" w:cs="宋体"/>
+                <w:color w:val="000000"/>
+                <w:sz w:val="18"/>
+                <w:szCs w:val="18"/>
+                <w:lang w:val="en-US" w:eastAsia="zh-CN"/>
+              </w:rPr>
+              <w:t xml:space="preserve">系统对接</w:t>
+            </w:r>
+          </w:p>
+        </w:tc>
+        <w:tc>
+          <w:tcPr>
+            <w:tcW w:w="480" w:type="dxa"/>
+            <w:tcMar>
+              <w:top w:w="100" w:type="dxa"/>
+              <w:left w:w="60" w:type="dxa"/>
+              <w:bottom w:w="100" w:type="dxa"/>
+              <w:right w:w="60" w:type="dxa"/>
+            </w:tcMar>
+            <w:vAlign w:val="center"/>
+          </w:tcPr>
+          <w:p>
+            <w:pPr>
+              <w:spacing w:before="0" w:after="0" w:line="269" w:lineRule="auto"/>
+              <w:jc w:val="left"/>
+              <w:rPr>
+                <w:rFonts w:hint="eastAsia" w:ascii="宋体" w:hAnsi="宋体" w:eastAsia="宋体" w:cs="宋体"/>
+                <w:color w:val="000000"/>
+                <w:sz w:val="18"/>
+                <w:szCs w:val="18"/>
+                <w:lang w:val="en-US" w:eastAsia="zh-CN"/>
+              </w:rPr>
+            </w:pPr>
+            <w:r>
+              <w:rPr>
+                <w:rFonts w:hint="eastAsia" w:ascii="宋体" w:hAnsi="宋体" w:eastAsia="宋体" w:cs="宋体"/>
+                <w:color w:val="000000"/>
+                <w:sz w:val="18"/>
+                <w:szCs w:val="18"/>
+                <w:lang w:val="en-US" w:eastAsia="zh-CN"/>
+              </w:rPr>
+              <w:t xml:space="preserve">21</w:t>
+            </w:r>
+          </w:p>
+        </w:tc>
+        <w:tc>
+          <w:tcPr>
+            <w:tcW w:w="912" w:type="dxa"/>
+            <w:tcMar>
+              <w:top w:w="100" w:type="dxa"/>
+              <w:left w:w="60" w:type="dxa"/>
+              <w:bottom w:w="100" w:type="dxa"/>
+              <w:right w:w="60" w:type="dxa"/>
+            </w:tcMar>
+            <w:vAlign w:val="center"/>
+          </w:tcPr>
+          <w:p>
+            <w:pPr>
+              <w:spacing w:before="0" w:after="0" w:line="269" w:lineRule="auto"/>
+              <w:jc w:val="left"/>
+              <w:rPr>
+                <w:rFonts w:hint="eastAsia" w:ascii="宋体" w:hAnsi="宋体" w:eastAsia="宋体" w:cs="宋体"/>
+                <w:color w:val="000000"/>
+                <w:sz w:val="18"/>
+                <w:szCs w:val="18"/>
+                <w:lang w:val="en-US" w:eastAsia="zh-CN"/>
+              </w:rPr>
+            </w:pPr>
+            <w:r>
+              <w:rPr>
+                <w:rFonts w:hint="eastAsia" w:ascii="宋体" w:hAnsi="宋体" w:eastAsia="宋体" w:cs="宋体"/>
+                <w:color w:val="000000"/>
+                <w:sz w:val="18"/>
+                <w:szCs w:val="18"/>
+                <w:lang w:val="en-US" w:eastAsia="zh-CN"/>
+              </w:rPr>
+              <w:t xml:space="preserve">门禁联动控制接口</w:t>
+            </w:r>
+          </w:p>
+        </w:tc>
+        <w:tc>
+          <w:tcPr>
+            <w:tcW w:w="2400" w:type="dxa"/>
+            <w:tcMar>
+              <w:top w:w="100" w:type="dxa"/>
+              <w:left w:w="60" w:type="dxa"/>
+              <w:bottom w:w="100" w:type="dxa"/>
+              <w:right w:w="60" w:type="dxa"/>
+            </w:tcMar>
+            <w:vAlign w:val="center"/>
+          </w:tcPr>
+          <w:p>
+            <w:pPr>
+              <w:spacing w:before="0" w:after="0" w:line="269" w:lineRule="auto"/>
+              <w:jc w:val="left"/>
+              <w:rPr>
+                <w:rFonts w:hint="eastAsia" w:ascii="宋体" w:hAnsi="宋体" w:eastAsia="宋体" w:cs="宋体"/>
+                <w:color w:val="000000"/>
+                <w:sz w:val="18"/>
+                <w:szCs w:val="18"/>
+                <w:lang w:val="en-US" w:eastAsia="zh-CN"/>
+              </w:rPr>
+            </w:pPr>
+            <w:r>
+              <w:rPr>
+                <w:rFonts w:hint="eastAsia" w:ascii="宋体" w:hAnsi="宋体" w:eastAsia="宋体" w:cs="宋体"/>
+                <w:color w:val="000000"/>
+                <w:sz w:val="18"/>
+                <w:szCs w:val="18"/>
+                <w:lang w:val="en-US" w:eastAsia="zh-CN"/>
+              </w:rPr>
+              <w:t xml:space="preserve">调度指令与智能门禁的开关门联动控制</w:t>
+            </w:r>
+          </w:p>
+        </w:tc>
+        <w:tc>
+          <w:tcPr>
+            <w:tcW w:w="432" w:type="dxa"/>
+            <w:tcMar>
+              <w:top w:w="100" w:type="dxa"/>
+              <w:left w:w="60" w:type="dxa"/>
+              <w:bottom w:w="100" w:type="dxa"/>
+              <w:right w:w="60" w:type="dxa"/>
+            </w:tcMar>
+            <w:vAlign w:val="center"/>
+          </w:tcPr>
+          <w:p>
+            <w:pPr>
+              <w:spacing w:before="0" w:after="0" w:line="269" w:lineRule="auto"/>
+              <w:jc w:val="left"/>
+              <w:rPr>
+                <w:rFonts w:hint="eastAsia" w:ascii="宋体" w:hAnsi="宋体" w:eastAsia="宋体" w:cs="宋体"/>
+                <w:color w:val="000000"/>
+                <w:sz w:val="18"/>
+                <w:szCs w:val="18"/>
+                <w:lang w:val="en-US" w:eastAsia="zh-CN"/>
+              </w:rPr>
+            </w:pPr>
+            <w:r>
+              <w:rPr>
+                <w:rFonts w:hint="eastAsia" w:ascii="宋体" w:hAnsi="宋体" w:eastAsia="宋体" w:cs="宋体"/>
+                <w:color w:val="000000"/>
+                <w:sz w:val="18"/>
+                <w:szCs w:val="18"/>
+                <w:lang w:val="en-US" w:eastAsia="zh-CN"/>
+              </w:rPr>
+              <w:t xml:space="preserve">项</w:t>
+            </w:r>
+          </w:p>
+        </w:tc>
+        <w:tc>
+          <w:tcPr>
+            <w:tcW w:w="528" w:type="dxa"/>
+            <w:tcMar>
+              <w:top w:w="100" w:type="dxa"/>
+              <w:left w:w="60" w:type="dxa"/>
+              <w:bottom w:w="100" w:type="dxa"/>
+              <w:right w:w="60" w:type="dxa"/>
+            </w:tcMar>
+            <w:vAlign w:val="center"/>
+          </w:tcPr>
+          <w:p>
+            <w:pPr>
+              <w:spacing w:before="0" w:after="0" w:line="269" w:lineRule="auto"/>
+              <w:jc w:val="left"/>
+              <w:rPr>
+                <w:rFonts w:hint="eastAsia" w:ascii="宋体" w:hAnsi="宋体" w:eastAsia="宋体" w:cs="宋体"/>
+                <w:color w:val="000000"/>
+                <w:sz w:val="18"/>
+                <w:szCs w:val="18"/>
+                <w:lang w:val="en-US" w:eastAsia="zh-CN"/>
+              </w:rPr>
+            </w:pPr>
+            <w:r>
+              <w:rPr>
+                <w:rFonts w:hint="eastAsia" w:ascii="宋体" w:hAnsi="宋体" w:eastAsia="宋体" w:cs="宋体"/>
+                <w:color w:val="000000"/>
+                <w:sz w:val="18"/>
+                <w:szCs w:val="18"/>
+                <w:lang w:val="en-US" w:eastAsia="zh-CN"/>
+              </w:rPr>
+              <w:t xml:space="preserve">1</w:t>
+            </w:r>
+          </w:p>
+        </w:tc>
+        <w:tc>
+          <w:tcPr>
+            <w:tcW w:w="960" w:type="dxa"/>
+            <w:tcMar>
+              <w:top w:w="100" w:type="dxa"/>
+              <w:left w:w="60" w:type="dxa"/>
+              <w:bottom w:w="100" w:type="dxa"/>
+              <w:right w:w="60" w:type="dxa"/>
+            </w:tcMar>
+            <w:vAlign w:val="center"/>
+          </w:tcPr>
+          <w:p>
+            <w:pPr>
+              <w:spacing w:before="0" w:after="0" w:line="269" w:lineRule="auto"/>
+              <w:jc w:val="left"/>
+              <w:rPr>
+                <w:rFonts w:hint="eastAsia" w:ascii="宋体" w:hAnsi="宋体" w:eastAsia="宋体" w:cs="宋体"/>
+                <w:color w:val="000000"/>
+                <w:sz w:val="18"/>
+                <w:szCs w:val="18"/>
+                <w:lang w:val="en-US" w:eastAsia="zh-CN"/>
+              </w:rPr>
+            </w:pPr>
+            <w:r>
+              <w:rPr>
+                <w:rFonts w:hint="eastAsia" w:ascii="宋体" w:hAnsi="宋体" w:eastAsia="宋体" w:cs="宋体"/>
+                <w:color w:val="000000"/>
+                <w:sz w:val="18"/>
+                <w:szCs w:val="18"/>
+                <w:lang w:val="en-US" w:eastAsia="zh-CN"/>
+              </w:rPr>
+              <w:t xml:space="preserve">10,000</w:t>
+            </w:r>
+          </w:p>
+        </w:tc>
+        <w:tc>
+          <w:tcPr>
+            <w:tcW w:w="1008" w:type="dxa"/>
+            <w:tcMar>
+              <w:top w:w="100" w:type="dxa"/>
+              <w:left w:w="60" w:type="dxa"/>
+              <w:bottom w:w="100" w:type="dxa"/>
+              <w:right w:w="60" w:type="dxa"/>
+            </w:tcMar>
+            <w:vAlign w:val="center"/>
+          </w:tcPr>
+          <w:p>
+            <w:pPr>
+              <w:spacing w:before="0" w:after="0" w:line="269" w:lineRule="auto"/>
+              <w:jc w:val="left"/>
+              <w:rPr>
+                <w:rFonts w:hint="eastAsia" w:ascii="宋体" w:hAnsi="宋体" w:eastAsia="宋体" w:cs="宋体"/>
+                <w:color w:val="000000"/>
+                <w:sz w:val="18"/>
+                <w:szCs w:val="18"/>
+                <w:lang w:val="en-US" w:eastAsia="zh-CN"/>
+              </w:rPr>
+            </w:pPr>
+            <w:r>
+              <w:rPr>
+                <w:rFonts w:hint="eastAsia" w:ascii="宋体" w:hAnsi="宋体" w:eastAsia="宋体" w:cs="宋体"/>
+                <w:color w:val="000000"/>
+                <w:sz w:val="18"/>
+                <w:szCs w:val="18"/>
+                <w:lang w:val="en-US" w:eastAsia="zh-CN"/>
+              </w:rPr>
+              <w:t xml:space="preserve">10,000</w:t>
+            </w:r>
+          </w:p>
+        </w:tc>
+        <w:tc>
+          <w:tcPr>
+            <w:tcW w:w="914" w:type="dxa"/>
+            <w:tcMar>
+              <w:top w:w="100" w:type="dxa"/>
+              <w:left w:w="60" w:type="dxa"/>
+              <w:bottom w:w="100" w:type="dxa"/>
+              <w:right w:w="60" w:type="dxa"/>
+            </w:tcMar>
+            <w:vAlign w:val="center"/>
+          </w:tcPr>
+          <w:p>
+            <w:pPr>
+              <w:spacing w:before="0" w:after="0" w:line="269" w:lineRule="auto"/>
+              <w:jc w:val="left"/>
+              <w:rPr>
+                <w:rFonts w:hint="eastAsia" w:ascii="宋体" w:hAnsi="宋体" w:eastAsia="宋体" w:cs="宋体"/>
+                <w:color w:val="000000"/>
+                <w:sz w:val="18"/>
+                <w:szCs w:val="18"/>
+                <w:lang w:val="en-US" w:eastAsia="zh-CN"/>
+              </w:rPr>
+            </w:pPr>
+            <w:r>
+              <w:rPr>
+                <w:rFonts w:hint="eastAsia" w:ascii="宋体" w:hAnsi="宋体" w:eastAsia="宋体" w:cs="宋体"/>
+                <w:color w:val="000000"/>
+                <w:sz w:val="18"/>
+                <w:szCs w:val="18"/>
+                <w:lang w:val="en-US" w:eastAsia="zh-CN"/>
+              </w:rPr>
+              <w:t xml:space="preserve"/>
+            </w:r>
+          </w:p>
+        </w:tc>
+      </w:tr>
+      <w:tr>
+        <w:trPr>
+          <w:cantSplit/>
+          <w:jc w:val="center"/>
+        </w:trPr>
+        <w:tc>
+          <w:tcPr>
+            <w:tcW w:w="672" w:type="dxa"/>
+            <w:tcMar>
+              <w:top w:w="100" w:type="dxa"/>
+              <w:left w:w="60" w:type="dxa"/>
+              <w:bottom w:w="100" w:type="dxa"/>
+              <w:right w:w="60" w:type="dxa"/>
+            </w:tcMar>
+            <w:vAlign w:val="center"/>
+          </w:tcPr>
+          <w:p>
+            <w:pPr>
+              <w:spacing w:before="0" w:after="0" w:line="269" w:lineRule="auto"/>
+              <w:jc w:val="center"/>
+              <w:rPr>
+                <w:rFonts w:hint="eastAsia" w:ascii="宋体" w:hAnsi="宋体" w:eastAsia="宋体" w:cs="宋体"/>
+                <w:color w:val="000000"/>
+                <w:sz w:val="18"/>
+                <w:szCs w:val="18"/>
+                <w:lang w:val="en-US" w:eastAsia="zh-CN"/>
+              </w:rPr>
+            </w:pPr>
+            <w:r>
+              <w:rPr>
+                <w:rFonts w:hint="eastAsia" w:ascii="宋体" w:hAnsi="宋体" w:eastAsia="宋体" w:cs="宋体"/>
+                <w:color w:val="000000"/>
+                <w:sz w:val="18"/>
+                <w:szCs w:val="18"/>
+                <w:lang w:val="en-US" w:eastAsia="zh-CN"/>
+              </w:rPr>
+              <w:t xml:space="preserve">实施服务</w:t>
+            </w:r>
+          </w:p>
+        </w:tc>
+        <w:tc>
+          <w:tcPr>
+            <w:tcW w:w="480" w:type="dxa"/>
+            <w:tcMar>
+              <w:top w:w="100" w:type="dxa"/>
+              <w:left w:w="60" w:type="dxa"/>
+              <w:bottom w:w="100" w:type="dxa"/>
+              <w:right w:w="60" w:type="dxa"/>
+            </w:tcMar>
+            <w:vAlign w:val="center"/>
+          </w:tcPr>
+          <w:p>
+            <w:pPr>
+              <w:spacing w:before="0" w:after="0" w:line="269" w:lineRule="auto"/>
+              <w:jc w:val="left"/>
+              <w:rPr>
+                <w:rFonts w:hint="eastAsia" w:ascii="宋体" w:hAnsi="宋体" w:eastAsia="宋体" w:cs="宋体"/>
+                <w:color w:val="000000"/>
+                <w:sz w:val="18"/>
+                <w:szCs w:val="18"/>
+                <w:lang w:val="en-US" w:eastAsia="zh-CN"/>
+              </w:rPr>
+            </w:pPr>
+            <w:r>
+              <w:rPr>
+                <w:rFonts w:hint="eastAsia" w:ascii="宋体" w:hAnsi="宋体" w:eastAsia="宋体" w:cs="宋体"/>
+                <w:color w:val="000000"/>
+                <w:sz w:val="18"/>
+                <w:szCs w:val="18"/>
+                <w:lang w:val="en-US" w:eastAsia="zh-CN"/>
+              </w:rPr>
+              <w:t xml:space="preserve">22</w:t>
+            </w:r>
+          </w:p>
+        </w:tc>
+        <w:tc>
+          <w:tcPr>
+            <w:tcW w:w="912" w:type="dxa"/>
+            <w:tcMar>
+              <w:top w:w="100" w:type="dxa"/>
+              <w:left w:w="60" w:type="dxa"/>
+              <w:bottom w:w="100" w:type="dxa"/>
+              <w:right w:w="60" w:type="dxa"/>
+            </w:tcMar>
+            <w:vAlign w:val="center"/>
+          </w:tcPr>
+          <w:p>
+            <w:pPr>
+              <w:spacing w:before="0" w:after="0" w:line="269" w:lineRule="auto"/>
+              <w:jc w:val="left"/>
+              <w:rPr>
+                <w:rFonts w:hint="eastAsia" w:ascii="宋体" w:hAnsi="宋体" w:eastAsia="宋体" w:cs="宋体"/>
+                <w:color w:val="000000"/>
+                <w:sz w:val="18"/>
+                <w:szCs w:val="18"/>
+                <w:lang w:val="en-US" w:eastAsia="zh-CN"/>
+              </w:rPr>
+            </w:pPr>
+            <w:r>
+              <w:rPr>
+                <w:rFonts w:hint="eastAsia" w:ascii="宋体" w:hAnsi="宋体" w:eastAsia="宋体" w:cs="宋体"/>
+                <w:color w:val="000000"/>
+                <w:sz w:val="18"/>
+                <w:szCs w:val="18"/>
+                <w:lang w:val="en-US" w:eastAsia="zh-CN"/>
+              </w:rPr>
+              <w:t xml:space="preserve">系统部署与联调</w:t>
+            </w:r>
+          </w:p>
+        </w:tc>
+        <w:tc>
+          <w:tcPr>
+            <w:tcW w:w="2400" w:type="dxa"/>
+            <w:tcMar>
+              <w:top w:w="100" w:type="dxa"/>
+              <w:left w:w="60" w:type="dxa"/>
+              <w:bottom w:w="100" w:type="dxa"/>
+              <w:right w:w="60" w:type="dxa"/>
+            </w:tcMar>
+            <w:vAlign w:val="center"/>
+          </w:tcPr>
+          <w:p>
+            <w:pPr>
+              <w:spacing w:before="0" w:after="0" w:line="269" w:lineRule="auto"/>
+              <w:jc w:val="left"/>
+              <w:rPr>
+                <w:rFonts w:hint="eastAsia" w:ascii="宋体" w:hAnsi="宋体" w:eastAsia="宋体" w:cs="宋体"/>
+                <w:color w:val="000000"/>
+                <w:sz w:val="18"/>
+                <w:szCs w:val="18"/>
+                <w:lang w:val="en-US" w:eastAsia="zh-CN"/>
+              </w:rPr>
+            </w:pPr>
+            <w:r>
+              <w:rPr>
+                <w:rFonts w:hint="eastAsia" w:ascii="宋体" w:hAnsi="宋体" w:eastAsia="宋体" w:cs="宋体"/>
+                <w:color w:val="000000"/>
+                <w:sz w:val="18"/>
+                <w:szCs w:val="18"/>
+                <w:lang w:val="en-US" w:eastAsia="zh-CN"/>
+              </w:rPr>
+              <w:t xml:space="preserve">系统部署、配置、全流程联调与试运行保障</w:t>
+            </w:r>
+          </w:p>
+        </w:tc>
+        <w:tc>
+          <w:tcPr>
+            <w:tcW w:w="432" w:type="dxa"/>
+            <w:tcMar>
+              <w:top w:w="100" w:type="dxa"/>
+              <w:left w:w="60" w:type="dxa"/>
+              <w:bottom w:w="100" w:type="dxa"/>
+              <w:right w:w="60" w:type="dxa"/>
+            </w:tcMar>
+            <w:vAlign w:val="center"/>
+          </w:tcPr>
+          <w:p>
+            <w:pPr>
+              <w:spacing w:before="0" w:after="0" w:line="269" w:lineRule="auto"/>
+              <w:jc w:val="left"/>
+              <w:rPr>
+                <w:rFonts w:hint="eastAsia" w:ascii="宋体" w:hAnsi="宋体" w:eastAsia="宋体" w:cs="宋体"/>
+                <w:color w:val="000000"/>
+                <w:sz w:val="18"/>
+                <w:szCs w:val="18"/>
+                <w:lang w:val="en-US" w:eastAsia="zh-CN"/>
+              </w:rPr>
+            </w:pPr>
+            <w:r>
+              <w:rPr>
+                <w:rFonts w:hint="eastAsia" w:ascii="宋体" w:hAnsi="宋体" w:eastAsia="宋体" w:cs="宋体"/>
+                <w:color w:val="000000"/>
+                <w:sz w:val="18"/>
+                <w:szCs w:val="18"/>
+                <w:lang w:val="en-US" w:eastAsia="zh-CN"/>
+              </w:rPr>
+              <w:t xml:space="preserve">项</w:t>
+            </w:r>
+          </w:p>
+        </w:tc>
+        <w:tc>
+          <w:tcPr>
+            <w:tcW w:w="528" w:type="dxa"/>
+            <w:tcMar>
+              <w:top w:w="100" w:type="dxa"/>
+              <w:left w:w="60" w:type="dxa"/>
+              <w:bottom w:w="100" w:type="dxa"/>
+              <w:right w:w="60" w:type="dxa"/>
+            </w:tcMar>
+            <w:vAlign w:val="center"/>
+          </w:tcPr>
+          <w:p>
+            <w:pPr>
+              <w:spacing w:before="0" w:after="0" w:line="269" w:lineRule="auto"/>
+              <w:jc w:val="left"/>
+              <w:rPr>
+                <w:rFonts w:hint="eastAsia" w:ascii="宋体" w:hAnsi="宋体" w:eastAsia="宋体" w:cs="宋体"/>
+                <w:color w:val="000000"/>
+                <w:sz w:val="18"/>
+                <w:szCs w:val="18"/>
+                <w:lang w:val="en-US" w:eastAsia="zh-CN"/>
+              </w:rPr>
+            </w:pPr>
+            <w:r>
+              <w:rPr>
+                <w:rFonts w:hint="eastAsia" w:ascii="宋体" w:hAnsi="宋体" w:eastAsia="宋体" w:cs="宋体"/>
+                <w:color w:val="000000"/>
+                <w:sz w:val="18"/>
+                <w:szCs w:val="18"/>
+                <w:lang w:val="en-US" w:eastAsia="zh-CN"/>
+              </w:rPr>
+              <w:t xml:space="preserve">1</w:t>
+            </w:r>
+          </w:p>
+        </w:tc>
+        <w:tc>
+          <w:tcPr>
+            <w:tcW w:w="960" w:type="dxa"/>
+            <w:tcMar>
+              <w:top w:w="100" w:type="dxa"/>
+              <w:left w:w="60" w:type="dxa"/>
+              <w:bottom w:w="100" w:type="dxa"/>
+              <w:right w:w="60" w:type="dxa"/>
+            </w:tcMar>
+            <w:vAlign w:val="center"/>
+          </w:tcPr>
+          <w:p>
+            <w:pPr>
+              <w:spacing w:before="0" w:after="0" w:line="269" w:lineRule="auto"/>
+              <w:jc w:val="left"/>
+              <w:rPr>
+                <w:rFonts w:hint="eastAsia" w:ascii="宋体" w:hAnsi="宋体" w:eastAsia="宋体" w:cs="宋体"/>
+                <w:color w:val="000000"/>
+                <w:sz w:val="18"/>
+                <w:szCs w:val="18"/>
+                <w:lang w:val="en-US" w:eastAsia="zh-CN"/>
+              </w:rPr>
+            </w:pPr>
+            <w:r>
+              <w:rPr>
+                <w:rFonts w:hint="eastAsia" w:ascii="宋体" w:hAnsi="宋体" w:eastAsia="宋体" w:cs="宋体"/>
+                <w:color w:val="000000"/>
+                <w:sz w:val="18"/>
+                <w:szCs w:val="18"/>
+                <w:lang w:val="en-US" w:eastAsia="zh-CN"/>
+              </w:rPr>
+              <w:t xml:space="preserve">20,000</w:t>
+            </w:r>
+          </w:p>
+        </w:tc>
+        <w:tc>
+          <w:tcPr>
+            <w:tcW w:w="1008" w:type="dxa"/>
+            <w:tcMar>
+              <w:top w:w="100" w:type="dxa"/>
+              <w:left w:w="60" w:type="dxa"/>
+              <w:bottom w:w="100" w:type="dxa"/>
+              <w:right w:w="60" w:type="dxa"/>
+            </w:tcMar>
+            <w:vAlign w:val="center"/>
+          </w:tcPr>
+          <w:p>
+            <w:pPr>
+              <w:spacing w:before="0" w:after="0" w:line="269" w:lineRule="auto"/>
+              <w:jc w:val="left"/>
+              <w:rPr>
+                <w:rFonts w:hint="eastAsia" w:ascii="宋体" w:hAnsi="宋体" w:eastAsia="宋体" w:cs="宋体"/>
+                <w:color w:val="000000"/>
+                <w:sz w:val="18"/>
+                <w:szCs w:val="18"/>
+                <w:lang w:val="en-US" w:eastAsia="zh-CN"/>
+              </w:rPr>
+            </w:pPr>
+            <w:r>
+              <w:rPr>
+                <w:rFonts w:hint="eastAsia" w:ascii="宋体" w:hAnsi="宋体" w:eastAsia="宋体" w:cs="宋体"/>
+                <w:color w:val="000000"/>
+                <w:sz w:val="18"/>
+                <w:szCs w:val="18"/>
+                <w:lang w:val="en-US" w:eastAsia="zh-CN"/>
+              </w:rPr>
+              <w:t xml:space="preserve">20,000</w:t>
+            </w:r>
+          </w:p>
+        </w:tc>
+        <w:tc>
+          <w:tcPr>
+            <w:tcW w:w="914" w:type="dxa"/>
+            <w:tcMar>
+              <w:top w:w="100" w:type="dxa"/>
+              <w:left w:w="60" w:type="dxa"/>
+              <w:bottom w:w="100" w:type="dxa"/>
+              <w:right w:w="60" w:type="dxa"/>
+            </w:tcMar>
+            <w:vAlign w:val="center"/>
+          </w:tcPr>
+          <w:p>
+            <w:pPr>
+              <w:spacing w:before="0" w:after="0" w:line="269" w:lineRule="auto"/>
+              <w:jc w:val="left"/>
+              <w:rPr>
+                <w:rFonts w:hint="eastAsia" w:ascii="宋体" w:hAnsi="宋体" w:eastAsia="宋体" w:cs="宋体"/>
+                <w:color w:val="000000"/>
+                <w:sz w:val="18"/>
+                <w:szCs w:val="18"/>
+                <w:lang w:val="en-US" w:eastAsia="zh-CN"/>
+              </w:rPr>
+            </w:pPr>
+            <w:r>
+              <w:rPr>
+                <w:rFonts w:hint="eastAsia" w:ascii="宋体" w:hAnsi="宋体" w:eastAsia="宋体" w:cs="宋体"/>
+                <w:color w:val="000000"/>
+                <w:sz w:val="18"/>
+                <w:szCs w:val="18"/>
+                <w:lang w:val="en-US" w:eastAsia="zh-CN"/>
+              </w:rPr>
+              <w:t xml:space="preserve"/>
+            </w:r>
+          </w:p>
+        </w:tc>
+      </w:tr>
+      <w:tr>
+        <w:trPr>
+          <w:cantSplit/>
+          <w:jc w:val="center"/>
+        </w:trPr>
+        <w:tc>
+          <w:tcPr>
+            <w:tcW w:w="672" w:type="dxa"/>
+            <w:tcMar>
+              <w:top w:w="100" w:type="dxa"/>
+              <w:left w:w="60" w:type="dxa"/>
+              <w:bottom w:w="100" w:type="dxa"/>
+              <w:right w:w="60" w:type="dxa"/>
+            </w:tcMar>
+            <w:vAlign w:val="center"/>
+          </w:tcPr>
+          <w:p>
+            <w:pPr>
+              <w:spacing w:before="0" w:after="0" w:line="269" w:lineRule="auto"/>
+              <w:jc w:val="center"/>
+              <w:rPr>
+                <w:rFonts w:hint="eastAsia" w:ascii="宋体" w:hAnsi="宋体" w:eastAsia="宋体" w:cs="宋体"/>
+                <w:color w:val="000000"/>
+                <w:sz w:val="18"/>
+                <w:szCs w:val="18"/>
+                <w:lang w:val="en-US" w:eastAsia="zh-CN"/>
+              </w:rPr>
+            </w:pPr>
+            <w:r>
+              <w:rPr>
+                <w:rFonts w:hint="eastAsia" w:ascii="宋体" w:hAnsi="宋体" w:eastAsia="宋体" w:cs="宋体"/>
+                <w:color w:val="000000"/>
+                <w:sz w:val="18"/>
+                <w:szCs w:val="18"/>
+                <w:lang w:val="en-US" w:eastAsia="zh-CN"/>
+              </w:rPr>
+              <w:t xml:space="preserve">实施服务</w:t>
+            </w:r>
+          </w:p>
+        </w:tc>
+        <w:tc>
+          <w:tcPr>
+            <w:tcW w:w="480" w:type="dxa"/>
+            <w:tcMar>
+              <w:top w:w="100" w:type="dxa"/>
+              <w:left w:w="60" w:type="dxa"/>
+              <w:bottom w:w="100" w:type="dxa"/>
+              <w:right w:w="60" w:type="dxa"/>
+            </w:tcMar>
+            <w:vAlign w:val="center"/>
+          </w:tcPr>
+          <w:p>
+            <w:pPr>
+              <w:spacing w:before="0" w:after="0" w:line="269" w:lineRule="auto"/>
+              <w:jc w:val="left"/>
+              <w:rPr>
+                <w:rFonts w:hint="eastAsia" w:ascii="宋体" w:hAnsi="宋体" w:eastAsia="宋体" w:cs="宋体"/>
+                <w:color w:val="000000"/>
+                <w:sz w:val="18"/>
+                <w:szCs w:val="18"/>
+                <w:lang w:val="en-US" w:eastAsia="zh-CN"/>
+              </w:rPr>
+            </w:pPr>
+            <w:r>
+              <w:rPr>
+                <w:rFonts w:hint="eastAsia" w:ascii="宋体" w:hAnsi="宋体" w:eastAsia="宋体" w:cs="宋体"/>
+                <w:color w:val="000000"/>
+                <w:sz w:val="18"/>
+                <w:szCs w:val="18"/>
+                <w:lang w:val="en-US" w:eastAsia="zh-CN"/>
+              </w:rPr>
+              <w:t xml:space="preserve">23</w:t>
+            </w:r>
+          </w:p>
+        </w:tc>
+        <w:tc>
+          <w:tcPr>
+            <w:tcW w:w="912" w:type="dxa"/>
+            <w:tcMar>
+              <w:top w:w="100" w:type="dxa"/>
+              <w:left w:w="60" w:type="dxa"/>
+              <w:bottom w:w="100" w:type="dxa"/>
+              <w:right w:w="60" w:type="dxa"/>
+            </w:tcMar>
+            <w:vAlign w:val="center"/>
+          </w:tcPr>
+          <w:p>
+            <w:pPr>
+              <w:spacing w:before="0" w:after="0" w:line="269" w:lineRule="auto"/>
+              <w:jc w:val="left"/>
+              <w:rPr>
+                <w:rFonts w:hint="eastAsia" w:ascii="宋体" w:hAnsi="宋体" w:eastAsia="宋体" w:cs="宋体"/>
+                <w:color w:val="000000"/>
+                <w:sz w:val="18"/>
+                <w:szCs w:val="18"/>
+                <w:lang w:val="en-US" w:eastAsia="zh-CN"/>
+              </w:rPr>
+            </w:pPr>
+            <w:r>
+              <w:rPr>
+                <w:rFonts w:hint="eastAsia" w:ascii="宋体" w:hAnsi="宋体" w:eastAsia="宋体" w:cs="宋体"/>
+                <w:color w:val="000000"/>
+                <w:sz w:val="18"/>
+                <w:szCs w:val="18"/>
+                <w:lang w:val="en-US" w:eastAsia="zh-CN"/>
+              </w:rPr>
+              <w:t xml:space="preserve">培训服务</w:t>
+            </w:r>
+          </w:p>
+        </w:tc>
+        <w:tc>
+          <w:tcPr>
+            <w:tcW w:w="2400" w:type="dxa"/>
+            <w:tcMar>
+              <w:top w:w="100" w:type="dxa"/>
+              <w:left w:w="60" w:type="dxa"/>
+              <w:bottom w:w="100" w:type="dxa"/>
+              <w:right w:w="60" w:type="dxa"/>
+            </w:tcMar>
+            <w:vAlign w:val="center"/>
+          </w:tcPr>
+          <w:p>
+            <w:pPr>
+              <w:spacing w:before="0" w:after="0" w:line="269" w:lineRule="auto"/>
+              <w:jc w:val="left"/>
+              <w:rPr>
+                <w:rFonts w:hint="eastAsia" w:ascii="宋体" w:hAnsi="宋体" w:eastAsia="宋体" w:cs="宋体"/>
+                <w:color w:val="000000"/>
+                <w:sz w:val="18"/>
+                <w:szCs w:val="18"/>
+                <w:lang w:val="en-US" w:eastAsia="zh-CN"/>
+              </w:rPr>
+            </w:pPr>
+            <w:r>
+              <w:rPr>
+                <w:rFonts w:hint="eastAsia" w:ascii="宋体" w:hAnsi="宋体" w:eastAsia="宋体" w:cs="宋体"/>
+                <w:color w:val="000000"/>
+                <w:sz w:val="18"/>
+                <w:szCs w:val="18"/>
+                <w:lang w:val="en-US" w:eastAsia="zh-CN"/>
+              </w:rPr>
+              <w:t xml:space="preserve">面向委托前台人员、试验人员与管理人员的操作培训</w:t>
+            </w:r>
+          </w:p>
+        </w:tc>
+        <w:tc>
+          <w:tcPr>
+            <w:tcW w:w="432" w:type="dxa"/>
+            <w:tcMar>
+              <w:top w:w="100" w:type="dxa"/>
+              <w:left w:w="60" w:type="dxa"/>
+              <w:bottom w:w="100" w:type="dxa"/>
+              <w:right w:w="60" w:type="dxa"/>
+            </w:tcMar>
+            <w:vAlign w:val="center"/>
+          </w:tcPr>
+          <w:p>
+            <w:pPr>
+              <w:spacing w:before="0" w:after="0" w:line="269" w:lineRule="auto"/>
+              <w:jc w:val="left"/>
+              <w:rPr>
+                <w:rFonts w:hint="eastAsia" w:ascii="宋体" w:hAnsi="宋体" w:eastAsia="宋体" w:cs="宋体"/>
+                <w:color w:val="000000"/>
+                <w:sz w:val="18"/>
+                <w:szCs w:val="18"/>
+                <w:lang w:val="en-US" w:eastAsia="zh-CN"/>
+              </w:rPr>
+            </w:pPr>
+            <w:r>
+              <w:rPr>
+                <w:rFonts w:hint="eastAsia" w:ascii="宋体" w:hAnsi="宋体" w:eastAsia="宋体" w:cs="宋体"/>
+                <w:color w:val="000000"/>
+                <w:sz w:val="18"/>
+                <w:szCs w:val="18"/>
+                <w:lang w:val="en-US" w:eastAsia="zh-CN"/>
+              </w:rPr>
+              <w:t xml:space="preserve">次</w:t>
+            </w:r>
+          </w:p>
+        </w:tc>
+        <w:tc>
+          <w:tcPr>
+            <w:tcW w:w="528" w:type="dxa"/>
+            <w:tcMar>
+              <w:top w:w="100" w:type="dxa"/>
+              <w:left w:w="60" w:type="dxa"/>
+              <w:bottom w:w="100" w:type="dxa"/>
+              <w:right w:w="60" w:type="dxa"/>
+            </w:tcMar>
+            <w:vAlign w:val="center"/>
+          </w:tcPr>
+          <w:p>
+            <w:pPr>
+              <w:spacing w:before="0" w:after="0" w:line="269" w:lineRule="auto"/>
+              <w:jc w:val="left"/>
+              <w:rPr>
+                <w:rFonts w:hint="eastAsia" w:ascii="宋体" w:hAnsi="宋体" w:eastAsia="宋体" w:cs="宋体"/>
+                <w:color w:val="000000"/>
+                <w:sz w:val="18"/>
+                <w:szCs w:val="18"/>
+                <w:lang w:val="en-US" w:eastAsia="zh-CN"/>
+              </w:rPr>
+            </w:pPr>
+            <w:r>
+              <w:rPr>
+                <w:rFonts w:hint="eastAsia" w:ascii="宋体" w:hAnsi="宋体" w:eastAsia="宋体" w:cs="宋体"/>
+                <w:color w:val="000000"/>
+                <w:sz w:val="18"/>
+                <w:szCs w:val="18"/>
+                <w:lang w:val="en-US" w:eastAsia="zh-CN"/>
+              </w:rPr>
+              <w:t xml:space="preserve">2</w:t>
+            </w:r>
+          </w:p>
+        </w:tc>
+        <w:tc>
+          <w:tcPr>
+            <w:tcW w:w="960" w:type="dxa"/>
+            <w:tcMar>
+              <w:top w:w="100" w:type="dxa"/>
+              <w:left w:w="60" w:type="dxa"/>
+              <w:bottom w:w="100" w:type="dxa"/>
+              <w:right w:w="60" w:type="dxa"/>
+            </w:tcMar>
+            <w:vAlign w:val="center"/>
+          </w:tcPr>
+          <w:p>
+            <w:pPr>
+              <w:spacing w:before="0" w:after="0" w:line="269" w:lineRule="auto"/>
+              <w:jc w:val="left"/>
+              <w:rPr>
+                <w:rFonts w:hint="eastAsia" w:ascii="宋体" w:hAnsi="宋体" w:eastAsia="宋体" w:cs="宋体"/>
+                <w:color w:val="000000"/>
+                <w:sz w:val="18"/>
+                <w:szCs w:val="18"/>
+                <w:lang w:val="en-US" w:eastAsia="zh-CN"/>
+              </w:rPr>
+            </w:pPr>
+            <w:r>
+              <w:rPr>
+                <w:rFonts w:hint="eastAsia" w:ascii="宋体" w:hAnsi="宋体" w:eastAsia="宋体" w:cs="宋体"/>
+                <w:color w:val="000000"/>
+                <w:sz w:val="18"/>
+                <w:szCs w:val="18"/>
+                <w:lang w:val="en-US" w:eastAsia="zh-CN"/>
+              </w:rPr>
+              <w:t xml:space="preserve">5,000</w:t>
+            </w:r>
+          </w:p>
+        </w:tc>
+        <w:tc>
+          <w:tcPr>
+            <w:tcW w:w="1008" w:type="dxa"/>
+            <w:tcMar>
+              <w:top w:w="100" w:type="dxa"/>
+              <w:left w:w="60" w:type="dxa"/>
+              <w:bottom w:w="100" w:type="dxa"/>
+              <w:right w:w="60" w:type="dxa"/>
+            </w:tcMar>
+            <w:vAlign w:val="center"/>
+          </w:tcPr>
+          <w:p>
+            <w:pPr>
+              <w:spacing w:before="0" w:after="0" w:line="269" w:lineRule="auto"/>
+              <w:jc w:val="left"/>
+              <w:rPr>
+                <w:rFonts w:hint="eastAsia" w:ascii="宋体" w:hAnsi="宋体" w:eastAsia="宋体" w:cs="宋体"/>
+                <w:color w:val="000000"/>
+                <w:sz w:val="18"/>
+                <w:szCs w:val="18"/>
+                <w:lang w:val="en-US" w:eastAsia="zh-CN"/>
+              </w:rPr>
+            </w:pPr>
+            <w:r>
+              <w:rPr>
+                <w:rFonts w:hint="eastAsia" w:ascii="宋体" w:hAnsi="宋体" w:eastAsia="宋体" w:cs="宋体"/>
+                <w:color w:val="000000"/>
+                <w:sz w:val="18"/>
+                <w:szCs w:val="18"/>
+                <w:lang w:val="en-US" w:eastAsia="zh-CN"/>
+              </w:rPr>
+              <w:t xml:space="preserve">10,000</w:t>
+            </w:r>
+          </w:p>
+        </w:tc>
+        <w:tc>
+          <w:tcPr>
+            <w:tcW w:w="914" w:type="dxa"/>
+            <w:tcMar>
+              <w:top w:w="100" w:type="dxa"/>
+              <w:left w:w="60" w:type="dxa"/>
+              <w:bottom w:w="100" w:type="dxa"/>
+              <w:right w:w="60" w:type="dxa"/>
+            </w:tcMar>
+            <w:vAlign w:val="center"/>
+          </w:tcPr>
+          <w:p>
+            <w:pPr>
+              <w:spacing w:before="0" w:after="0" w:line="269" w:lineRule="auto"/>
+              <w:jc w:val="left"/>
+              <w:rPr>
+                <w:rFonts w:hint="eastAsia" w:ascii="宋体" w:hAnsi="宋体" w:eastAsia="宋体" w:cs="宋体"/>
+                <w:color w:val="000000"/>
+                <w:sz w:val="18"/>
+                <w:szCs w:val="18"/>
+                <w:lang w:val="en-US" w:eastAsia="zh-CN"/>
+              </w:rPr>
+            </w:pPr>
+            <w:r>
+              <w:rPr>
+                <w:rFonts w:hint="eastAsia" w:ascii="宋体" w:hAnsi="宋体" w:eastAsia="宋体" w:cs="宋体"/>
+                <w:color w:val="000000"/>
+                <w:sz w:val="18"/>
+                <w:szCs w:val="18"/>
+                <w:lang w:val="en-US" w:eastAsia="zh-CN"/>
+              </w:rPr>
+              <w:t xml:space="preserve"/>
+            </w:r>
+          </w:p>
+        </w:tc>
+      </w:tr>
+      <w:tr>
+        <w:trPr>
+          <w:cantSplit/>
+          <w:jc w:val="center"/>
+        </w:trPr>
+        <w:tc>
+          <w:tcPr>
+            <w:tcW w:w="672" w:type="dxa"/>
+            <w:tcMar>
+              <w:top w:w="100" w:type="dxa"/>
+              <w:left w:w="60" w:type="dxa"/>
+              <w:bottom w:w="100" w:type="dxa"/>
+              <w:right w:w="60" w:type="dxa"/>
+            </w:tcMar>
+            <w:vAlign w:val="center"/>
+          </w:tcPr>
+          <w:p>
+            <w:pPr>
+              <w:spacing w:before="0" w:after="0" w:line="269" w:lineRule="auto"/>
+              <w:jc w:val="center"/>
+              <w:rPr>
+                <w:rFonts w:hint="eastAsia" w:ascii="宋体" w:hAnsi="宋体" w:eastAsia="宋体" w:cs="宋体"/>
+                <w:color w:val="000000"/>
+                <w:sz w:val="18"/>
+                <w:szCs w:val="18"/>
+                <w:lang w:val="en-US" w:eastAsia="zh-CN"/>
+              </w:rPr>
+            </w:pPr>
+            <w:r>
+              <w:rPr>
+                <w:rFonts w:hint="eastAsia" w:ascii="宋体" w:hAnsi="宋体" w:eastAsia="宋体" w:cs="宋体"/>
+                <w:color w:val="000000"/>
+                <w:sz w:val="18"/>
+                <w:szCs w:val="18"/>
+                <w:lang w:val="en-US" w:eastAsia="zh-CN"/>
+              </w:rPr>
               <w:t xml:space="preserve">软件小计</w:t>
             </w:r>
           </w:p>
@@ -10791,7 +11228,7 @@
                 <w:szCs w:val="18"/>
                 <w:lang w:val="en-US" w:eastAsia="zh-CN"/>
               </w:rPr>
-              <w:t xml:space="preserve">556,000</w:t>
+              <w:t xml:space="preserve">516,000</w:t>
             </w:r>
           </w:p>
         </w:tc>

--- a/浦江/c-浦江网联试验室智能化提升项目（三期）详细报价.docx
+++ b/浦江/c-浦江网联试验室智能化提升项目（三期）详细报价.docx
@@ -3280,7 +3280,7 @@
                 <w:szCs w:val="18"/>
                 <w:lang w:val="en-US" w:eastAsia="zh-CN"/>
               </w:rPr>
-              <w:t xml:space="preserve">扫码预委托小程序</w:t>
+              <w:t xml:space="preserve">扫码预委托App</w:t>
             </w:r>
           </w:p>
         </w:tc>
@@ -3315,7 +3315,7 @@
                 <w:szCs w:val="18"/>
                 <w:lang w:val="en-US" w:eastAsia="zh-CN"/>
               </w:rPr>
-              <w:t xml:space="preserve">小程序端委托填报，支持历史信息自动带出、纸质委托单拍照上传与委托记录查询</w:t>
+              <w:t xml:space="preserve">App端委托填报，支持历史信息自动带出、纸质委托单拍照上传与委托记录查询</w:t>
             </w:r>
           </w:p>
         </w:tc>
@@ -3957,7 +3957,7 @@
                 <w:szCs w:val="18"/>
                 <w:lang w:val="en-US" w:eastAsia="zh-CN"/>
               </w:rPr>
-              <w:t xml:space="preserve">按受理、检测、报告出具等节点通过小程序或短信推送进度</w:t>
+              <w:t xml:space="preserve">按受理、检测、报告出具等节点通过App或短信推送进度</w:t>
             </w:r>
           </w:p>
         </w:tc>
